--- a/Report Draft/Chapter4-Results.docx
+++ b/Report Draft/Chapter4-Results.docx
@@ -42,7 +42,7 @@
         <w:jc w:val="both"/>
       </w:pPr>
       <w:r>
-        <w:t xml:space="preserve">This chapter reports what the method of Chapter 3 returns when its data interface is instantiated on a single equity index. The thirteen ranked specifications of Appendix C.2 — four econometric baselines and nine network variants — are scored on one held-out block of 784 trading days under the losses and tests of Section 3.7, with QLIKE primary throughout and every conditional statistic bucketed on the state known at the forecast origin. Two further specifications, the auxiliary-feature ablation and the retransformed quantile forecast, are reported apart from that board for the reasons Sections 3.4 and 3.5 give.</w:t>
+        <w:t xml:space="preserve">This chapter reports what the method of Chapter 3 returns on a single equity index. The thirteen specifications of Appendix C.2 are scored on one held-out block of 784 trading days under the losses and tests of Section 3.7, QLIKE primary, every conditional statistic bucketed on the state known at the forecast origin.</w:t>
       </w:r>
     </w:p>
     <w:p>
@@ -51,7 +51,7 @@
         <w:jc w:val="both"/>
       </w:pPr>
       <w:r>
-        <w:t xml:space="preserve">Four findings follow, and the first disciplines the rest. The network specifications lower pooled QLIKE against HAR-RV by roughly five per cent, but the difference is not significant and the Model Confidence Set retains HAR-RV; what the set excludes decisively is the entire conditional-variance family. Regime conditioning does not lower average loss so much as relocate the advantage, which concentrates in the transitional state and is significant only there. The prediction intervals under-cover at both nominal levels, and their width does not adapt to the market state. And the result survives a change of index within the US session while failing to survive a change of market.</w:t>
+        <w:t xml:space="preserve">Four findings follow, the first disciplining the rest. The networks lower pooled QLIKE against HAR-RV by up to 5.4 per cent, but the difference is not significant and the Model Confidence Set retains HAR-RV, excluding the conditional-variance family instead. Regime conditioning relocates the advantage rather than lowering average loss, concentrating it in the transitional state. The intervals under-cover at both nominal levels and their width does not adapt to the state. The result survives a change of index within the US session but not a change of market.</w:t>
       </w:r>
     </w:p>
     <w:p>
@@ -77,7 +77,7 @@
         <w:jc w:val="both"/>
       </w:pPr>
       <w:r>
-        <w:t xml:space="preserve">The series used to validate the method is the five-minute realised variance of the S&amp;P 500 published by the Oxford-Man Realized Library (Heber et al., 2009), constructed as the sum of squared intraday returns in the sense of Andersen et al. (2003). It was selected because it satisfies the requirements of Section 3.2 rather than because it was to hand: its sampling grid is fixed at five minutes and documented, the compromise between discretisation error and microstructure noise that Liu, Patton and Sheppard (2015) identify as conventional; the measure is strictly positive on every day it covers, so the logarithm each network is estimated on is defined throughout; and daily open and close prices for the same index are available over an identical calendar, so the open-to-close return the baselines and the networks take is matched to the session the target measures.</w:t>
+        <w:t xml:space="preserve">The validation series is the five-minute realised variance of the S&amp;P 500 from the Oxford-Man Realized Library (Heber et al., 2009), constructed in the sense of Andersen et al. (2003). It meets every requirement of Section 3.2: a fixed five-minute grid, the compromise Liu, Patton and Sheppard (2015) identify as conventional; a strictly positive measure, so the logarithm is defined throughout; and open and close prices matched to the session the target measures.</w:t>
       </w:r>
     </w:p>
     <w:p>
@@ -86,916 +86,7 @@
         <w:jc w:val="both"/>
       </w:pPr>
       <w:r>
-        <w:t xml:space="preserve">Table 4.1 records the resulting sample. The library's coverage of the index runs from 3 January 2000 to 25 February 2022, the date of its discontinuation, which is what fixes the end of the study period. Twenty-two days are consumed by the warm-up Section 3.2 requires, the twenty-two-day monthly aggregate being the longest, and none is lost to the calendar join, the realised measure and the daily prices sharing one trading calendar. Applying the split rule of Section 3.6 to the remaining 5,530 days gives 3,993 training days to the end of 2015, 753 validation days across 2016 to 2018, and a test block of 784 days from 2 January 2019 to 25 February 2022.</w:t>
-      </w:r>
-    </w:p>
-    <w:p>
-      <w:pPr>
-        <w:pStyle w:val="Caption"/>
-      </w:pPr>
-      <w:r>
-        <w:t xml:space="preserve">Table 4.1  The series used to validate the method, and how its 5,530 modelling days divide. The split rule is Section 3.6's; the counts are what applying it to this series returns.</w:t>
-      </w:r>
-    </w:p>
-    <w:tbl>
-      <w:tblPr>
-        <w:tblW w:type="dxa" w:w="9026"/>
-        <w:tblBorders>
-          <w:top w:val="single" w:color="auto" w:sz="4"/>
-          <w:left w:val="single" w:color="auto" w:sz="4"/>
-          <w:bottom w:val="single" w:color="auto" w:sz="4"/>
-          <w:right w:val="single" w:color="auto" w:sz="4"/>
-          <w:insideH w:val="single" w:color="auto" w:sz="4"/>
-          <w:insideV w:val="single" w:color="auto" w:sz="4"/>
-        </w:tblBorders>
-      </w:tblPr>
-      <w:tblGrid>
-        <w:gridCol w:w="2600"/>
-        <w:gridCol w:w="6426"/>
-      </w:tblGrid>
-      <w:tr>
-        <w:trPr>
-          <w:cantSplit/>
-          <w:tblHeader/>
-        </w:trPr>
-        <w:tc>
-          <w:tcPr>
-            <w:tcW w:type="dxa" w:w="2600"/>
-            <w:tcBorders>
-              <w:top w:val="single" w:color="111111" w:sz="4"/>
-              <w:left w:val="none" w:color="FFFFFF" w:sz="0"/>
-              <w:bottom w:val="single" w:color="111111" w:sz="4"/>
-              <w:right w:val="none" w:color="FFFFFF" w:sz="0"/>
-            </w:tcBorders>
-            <w:shd w:fill="F2F2F2" w:color="auto" w:val="clear"/>
-            <w:tcMar>
-              <w:top w:type="dxa" w:w="70"/>
-              <w:left w:type="dxa" w:w="110"/>
-              <w:bottom w:type="dxa" w:w="70"/>
-              <w:right w:type="dxa" w:w="110"/>
-            </w:tcMar>
-          </w:tcPr>
-          <w:p>
-            <w:pPr>
-              <w:spacing w:after="0" w:line="260"/>
-            </w:pPr>
-            <w:r>
-              <w:rPr>
-                <w:rFonts w:ascii="Calibri" w:cs="Calibri" w:eastAsia="Calibri" w:hAnsi="Calibri"/>
-                <w:b/>
-                <w:bCs/>
-                <w:color w:val="111111"/>
-                <w:sz w:val="19"/>
-                <w:szCs w:val="19"/>
-              </w:rPr>
-              <w:t xml:space="preserve">Property</w:t>
-            </w:r>
-          </w:p>
-        </w:tc>
-        <w:tc>
-          <w:tcPr>
-            <w:tcW w:type="dxa" w:w="6426"/>
-            <w:tcBorders>
-              <w:top w:val="single" w:color="111111" w:sz="4"/>
-              <w:left w:val="none" w:color="FFFFFF" w:sz="0"/>
-              <w:bottom w:val="single" w:color="111111" w:sz="4"/>
-              <w:right w:val="none" w:color="FFFFFF" w:sz="0"/>
-            </w:tcBorders>
-            <w:shd w:fill="F2F2F2" w:color="auto" w:val="clear"/>
-            <w:tcMar>
-              <w:top w:type="dxa" w:w="70"/>
-              <w:left w:type="dxa" w:w="110"/>
-              <w:bottom w:type="dxa" w:w="70"/>
-              <w:right w:type="dxa" w:w="110"/>
-            </w:tcMar>
-          </w:tcPr>
-          <w:p>
-            <w:pPr>
-              <w:spacing w:after="0" w:line="260"/>
-            </w:pPr>
-            <w:r>
-              <w:rPr>
-                <w:rFonts w:ascii="Calibri" w:cs="Calibri" w:eastAsia="Calibri" w:hAnsi="Calibri"/>
-                <w:b/>
-                <w:bCs/>
-                <w:color w:val="111111"/>
-                <w:sz w:val="19"/>
-                <w:szCs w:val="19"/>
-              </w:rPr>
-              <w:t xml:space="preserve">Value</w:t>
-            </w:r>
-          </w:p>
-        </w:tc>
-      </w:tr>
-      <w:tr>
-        <w:trPr>
-          <w:cantSplit/>
-          <w:tblHeader w:val="false"/>
-        </w:trPr>
-        <w:tc>
-          <w:tcPr>
-            <w:tcW w:type="dxa" w:w="2600"/>
-            <w:tcBorders>
-              <w:top w:val="none" w:color="FFFFFF" w:sz="0"/>
-              <w:left w:val="none" w:color="FFFFFF" w:sz="0"/>
-              <w:bottom w:val="single" w:color="BFBFBF" w:sz="4"/>
-              <w:right w:val="none" w:color="FFFFFF" w:sz="0"/>
-            </w:tcBorders>
-            <w:tcMar>
-              <w:top w:type="dxa" w:w="70"/>
-              <w:left w:type="dxa" w:w="110"/>
-              <w:bottom w:type="dxa" w:w="70"/>
-              <w:right w:type="dxa" w:w="110"/>
-            </w:tcMar>
-          </w:tcPr>
-          <w:p>
-            <w:pPr>
-              <w:spacing w:after="0" w:line="260"/>
-            </w:pPr>
-            <w:r>
-              <w:rPr>
-                <w:rFonts w:ascii="Calibri" w:cs="Calibri" w:eastAsia="Calibri" w:hAnsi="Calibri"/>
-                <w:b w:val="false"/>
-                <w:bCs w:val="false"/>
-                <w:color w:val="444444"/>
-                <w:sz w:val="19"/>
-                <w:szCs w:val="19"/>
-              </w:rPr>
-              <w:t xml:space="preserve">Target series</w:t>
-            </w:r>
-          </w:p>
-        </w:tc>
-        <w:tc>
-          <w:tcPr>
-            <w:tcW w:type="dxa" w:w="6426"/>
-            <w:tcBorders>
-              <w:top w:val="none" w:color="FFFFFF" w:sz="0"/>
-              <w:left w:val="none" w:color="FFFFFF" w:sz="0"/>
-              <w:bottom w:val="single" w:color="BFBFBF" w:sz="4"/>
-              <w:right w:val="none" w:color="FFFFFF" w:sz="0"/>
-            </w:tcBorders>
-            <w:tcMar>
-              <w:top w:type="dxa" w:w="70"/>
-              <w:left w:type="dxa" w:w="110"/>
-              <w:bottom w:type="dxa" w:w="70"/>
-              <w:right w:type="dxa" w:w="110"/>
-            </w:tcMar>
-          </w:tcPr>
-          <w:p>
-            <w:pPr>
-              <w:spacing w:after="0" w:line="260"/>
-            </w:pPr>
-            <w:r>
-              <w:rPr>
-                <w:rFonts w:ascii="Calibri" w:cs="Calibri" w:eastAsia="Calibri" w:hAnsi="Calibri"/>
-                <w:b w:val="false"/>
-                <w:bCs w:val="false"/>
-                <w:color w:val="444444"/>
-                <w:sz w:val="19"/>
-                <w:szCs w:val="19"/>
-              </w:rPr>
-              <w:t xml:space="preserve">Oxford-Man Realized Library five-minute realised variance, S&amp;P 500</w:t>
-            </w:r>
-          </w:p>
-        </w:tc>
-      </w:tr>
-      <w:tr>
-        <w:trPr>
-          <w:cantSplit/>
-          <w:tblHeader w:val="false"/>
-        </w:trPr>
-        <w:tc>
-          <w:tcPr>
-            <w:tcW w:type="dxa" w:w="2600"/>
-            <w:tcBorders>
-              <w:top w:val="none" w:color="FFFFFF" w:sz="0"/>
-              <w:left w:val="none" w:color="FFFFFF" w:sz="0"/>
-              <w:bottom w:val="single" w:color="BFBFBF" w:sz="4"/>
-              <w:right w:val="none" w:color="FFFFFF" w:sz="0"/>
-            </w:tcBorders>
-            <w:tcMar>
-              <w:top w:type="dxa" w:w="70"/>
-              <w:left w:type="dxa" w:w="110"/>
-              <w:bottom w:type="dxa" w:w="70"/>
-              <w:right w:type="dxa" w:w="110"/>
-            </w:tcMar>
-          </w:tcPr>
-          <w:p>
-            <w:pPr>
-              <w:spacing w:after="0" w:line="260"/>
-            </w:pPr>
-            <w:r>
-              <w:rPr>
-                <w:rFonts w:ascii="Calibri" w:cs="Calibri" w:eastAsia="Calibri" w:hAnsi="Calibri"/>
-                <w:b w:val="false"/>
-                <w:bCs w:val="false"/>
-                <w:color w:val="444444"/>
-                <w:sz w:val="19"/>
-                <w:szCs w:val="19"/>
-              </w:rPr>
-              <w:t xml:space="preserve">Construction</w:t>
-            </w:r>
-          </w:p>
-        </w:tc>
-        <w:tc>
-          <w:tcPr>
-            <w:tcW w:type="dxa" w:w="6426"/>
-            <w:tcBorders>
-              <w:top w:val="none" w:color="FFFFFF" w:sz="0"/>
-              <w:left w:val="none" w:color="FFFFFF" w:sz="0"/>
-              <w:bottom w:val="single" w:color="BFBFBF" w:sz="4"/>
-              <w:right w:val="none" w:color="FFFFFF" w:sz="0"/>
-            </w:tcBorders>
-            <w:tcMar>
-              <w:top w:type="dxa" w:w="70"/>
-              <w:left w:type="dxa" w:w="110"/>
-              <w:bottom w:type="dxa" w:w="70"/>
-              <w:right w:type="dxa" w:w="110"/>
-            </w:tcMar>
-          </w:tcPr>
-          <w:p>
-            <w:pPr>
-              <w:spacing w:after="0" w:line="260"/>
-            </w:pPr>
-            <w:r>
-              <w:rPr>
-                <w:rFonts w:ascii="Calibri" w:cs="Calibri" w:eastAsia="Calibri" w:hAnsi="Calibri"/>
-                <w:b w:val="false"/>
-                <w:bCs w:val="false"/>
-                <w:color w:val="444444"/>
-                <w:sz w:val="19"/>
-                <w:szCs w:val="19"/>
-              </w:rPr>
-              <w:t xml:space="preserve">Sum of squared five-minute intraday returns</w:t>
-            </w:r>
-          </w:p>
-        </w:tc>
-      </w:tr>
-      <w:tr>
-        <w:trPr>
-          <w:cantSplit/>
-          <w:tblHeader w:val="false"/>
-        </w:trPr>
-        <w:tc>
-          <w:tcPr>
-            <w:tcW w:type="dxa" w:w="2600"/>
-            <w:tcBorders>
-              <w:top w:val="none" w:color="FFFFFF" w:sz="0"/>
-              <w:left w:val="none" w:color="FFFFFF" w:sz="0"/>
-              <w:bottom w:val="single" w:color="BFBFBF" w:sz="4"/>
-              <w:right w:val="none" w:color="FFFFFF" w:sz="0"/>
-            </w:tcBorders>
-            <w:tcMar>
-              <w:top w:type="dxa" w:w="70"/>
-              <w:left w:type="dxa" w:w="110"/>
-              <w:bottom w:type="dxa" w:w="70"/>
-              <w:right w:type="dxa" w:w="110"/>
-            </w:tcMar>
-          </w:tcPr>
-          <w:p>
-            <w:pPr>
-              <w:spacing w:after="0" w:line="260"/>
-            </w:pPr>
-            <w:r>
-              <w:rPr>
-                <w:rFonts w:ascii="Calibri" w:cs="Calibri" w:eastAsia="Calibri" w:hAnsi="Calibri"/>
-                <w:b w:val="false"/>
-                <w:bCs w:val="false"/>
-                <w:color w:val="444444"/>
-                <w:sz w:val="19"/>
-                <w:szCs w:val="19"/>
-              </w:rPr>
-              <w:t xml:space="preserve">Auxiliary series</w:t>
-            </w:r>
-          </w:p>
-        </w:tc>
-        <w:tc>
-          <w:tcPr>
-            <w:tcW w:type="dxa" w:w="6426"/>
-            <w:tcBorders>
-              <w:top w:val="none" w:color="FFFFFF" w:sz="0"/>
-              <w:left w:val="none" w:color="FFFFFF" w:sz="0"/>
-              <w:bottom w:val="single" w:color="BFBFBF" w:sz="4"/>
-              <w:right w:val="none" w:color="FFFFFF" w:sz="0"/>
-            </w:tcBorders>
-            <w:tcMar>
-              <w:top w:type="dxa" w:w="70"/>
-              <w:left w:type="dxa" w:w="110"/>
-              <w:bottom w:type="dxa" w:w="70"/>
-              <w:right w:type="dxa" w:w="110"/>
-            </w:tcMar>
-          </w:tcPr>
-          <w:p>
-            <w:pPr>
-              <w:spacing w:after="0" w:line="260"/>
-            </w:pPr>
-            <w:r>
-              <w:rPr>
-                <w:rFonts w:ascii="Calibri" w:cs="Calibri" w:eastAsia="Calibri" w:hAnsi="Calibri"/>
-                <w:b w:val="false"/>
-                <w:bCs w:val="false"/>
-                <w:color w:val="444444"/>
-                <w:sz w:val="19"/>
-                <w:szCs w:val="19"/>
-              </w:rPr>
-              <w:t xml:space="preserve">S&amp;P 500 daily open and close, and the CBOE VIX, from Yahoo Finance</w:t>
-            </w:r>
-          </w:p>
-        </w:tc>
-      </w:tr>
-      <w:tr>
-        <w:trPr>
-          <w:cantSplit/>
-          <w:tblHeader w:val="false"/>
-        </w:trPr>
-        <w:tc>
-          <w:tcPr>
-            <w:tcW w:type="dxa" w:w="2600"/>
-            <w:tcBorders>
-              <w:top w:val="none" w:color="FFFFFF" w:sz="0"/>
-              <w:left w:val="none" w:color="FFFFFF" w:sz="0"/>
-              <w:bottom w:val="single" w:color="BFBFBF" w:sz="4"/>
-              <w:right w:val="none" w:color="FFFFFF" w:sz="0"/>
-            </w:tcBorders>
-            <w:tcMar>
-              <w:top w:type="dxa" w:w="70"/>
-              <w:left w:type="dxa" w:w="110"/>
-              <w:bottom w:type="dxa" w:w="70"/>
-              <w:right w:type="dxa" w:w="110"/>
-            </w:tcMar>
-          </w:tcPr>
-          <w:p>
-            <w:pPr>
-              <w:spacing w:after="0" w:line="260"/>
-            </w:pPr>
-            <w:r>
-              <w:rPr>
-                <w:rFonts w:ascii="Calibri" w:cs="Calibri" w:eastAsia="Calibri" w:hAnsi="Calibri"/>
-                <w:b w:val="false"/>
-                <w:bCs w:val="false"/>
-                <w:color w:val="444444"/>
-                <w:sz w:val="19"/>
-                <w:szCs w:val="19"/>
-              </w:rPr>
-              <w:t xml:space="preserve">Library coverage</w:t>
-            </w:r>
-          </w:p>
-        </w:tc>
-        <w:tc>
-          <w:tcPr>
-            <w:tcW w:type="dxa" w:w="6426"/>
-            <w:tcBorders>
-              <w:top w:val="none" w:color="FFFFFF" w:sz="0"/>
-              <w:left w:val="none" w:color="FFFFFF" w:sz="0"/>
-              <w:bottom w:val="single" w:color="BFBFBF" w:sz="4"/>
-              <w:right w:val="none" w:color="FFFFFF" w:sz="0"/>
-            </w:tcBorders>
-            <w:tcMar>
-              <w:top w:type="dxa" w:w="70"/>
-              <w:left w:type="dxa" w:w="110"/>
-              <w:bottom w:type="dxa" w:w="70"/>
-              <w:right w:type="dxa" w:w="110"/>
-            </w:tcMar>
-          </w:tcPr>
-          <w:p>
-            <w:pPr>
-              <w:spacing w:after="0" w:line="260"/>
-            </w:pPr>
-            <w:r>
-              <w:rPr>
-                <w:rFonts w:ascii="Calibri" w:cs="Calibri" w:eastAsia="Calibri" w:hAnsi="Calibri"/>
-                <w:b w:val="false"/>
-                <w:bCs w:val="false"/>
-                <w:color w:val="444444"/>
-                <w:sz w:val="19"/>
-                <w:szCs w:val="19"/>
-              </w:rPr>
-              <w:t xml:space="preserve">3 January 2000 to 25 February 2022, when the library was discontinued</w:t>
-            </w:r>
-          </w:p>
-        </w:tc>
-      </w:tr>
-      <w:tr>
-        <w:trPr>
-          <w:cantSplit/>
-          <w:tblHeader w:val="false"/>
-        </w:trPr>
-        <w:tc>
-          <w:tcPr>
-            <w:tcW w:type="dxa" w:w="2600"/>
-            <w:tcBorders>
-              <w:top w:val="none" w:color="FFFFFF" w:sz="0"/>
-              <w:left w:val="none" w:color="FFFFFF" w:sz="0"/>
-              <w:bottom w:val="single" w:color="BFBFBF" w:sz="4"/>
-              <w:right w:val="none" w:color="FFFFFF" w:sz="0"/>
-            </w:tcBorders>
-            <w:tcMar>
-              <w:top w:type="dxa" w:w="70"/>
-              <w:left w:type="dxa" w:w="110"/>
-              <w:bottom w:type="dxa" w:w="70"/>
-              <w:right w:type="dxa" w:w="110"/>
-            </w:tcMar>
-          </w:tcPr>
-          <w:p>
-            <w:pPr>
-              <w:spacing w:after="0" w:line="260"/>
-            </w:pPr>
-            <w:r>
-              <w:rPr>
-                <w:rFonts w:ascii="Calibri" w:cs="Calibri" w:eastAsia="Calibri" w:hAnsi="Calibri"/>
-                <w:b w:val="false"/>
-                <w:bCs w:val="false"/>
-                <w:color w:val="444444"/>
-                <w:sz w:val="19"/>
-                <w:szCs w:val="19"/>
-              </w:rPr>
-              <w:t xml:space="preserve">Observations in the library</w:t>
-            </w:r>
-          </w:p>
-        </w:tc>
-        <w:tc>
-          <w:tcPr>
-            <w:tcW w:type="dxa" w:w="6426"/>
-            <w:tcBorders>
-              <w:top w:val="none" w:color="FFFFFF" w:sz="0"/>
-              <w:left w:val="none" w:color="FFFFFF" w:sz="0"/>
-              <w:bottom w:val="single" w:color="BFBFBF" w:sz="4"/>
-              <w:right w:val="none" w:color="FFFFFF" w:sz="0"/>
-            </w:tcBorders>
-            <w:tcMar>
-              <w:top w:type="dxa" w:w="70"/>
-              <w:left w:type="dxa" w:w="110"/>
-              <w:bottom w:type="dxa" w:w="70"/>
-              <w:right w:type="dxa" w:w="110"/>
-            </w:tcMar>
-          </w:tcPr>
-          <w:p>
-            <w:pPr>
-              <w:spacing w:after="0" w:line="260"/>
-            </w:pPr>
-            <w:r>
-              <w:rPr>
-                <w:rFonts w:ascii="Calibri" w:cs="Calibri" w:eastAsia="Calibri" w:hAnsi="Calibri"/>
-                <w:b w:val="false"/>
-                <w:bCs w:val="false"/>
-                <w:color w:val="444444"/>
-                <w:sz w:val="19"/>
-                <w:szCs w:val="19"/>
-              </w:rPr>
-              <w:t xml:space="preserve">5,552</w:t>
-            </w:r>
-          </w:p>
-        </w:tc>
-      </w:tr>
-      <w:tr>
-        <w:trPr>
-          <w:cantSplit/>
-          <w:tblHeader w:val="false"/>
-        </w:trPr>
-        <w:tc>
-          <w:tcPr>
-            <w:tcW w:type="dxa" w:w="2600"/>
-            <w:tcBorders>
-              <w:top w:val="none" w:color="FFFFFF" w:sz="0"/>
-              <w:left w:val="none" w:color="FFFFFF" w:sz="0"/>
-              <w:bottom w:val="single" w:color="BFBFBF" w:sz="4"/>
-              <w:right w:val="none" w:color="FFFFFF" w:sz="0"/>
-            </w:tcBorders>
-            <w:tcMar>
-              <w:top w:type="dxa" w:w="70"/>
-              <w:left w:type="dxa" w:w="110"/>
-              <w:bottom w:type="dxa" w:w="70"/>
-              <w:right w:type="dxa" w:w="110"/>
-            </w:tcMar>
-          </w:tcPr>
-          <w:p>
-            <w:pPr>
-              <w:spacing w:after="0" w:line="260"/>
-            </w:pPr>
-            <w:r>
-              <w:rPr>
-                <w:rFonts w:ascii="Calibri" w:cs="Calibri" w:eastAsia="Calibri" w:hAnsi="Calibri"/>
-                <w:b w:val="false"/>
-                <w:bCs w:val="false"/>
-                <w:color w:val="444444"/>
-                <w:sz w:val="19"/>
-                <w:szCs w:val="19"/>
-              </w:rPr>
-              <w:t xml:space="preserve">Lost to the calendar join</w:t>
-            </w:r>
-          </w:p>
-        </w:tc>
-        <w:tc>
-          <w:tcPr>
-            <w:tcW w:type="dxa" w:w="6426"/>
-            <w:tcBorders>
-              <w:top w:val="none" w:color="FFFFFF" w:sz="0"/>
-              <w:left w:val="none" w:color="FFFFFF" w:sz="0"/>
-              <w:bottom w:val="single" w:color="BFBFBF" w:sz="4"/>
-              <w:right w:val="none" w:color="FFFFFF" w:sz="0"/>
-            </w:tcBorders>
-            <w:tcMar>
-              <w:top w:type="dxa" w:w="70"/>
-              <w:left w:type="dxa" w:w="110"/>
-              <w:bottom w:type="dxa" w:w="70"/>
-              <w:right w:type="dxa" w:w="110"/>
-            </w:tcMar>
-          </w:tcPr>
-          <w:p>
-            <w:pPr>
-              <w:spacing w:after="0" w:line="260"/>
-            </w:pPr>
-            <w:r>
-              <w:rPr>
-                <w:rFonts w:ascii="Calibri" w:cs="Calibri" w:eastAsia="Calibri" w:hAnsi="Calibri"/>
-                <w:b w:val="false"/>
-                <w:bCs w:val="false"/>
-                <w:color w:val="444444"/>
-                <w:sz w:val="19"/>
-                <w:szCs w:val="19"/>
-              </w:rPr>
-              <w:t xml:space="preserve">0</w:t>
-            </w:r>
-          </w:p>
-        </w:tc>
-      </w:tr>
-      <w:tr>
-        <w:trPr>
-          <w:cantSplit/>
-          <w:tblHeader w:val="false"/>
-        </w:trPr>
-        <w:tc>
-          <w:tcPr>
-            <w:tcW w:type="dxa" w:w="2600"/>
-            <w:tcBorders>
-              <w:top w:val="none" w:color="FFFFFF" w:sz="0"/>
-              <w:left w:val="none" w:color="FFFFFF" w:sz="0"/>
-              <w:bottom w:val="single" w:color="BFBFBF" w:sz="4"/>
-              <w:right w:val="none" w:color="FFFFFF" w:sz="0"/>
-            </w:tcBorders>
-            <w:tcMar>
-              <w:top w:type="dxa" w:w="70"/>
-              <w:left w:type="dxa" w:w="110"/>
-              <w:bottom w:type="dxa" w:w="70"/>
-              <w:right w:type="dxa" w:w="110"/>
-            </w:tcMar>
-          </w:tcPr>
-          <w:p>
-            <w:pPr>
-              <w:spacing w:after="0" w:line="260"/>
-            </w:pPr>
-            <w:r>
-              <w:rPr>
-                <w:rFonts w:ascii="Calibri" w:cs="Calibri" w:eastAsia="Calibri" w:hAnsi="Calibri"/>
-                <w:b w:val="false"/>
-                <w:bCs w:val="false"/>
-                <w:color w:val="444444"/>
-                <w:sz w:val="19"/>
-                <w:szCs w:val="19"/>
-              </w:rPr>
-              <w:t xml:space="preserve">Lost to the warm-up</w:t>
-            </w:r>
-          </w:p>
-        </w:tc>
-        <w:tc>
-          <w:tcPr>
-            <w:tcW w:type="dxa" w:w="6426"/>
-            <w:tcBorders>
-              <w:top w:val="none" w:color="FFFFFF" w:sz="0"/>
-              <w:left w:val="none" w:color="FFFFFF" w:sz="0"/>
-              <w:bottom w:val="single" w:color="BFBFBF" w:sz="4"/>
-              <w:right w:val="none" w:color="FFFFFF" w:sz="0"/>
-            </w:tcBorders>
-            <w:tcMar>
-              <w:top w:type="dxa" w:w="70"/>
-              <w:left w:type="dxa" w:w="110"/>
-              <w:bottom w:type="dxa" w:w="70"/>
-              <w:right w:type="dxa" w:w="110"/>
-            </w:tcMar>
-          </w:tcPr>
-          <w:p>
-            <w:pPr>
-              <w:spacing w:after="0" w:line="260"/>
-            </w:pPr>
-            <w:r>
-              <w:rPr>
-                <w:rFonts w:ascii="Calibri" w:cs="Calibri" w:eastAsia="Calibri" w:hAnsi="Calibri"/>
-                <w:b w:val="false"/>
-                <w:bCs w:val="false"/>
-                <w:color w:val="444444"/>
-                <w:sz w:val="19"/>
-                <w:szCs w:val="19"/>
-              </w:rPr>
-              <w:t xml:space="preserve">22</w:t>
-            </w:r>
-          </w:p>
-        </w:tc>
-      </w:tr>
-      <w:tr>
-        <w:trPr>
-          <w:cantSplit/>
-          <w:tblHeader w:val="false"/>
-        </w:trPr>
-        <w:tc>
-          <w:tcPr>
-            <w:tcW w:type="dxa" w:w="2600"/>
-            <w:tcBorders>
-              <w:top w:val="none" w:color="FFFFFF" w:sz="0"/>
-              <w:left w:val="none" w:color="FFFFFF" w:sz="0"/>
-              <w:bottom w:val="single" w:color="BFBFBF" w:sz="4"/>
-              <w:right w:val="none" w:color="FFFFFF" w:sz="0"/>
-            </w:tcBorders>
-            <w:tcMar>
-              <w:top w:type="dxa" w:w="70"/>
-              <w:left w:type="dxa" w:w="110"/>
-              <w:bottom w:type="dxa" w:w="70"/>
-              <w:right w:type="dxa" w:w="110"/>
-            </w:tcMar>
-          </w:tcPr>
-          <w:p>
-            <w:pPr>
-              <w:spacing w:after="0" w:line="260"/>
-            </w:pPr>
-            <w:r>
-              <w:rPr>
-                <w:rFonts w:ascii="Calibri" w:cs="Calibri" w:eastAsia="Calibri" w:hAnsi="Calibri"/>
-                <w:b w:val="false"/>
-                <w:bCs w:val="false"/>
-                <w:color w:val="444444"/>
-                <w:sz w:val="19"/>
-                <w:szCs w:val="19"/>
-              </w:rPr>
-              <w:t xml:space="preserve">Modelling frame</w:t>
-            </w:r>
-          </w:p>
-        </w:tc>
-        <w:tc>
-          <w:tcPr>
-            <w:tcW w:type="dxa" w:w="6426"/>
-            <w:tcBorders>
-              <w:top w:val="none" w:color="FFFFFF" w:sz="0"/>
-              <w:left w:val="none" w:color="FFFFFF" w:sz="0"/>
-              <w:bottom w:val="single" w:color="BFBFBF" w:sz="4"/>
-              <w:right w:val="none" w:color="FFFFFF" w:sz="0"/>
-            </w:tcBorders>
-            <w:tcMar>
-              <w:top w:type="dxa" w:w="70"/>
-              <w:left w:type="dxa" w:w="110"/>
-              <w:bottom w:type="dxa" w:w="70"/>
-              <w:right w:type="dxa" w:w="110"/>
-            </w:tcMar>
-          </w:tcPr>
-          <w:p>
-            <w:pPr>
-              <w:spacing w:after="0" w:line="260"/>
-            </w:pPr>
-            <w:r>
-              <w:rPr>
-                <w:rFonts w:ascii="Calibri" w:cs="Calibri" w:eastAsia="Calibri" w:hAnsi="Calibri"/>
-                <w:b w:val="false"/>
-                <w:bCs w:val="false"/>
-                <w:color w:val="444444"/>
-                <w:sz w:val="19"/>
-                <w:szCs w:val="19"/>
-              </w:rPr>
-              <w:t xml:space="preserve">5,530 days, 3 February 2000 to 25 February 2022</w:t>
-            </w:r>
-          </w:p>
-        </w:tc>
-      </w:tr>
-      <w:tr>
-        <w:trPr>
-          <w:cantSplit/>
-          <w:tblHeader w:val="false"/>
-        </w:trPr>
-        <w:tc>
-          <w:tcPr>
-            <w:tcW w:type="dxa" w:w="2600"/>
-            <w:tcBorders>
-              <w:top w:val="none" w:color="FFFFFF" w:sz="0"/>
-              <w:left w:val="none" w:color="FFFFFF" w:sz="0"/>
-              <w:bottom w:val="single" w:color="BFBFBF" w:sz="4"/>
-              <w:right w:val="none" w:color="FFFFFF" w:sz="0"/>
-            </w:tcBorders>
-            <w:tcMar>
-              <w:top w:type="dxa" w:w="70"/>
-              <w:left w:type="dxa" w:w="110"/>
-              <w:bottom w:type="dxa" w:w="70"/>
-              <w:right w:type="dxa" w:w="110"/>
-            </w:tcMar>
-          </w:tcPr>
-          <w:p>
-            <w:pPr>
-              <w:spacing w:after="0" w:line="260"/>
-            </w:pPr>
-            <w:r>
-              <w:rPr>
-                <w:rFonts w:ascii="Calibri" w:cs="Calibri" w:eastAsia="Calibri" w:hAnsi="Calibri"/>
-                <w:b w:val="false"/>
-                <w:bCs w:val="false"/>
-                <w:color w:val="444444"/>
-                <w:sz w:val="19"/>
-                <w:szCs w:val="19"/>
-              </w:rPr>
-              <w:t xml:space="preserve">Training block</w:t>
-            </w:r>
-          </w:p>
-        </w:tc>
-        <w:tc>
-          <w:tcPr>
-            <w:tcW w:type="dxa" w:w="6426"/>
-            <w:tcBorders>
-              <w:top w:val="none" w:color="FFFFFF" w:sz="0"/>
-              <w:left w:val="none" w:color="FFFFFF" w:sz="0"/>
-              <w:bottom w:val="single" w:color="BFBFBF" w:sz="4"/>
-              <w:right w:val="none" w:color="FFFFFF" w:sz="0"/>
-            </w:tcBorders>
-            <w:tcMar>
-              <w:top w:type="dxa" w:w="70"/>
-              <w:left w:type="dxa" w:w="110"/>
-              <w:bottom w:type="dxa" w:w="70"/>
-              <w:right w:type="dxa" w:w="110"/>
-            </w:tcMar>
-          </w:tcPr>
-          <w:p>
-            <w:pPr>
-              <w:spacing w:after="0" w:line="260"/>
-            </w:pPr>
-            <w:r>
-              <w:rPr>
-                <w:rFonts w:ascii="Calibri" w:cs="Calibri" w:eastAsia="Calibri" w:hAnsi="Calibri"/>
-                <w:b w:val="false"/>
-                <w:bCs w:val="false"/>
-                <w:color w:val="444444"/>
-                <w:sz w:val="19"/>
-                <w:szCs w:val="19"/>
-              </w:rPr>
-              <w:t xml:space="preserve">3,993 days, to 31 December 2015</w:t>
-            </w:r>
-          </w:p>
-        </w:tc>
-      </w:tr>
-      <w:tr>
-        <w:trPr>
-          <w:cantSplit/>
-          <w:tblHeader w:val="false"/>
-        </w:trPr>
-        <w:tc>
-          <w:tcPr>
-            <w:tcW w:type="dxa" w:w="2600"/>
-            <w:tcBorders>
-              <w:top w:val="none" w:color="FFFFFF" w:sz="0"/>
-              <w:left w:val="none" w:color="FFFFFF" w:sz="0"/>
-              <w:bottom w:val="single" w:color="BFBFBF" w:sz="4"/>
-              <w:right w:val="none" w:color="FFFFFF" w:sz="0"/>
-            </w:tcBorders>
-            <w:tcMar>
-              <w:top w:type="dxa" w:w="70"/>
-              <w:left w:type="dxa" w:w="110"/>
-              <w:bottom w:type="dxa" w:w="70"/>
-              <w:right w:type="dxa" w:w="110"/>
-            </w:tcMar>
-          </w:tcPr>
-          <w:p>
-            <w:pPr>
-              <w:spacing w:after="0" w:line="260"/>
-            </w:pPr>
-            <w:r>
-              <w:rPr>
-                <w:rFonts w:ascii="Calibri" w:cs="Calibri" w:eastAsia="Calibri" w:hAnsi="Calibri"/>
-                <w:b w:val="false"/>
-                <w:bCs w:val="false"/>
-                <w:color w:val="444444"/>
-                <w:sz w:val="19"/>
-                <w:szCs w:val="19"/>
-              </w:rPr>
-              <w:t xml:space="preserve">Validation block</w:t>
-            </w:r>
-          </w:p>
-        </w:tc>
-        <w:tc>
-          <w:tcPr>
-            <w:tcW w:type="dxa" w:w="6426"/>
-            <w:tcBorders>
-              <w:top w:val="none" w:color="FFFFFF" w:sz="0"/>
-              <w:left w:val="none" w:color="FFFFFF" w:sz="0"/>
-              <w:bottom w:val="single" w:color="BFBFBF" w:sz="4"/>
-              <w:right w:val="none" w:color="FFFFFF" w:sz="0"/>
-            </w:tcBorders>
-            <w:tcMar>
-              <w:top w:type="dxa" w:w="70"/>
-              <w:left w:type="dxa" w:w="110"/>
-              <w:bottom w:type="dxa" w:w="70"/>
-              <w:right w:type="dxa" w:w="110"/>
-            </w:tcMar>
-          </w:tcPr>
-          <w:p>
-            <w:pPr>
-              <w:spacing w:after="0" w:line="260"/>
-            </w:pPr>
-            <w:r>
-              <w:rPr>
-                <w:rFonts w:ascii="Calibri" w:cs="Calibri" w:eastAsia="Calibri" w:hAnsi="Calibri"/>
-                <w:b w:val="false"/>
-                <w:bCs w:val="false"/>
-                <w:color w:val="444444"/>
-                <w:sz w:val="19"/>
-                <w:szCs w:val="19"/>
-              </w:rPr>
-              <w:t xml:space="preserve">753 days, 4 January 2016 to 31 December 2018</w:t>
-            </w:r>
-          </w:p>
-        </w:tc>
-      </w:tr>
-      <w:tr>
-        <w:trPr>
-          <w:cantSplit/>
-          <w:tblHeader w:val="false"/>
-        </w:trPr>
-        <w:tc>
-          <w:tcPr>
-            <w:tcW w:type="dxa" w:w="2600"/>
-            <w:tcBorders>
-              <w:top w:val="none" w:color="FFFFFF" w:sz="0"/>
-              <w:left w:val="none" w:color="FFFFFF" w:sz="0"/>
-              <w:bottom w:val="single" w:color="BFBFBF" w:sz="4"/>
-              <w:right w:val="none" w:color="FFFFFF" w:sz="0"/>
-            </w:tcBorders>
-            <w:tcMar>
-              <w:top w:type="dxa" w:w="70"/>
-              <w:left w:type="dxa" w:w="110"/>
-              <w:bottom w:type="dxa" w:w="70"/>
-              <w:right w:type="dxa" w:w="110"/>
-            </w:tcMar>
-          </w:tcPr>
-          <w:p>
-            <w:pPr>
-              <w:spacing w:after="0" w:line="260"/>
-            </w:pPr>
-            <w:r>
-              <w:rPr>
-                <w:rFonts w:ascii="Calibri" w:cs="Calibri" w:eastAsia="Calibri" w:hAnsi="Calibri"/>
-                <w:b w:val="false"/>
-                <w:bCs w:val="false"/>
-                <w:color w:val="444444"/>
-                <w:sz w:val="19"/>
-                <w:szCs w:val="19"/>
-              </w:rPr>
-              <w:t xml:space="preserve">Test block</w:t>
-            </w:r>
-          </w:p>
-        </w:tc>
-        <w:tc>
-          <w:tcPr>
-            <w:tcW w:type="dxa" w:w="6426"/>
-            <w:tcBorders>
-              <w:top w:val="none" w:color="FFFFFF" w:sz="0"/>
-              <w:left w:val="none" w:color="FFFFFF" w:sz="0"/>
-              <w:bottom w:val="single" w:color="BFBFBF" w:sz="4"/>
-              <w:right w:val="none" w:color="FFFFFF" w:sz="0"/>
-            </w:tcBorders>
-            <w:tcMar>
-              <w:top w:type="dxa" w:w="70"/>
-              <w:left w:type="dxa" w:w="110"/>
-              <w:bottom w:type="dxa" w:w="70"/>
-              <w:right w:type="dxa" w:w="110"/>
-            </w:tcMar>
-          </w:tcPr>
-          <w:p>
-            <w:pPr>
-              <w:spacing w:after="0" w:line="260"/>
-            </w:pPr>
-            <w:r>
-              <w:rPr>
-                <w:rFonts w:ascii="Calibri" w:cs="Calibri" w:eastAsia="Calibri" w:hAnsi="Calibri"/>
-                <w:b w:val="false"/>
-                <w:bCs w:val="false"/>
-                <w:color w:val="444444"/>
-                <w:sz w:val="19"/>
-                <w:szCs w:val="19"/>
-              </w:rPr>
-              <w:t xml:space="preserve">784 days, 2 January 2019 to 25 February 2022</w:t>
-            </w:r>
-          </w:p>
-        </w:tc>
-      </w:tr>
-    </w:tbl>
-    <w:p>
-      <w:pPr>
-        <w:spacing w:after="160" w:line="320"/>
-        <w:jc w:val="both"/>
-      </w:pPr>
-      <w:r>
-        <w:t xml:space="preserve">Every quantity in this chapter is on the variance scale, and one conversion fixes its magnitude: multiplying a daily realised variance by 252 and taking the square root gives the equivalent annualised volatility. The median test day is then 9.4 per cent and the mean 16.5 per cent, with an interquartile range of 6.7 to 14.1 per cent and a maximum of 102.3 per cent reached on 12 March 2020, 117 times the median. Sample skewness is 8.13, excess kurtosis 78.4 and first-order autocorrelation 0.755, so the block carries the right-skew, heavy tails and persistence the target is expected to show (Cont, 2001).</w:t>
-      </w:r>
-    </w:p>
-    <w:p>
-      <w:pPr>
-        <w:spacing w:after="160" w:line="320"/>
-        <w:jc w:val="both"/>
-      </w:pPr>
-      <w:r>
-        <w:t xml:space="preserve">Two properties of the series bound the results, both anticipated in Table 3.5. The target is a proxy, so every loss and interval below is scored against an estimate of an unobservable rather than against the truth; and the library's discontinuation leaves a window containing one dominant stress episode, so the crisis-state results rest on 76 days.</w:t>
+        <w:t xml:space="preserve">The library's 5,552 observations end on 25 February 2022, its discontinuation date, which fixes the study period; twenty-two go to the Section 3.2 warm-up, none to the calendar join, and the remaining 5,530 divide into 3,993 training days, 753 validation days and a 784-day test block from 2 January 2019 (Appendix C.10). On an annualised-volatility scale the median test day is 9.4 per cent, the mean 16.5 and the maximum 102.3, or 117 times the median. Skewness of 8.13, excess kurtosis of 78.4 and first-order autocorrelation of 0.755 confirm the right-skew, heavy tails and persistence expected of the target (Cont, 2001).</w:t>
       </w:r>
     </w:p>
     <w:p>
@@ -1021,1075 +112,7 @@
         <w:jc w:val="both"/>
       </w:pPr>
       <w:r>
-        <w:t xml:space="preserve">Before the aggregates, one forecast is worked through in full. The day is 16 March 2020: the second-largest realised variance in the evaluation window, and the day carrying the highest VIX close anywhere in the 2000 to 2022 sample, at 82.69. The networks' input is the ten trading days ending 13 March, over which realised variance runs from 2.67 to 41.53 and the jump-penalised filtered state is crisis on every one of them; the state posterior at the forecast origin is (0, 0, 1), so the mixture's gate entropy is zero and the model reduces to its crisis expert. That is the mechanism of Equation 3.3 visible in a single number.</w:t>
-      </w:r>
-    </w:p>
-    <w:p>
-      <w:pPr>
-        <w:pStyle w:val="Caption"/>
-      </w:pPr>
-      <w:r>
-        <w:t xml:space="preserve">Table 4.2  One forecast, end to end: 16 March 2020, against a realised variance of 41.21. QLIKE is Equation 3.7. All variances are multiplied by ten thousand.</w:t>
-      </w:r>
-    </w:p>
-    <w:tbl>
-      <w:tblPr>
-        <w:tblW w:type="dxa" w:w="9026"/>
-        <w:tblBorders>
-          <w:top w:val="single" w:color="auto" w:sz="4"/>
-          <w:left w:val="single" w:color="auto" w:sz="4"/>
-          <w:bottom w:val="single" w:color="auto" w:sz="4"/>
-          <w:right w:val="single" w:color="auto" w:sz="4"/>
-          <w:insideH w:val="single" w:color="auto" w:sz="4"/>
-          <w:insideV w:val="single" w:color="auto" w:sz="4"/>
-        </w:tblBorders>
-      </w:tblPr>
-      <w:tblGrid>
-        <w:gridCol w:w="2500"/>
-        <w:gridCol w:w="1250"/>
-        <w:gridCol w:w="1600"/>
-        <w:gridCol w:w="1150"/>
-        <w:gridCol w:w="2526"/>
-      </w:tblGrid>
-      <w:tr>
-        <w:trPr>
-          <w:cantSplit/>
-          <w:tblHeader/>
-        </w:trPr>
-        <w:tc>
-          <w:tcPr>
-            <w:tcW w:type="dxa" w:w="2500"/>
-            <w:tcBorders>
-              <w:top w:val="single" w:color="111111" w:sz="4"/>
-              <w:left w:val="none" w:color="FFFFFF" w:sz="0"/>
-              <w:bottom w:val="single" w:color="111111" w:sz="4"/>
-              <w:right w:val="none" w:color="FFFFFF" w:sz="0"/>
-            </w:tcBorders>
-            <w:shd w:fill="F2F2F2" w:color="auto" w:val="clear"/>
-            <w:tcMar>
-              <w:top w:type="dxa" w:w="70"/>
-              <w:left w:type="dxa" w:w="110"/>
-              <w:bottom w:type="dxa" w:w="70"/>
-              <w:right w:type="dxa" w:w="110"/>
-            </w:tcMar>
-          </w:tcPr>
-          <w:p>
-            <w:pPr>
-              <w:spacing w:after="0" w:line="260"/>
-            </w:pPr>
-            <w:r>
-              <w:rPr>
-                <w:rFonts w:ascii="Calibri" w:cs="Calibri" w:eastAsia="Calibri" w:hAnsi="Calibri"/>
-                <w:b/>
-                <w:bCs/>
-                <w:color w:val="111111"/>
-                <w:sz w:val="18"/>
-                <w:szCs w:val="18"/>
-              </w:rPr>
-              <w:t xml:space="preserve">Model</w:t>
-            </w:r>
-          </w:p>
-        </w:tc>
-        <w:tc>
-          <w:tcPr>
-            <w:tcW w:type="dxa" w:w="1250"/>
-            <w:tcBorders>
-              <w:top w:val="single" w:color="111111" w:sz="4"/>
-              <w:left w:val="none" w:color="FFFFFF" w:sz="0"/>
-              <w:bottom w:val="single" w:color="111111" w:sz="4"/>
-              <w:right w:val="none" w:color="FFFFFF" w:sz="0"/>
-            </w:tcBorders>
-            <w:shd w:fill="F2F2F2" w:color="auto" w:val="clear"/>
-            <w:tcMar>
-              <w:top w:type="dxa" w:w="70"/>
-              <w:left w:type="dxa" w:w="110"/>
-              <w:bottom w:type="dxa" w:w="70"/>
-              <w:right w:type="dxa" w:w="110"/>
-            </w:tcMar>
-          </w:tcPr>
-          <w:p>
-            <w:pPr>
-              <w:spacing w:after="0" w:line="260"/>
-            </w:pPr>
-            <w:r>
-              <w:rPr>
-                <w:rFonts w:ascii="Calibri" w:cs="Calibri" w:eastAsia="Calibri" w:hAnsi="Calibri"/>
-                <w:b/>
-                <w:bCs/>
-                <w:color w:val="111111"/>
-                <w:sz w:val="18"/>
-                <w:szCs w:val="18"/>
-              </w:rPr>
-              <w:t xml:space="preserve">Forecast</w:t>
-            </w:r>
-          </w:p>
-        </w:tc>
-        <w:tc>
-          <w:tcPr>
-            <w:tcW w:type="dxa" w:w="1600"/>
-            <w:tcBorders>
-              <w:top w:val="single" w:color="111111" w:sz="4"/>
-              <w:left w:val="none" w:color="FFFFFF" w:sz="0"/>
-              <w:bottom w:val="single" w:color="111111" w:sz="4"/>
-              <w:right w:val="none" w:color="FFFFFF" w:sz="0"/>
-            </w:tcBorders>
-            <w:shd w:fill="F2F2F2" w:color="auto" w:val="clear"/>
-            <w:tcMar>
-              <w:top w:type="dxa" w:w="70"/>
-              <w:left w:type="dxa" w:w="110"/>
-              <w:bottom w:type="dxa" w:w="70"/>
-              <w:right w:type="dxa" w:w="110"/>
-            </w:tcMar>
-          </w:tcPr>
-          <w:p>
-            <w:pPr>
-              <w:spacing w:after="0" w:line="260"/>
-            </w:pPr>
-            <w:r>
-              <w:rPr>
-                <w:rFonts w:ascii="Calibri" w:cs="Calibri" w:eastAsia="Calibri" w:hAnsi="Calibri"/>
-                <w:b/>
-                <w:bCs/>
-                <w:color w:val="111111"/>
-                <w:sz w:val="18"/>
-                <w:szCs w:val="18"/>
-              </w:rPr>
-              <w:t xml:space="preserve">Actual / forecast</w:t>
-            </w:r>
-          </w:p>
-        </w:tc>
-        <w:tc>
-          <w:tcPr>
-            <w:tcW w:type="dxa" w:w="1150"/>
-            <w:tcBorders>
-              <w:top w:val="single" w:color="111111" w:sz="4"/>
-              <w:left w:val="none" w:color="FFFFFF" w:sz="0"/>
-              <w:bottom w:val="single" w:color="111111" w:sz="4"/>
-              <w:right w:val="none" w:color="FFFFFF" w:sz="0"/>
-            </w:tcBorders>
-            <w:shd w:fill="F2F2F2" w:color="auto" w:val="clear"/>
-            <w:tcMar>
-              <w:top w:type="dxa" w:w="70"/>
-              <w:left w:type="dxa" w:w="110"/>
-              <w:bottom w:type="dxa" w:w="70"/>
-              <w:right w:type="dxa" w:w="110"/>
-            </w:tcMar>
-          </w:tcPr>
-          <w:p>
-            <w:pPr>
-              <w:spacing w:after="0" w:line="260"/>
-            </w:pPr>
-            <w:r>
-              <w:rPr>
-                <w:rFonts w:ascii="Calibri" w:cs="Calibri" w:eastAsia="Calibri" w:hAnsi="Calibri"/>
-                <w:b/>
-                <w:bCs/>
-                <w:color w:val="111111"/>
-                <w:sz w:val="18"/>
-                <w:szCs w:val="18"/>
-              </w:rPr>
-              <w:t xml:space="preserve">QLIKE</w:t>
-            </w:r>
-          </w:p>
-        </w:tc>
-        <w:tc>
-          <w:tcPr>
-            <w:tcW w:type="dxa" w:w="2526"/>
-            <w:tcBorders>
-              <w:top w:val="single" w:color="111111" w:sz="4"/>
-              <w:left w:val="none" w:color="FFFFFF" w:sz="0"/>
-              <w:bottom w:val="single" w:color="111111" w:sz="4"/>
-              <w:right w:val="none" w:color="FFFFFF" w:sz="0"/>
-            </w:tcBorders>
-            <w:shd w:fill="F2F2F2" w:color="auto" w:val="clear"/>
-            <w:tcMar>
-              <w:top w:type="dxa" w:w="70"/>
-              <w:left w:type="dxa" w:w="110"/>
-              <w:bottom w:type="dxa" w:w="70"/>
-              <w:right w:type="dxa" w:w="110"/>
-            </w:tcMar>
-          </w:tcPr>
-          <w:p>
-            <w:pPr>
-              <w:spacing w:after="0" w:line="260"/>
-            </w:pPr>
-            <w:r>
-              <w:rPr>
-                <w:rFonts w:ascii="Calibri" w:cs="Calibri" w:eastAsia="Calibri" w:hAnsi="Calibri"/>
-                <w:b/>
-                <w:bCs/>
-                <w:color w:val="111111"/>
-                <w:sz w:val="18"/>
-                <w:szCs w:val="18"/>
-              </w:rPr>
-              <w:t xml:space="preserve">90% interval</w:t>
-            </w:r>
-          </w:p>
-        </w:tc>
-      </w:tr>
-      <w:tr>
-        <w:trPr>
-          <w:cantSplit/>
-          <w:tblHeader w:val="false"/>
-        </w:trPr>
-        <w:tc>
-          <w:tcPr>
-            <w:tcW w:type="dxa" w:w="2500"/>
-            <w:tcBorders>
-              <w:top w:val="none" w:color="FFFFFF" w:sz="0"/>
-              <w:left w:val="none" w:color="FFFFFF" w:sz="0"/>
-              <w:bottom w:val="single" w:color="BFBFBF" w:sz="4"/>
-              <w:right w:val="none" w:color="FFFFFF" w:sz="0"/>
-            </w:tcBorders>
-            <w:tcMar>
-              <w:top w:type="dxa" w:w="70"/>
-              <w:left w:type="dxa" w:w="110"/>
-              <w:bottom w:type="dxa" w:w="70"/>
-              <w:right w:type="dxa" w:w="110"/>
-            </w:tcMar>
-          </w:tcPr>
-          <w:p>
-            <w:pPr>
-              <w:spacing w:after="0" w:line="260"/>
-            </w:pPr>
-            <w:r>
-              <w:rPr>
-                <w:rFonts w:ascii="Calibri" w:cs="Calibri" w:eastAsia="Calibri" w:hAnsi="Calibri"/>
-                <w:b w:val="false"/>
-                <w:bCs w:val="false"/>
-                <w:color w:val="444444"/>
-                <w:sz w:val="18"/>
-                <w:szCs w:val="18"/>
-              </w:rPr>
-              <w:t xml:space="preserve">RW-RV (reference floor)</w:t>
-            </w:r>
-          </w:p>
-        </w:tc>
-        <w:tc>
-          <w:tcPr>
-            <w:tcW w:type="dxa" w:w="1250"/>
-            <w:tcBorders>
-              <w:top w:val="none" w:color="FFFFFF" w:sz="0"/>
-              <w:left w:val="none" w:color="FFFFFF" w:sz="0"/>
-              <w:bottom w:val="single" w:color="BFBFBF" w:sz="4"/>
-              <w:right w:val="none" w:color="FFFFFF" w:sz="0"/>
-            </w:tcBorders>
-            <w:tcMar>
-              <w:top w:type="dxa" w:w="70"/>
-              <w:left w:type="dxa" w:w="110"/>
-              <w:bottom w:type="dxa" w:w="70"/>
-              <w:right w:type="dxa" w:w="110"/>
-            </w:tcMar>
-          </w:tcPr>
-          <w:p>
-            <w:pPr>
-              <w:spacing w:after="0" w:line="260"/>
-            </w:pPr>
-            <w:r>
-              <w:rPr>
-                <w:rFonts w:ascii="Calibri" w:cs="Calibri" w:eastAsia="Calibri" w:hAnsi="Calibri"/>
-                <w:b w:val="false"/>
-                <w:bCs w:val="false"/>
-                <w:color w:val="444444"/>
-                <w:sz w:val="18"/>
-                <w:szCs w:val="18"/>
-              </w:rPr>
-              <w:t xml:space="preserve">26.29</w:t>
-            </w:r>
-          </w:p>
-        </w:tc>
-        <w:tc>
-          <w:tcPr>
-            <w:tcW w:type="dxa" w:w="1600"/>
-            <w:tcBorders>
-              <w:top w:val="none" w:color="FFFFFF" w:sz="0"/>
-              <w:left w:val="none" w:color="FFFFFF" w:sz="0"/>
-              <w:bottom w:val="single" w:color="BFBFBF" w:sz="4"/>
-              <w:right w:val="none" w:color="FFFFFF" w:sz="0"/>
-            </w:tcBorders>
-            <w:tcMar>
-              <w:top w:type="dxa" w:w="70"/>
-              <w:left w:type="dxa" w:w="110"/>
-              <w:bottom w:type="dxa" w:w="70"/>
-              <w:right w:type="dxa" w:w="110"/>
-            </w:tcMar>
-          </w:tcPr>
-          <w:p>
-            <w:pPr>
-              <w:spacing w:after="0" w:line="260"/>
-            </w:pPr>
-            <w:r>
-              <w:rPr>
-                <w:rFonts w:ascii="Calibri" w:cs="Calibri" w:eastAsia="Calibri" w:hAnsi="Calibri"/>
-                <w:b w:val="false"/>
-                <w:bCs w:val="false"/>
-                <w:color w:val="444444"/>
-                <w:sz w:val="18"/>
-                <w:szCs w:val="18"/>
-              </w:rPr>
-              <w:t xml:space="preserve">1.57</w:t>
-            </w:r>
-          </w:p>
-        </w:tc>
-        <w:tc>
-          <w:tcPr>
-            <w:tcW w:type="dxa" w:w="1150"/>
-            <w:tcBorders>
-              <w:top w:val="none" w:color="FFFFFF" w:sz="0"/>
-              <w:left w:val="none" w:color="FFFFFF" w:sz="0"/>
-              <w:bottom w:val="single" w:color="BFBFBF" w:sz="4"/>
-              <w:right w:val="none" w:color="FFFFFF" w:sz="0"/>
-            </w:tcBorders>
-            <w:tcMar>
-              <w:top w:type="dxa" w:w="70"/>
-              <w:left w:type="dxa" w:w="110"/>
-              <w:bottom w:type="dxa" w:w="70"/>
-              <w:right w:type="dxa" w:w="110"/>
-            </w:tcMar>
-          </w:tcPr>
-          <w:p>
-            <w:pPr>
-              <w:spacing w:after="0" w:line="260"/>
-            </w:pPr>
-            <w:r>
-              <w:rPr>
-                <w:rFonts w:ascii="Calibri" w:cs="Calibri" w:eastAsia="Calibri" w:hAnsi="Calibri"/>
-                <w:b w:val="false"/>
-                <w:bCs w:val="false"/>
-                <w:color w:val="444444"/>
-                <w:sz w:val="18"/>
-                <w:szCs w:val="18"/>
-              </w:rPr>
-              <w:t xml:space="preserve">0.118</w:t>
-            </w:r>
-          </w:p>
-        </w:tc>
-        <w:tc>
-          <w:tcPr>
-            <w:tcW w:type="dxa" w:w="2526"/>
-            <w:tcBorders>
-              <w:top w:val="none" w:color="FFFFFF" w:sz="0"/>
-              <w:left w:val="none" w:color="FFFFFF" w:sz="0"/>
-              <w:bottom w:val="single" w:color="BFBFBF" w:sz="4"/>
-              <w:right w:val="none" w:color="FFFFFF" w:sz="0"/>
-            </w:tcBorders>
-            <w:tcMar>
-              <w:top w:type="dxa" w:w="70"/>
-              <w:left w:type="dxa" w:w="110"/>
-              <w:bottom w:type="dxa" w:w="70"/>
-              <w:right w:type="dxa" w:w="110"/>
-            </w:tcMar>
-          </w:tcPr>
-          <w:p>
-            <w:pPr>
-              <w:spacing w:after="0" w:line="260"/>
-            </w:pPr>
-            <w:r>
-              <w:rPr>
-                <w:rFonts w:ascii="Calibri" w:cs="Calibri" w:eastAsia="Calibri" w:hAnsi="Calibri"/>
-                <w:b w:val="false"/>
-                <w:bCs w:val="false"/>
-                <w:color w:val="444444"/>
-                <w:sz w:val="18"/>
-                <w:szCs w:val="18"/>
-              </w:rPr>
-              <w:t xml:space="preserve">—</w:t>
-            </w:r>
-          </w:p>
-        </w:tc>
-      </w:tr>
-      <w:tr>
-        <w:trPr>
-          <w:cantSplit/>
-          <w:tblHeader w:val="false"/>
-        </w:trPr>
-        <w:tc>
-          <w:tcPr>
-            <w:tcW w:type="dxa" w:w="2500"/>
-            <w:tcBorders>
-              <w:top w:val="none" w:color="FFFFFF" w:sz="0"/>
-              <w:left w:val="none" w:color="FFFFFF" w:sz="0"/>
-              <w:bottom w:val="single" w:color="BFBFBF" w:sz="4"/>
-              <w:right w:val="none" w:color="FFFFFF" w:sz="0"/>
-            </w:tcBorders>
-            <w:tcMar>
-              <w:top w:type="dxa" w:w="70"/>
-              <w:left w:type="dxa" w:w="110"/>
-              <w:bottom w:type="dxa" w:w="70"/>
-              <w:right w:type="dxa" w:w="110"/>
-            </w:tcMar>
-          </w:tcPr>
-          <w:p>
-            <w:pPr>
-              <w:spacing w:after="0" w:line="260"/>
-            </w:pPr>
-            <w:r>
-              <w:rPr>
-                <w:rFonts w:ascii="Calibri" w:cs="Calibri" w:eastAsia="Calibri" w:hAnsi="Calibri"/>
-                <w:b w:val="false"/>
-                <w:bCs w:val="false"/>
-                <w:color w:val="444444"/>
-                <w:sz w:val="18"/>
-                <w:szCs w:val="18"/>
-              </w:rPr>
-              <w:t xml:space="preserve">HAR-RV</w:t>
-            </w:r>
-          </w:p>
-        </w:tc>
-        <w:tc>
-          <w:tcPr>
-            <w:tcW w:type="dxa" w:w="1250"/>
-            <w:tcBorders>
-              <w:top w:val="none" w:color="FFFFFF" w:sz="0"/>
-              <w:left w:val="none" w:color="FFFFFF" w:sz="0"/>
-              <w:bottom w:val="single" w:color="BFBFBF" w:sz="4"/>
-              <w:right w:val="none" w:color="FFFFFF" w:sz="0"/>
-            </w:tcBorders>
-            <w:tcMar>
-              <w:top w:type="dxa" w:w="70"/>
-              <w:left w:type="dxa" w:w="110"/>
-              <w:bottom w:type="dxa" w:w="70"/>
-              <w:right w:type="dxa" w:w="110"/>
-            </w:tcMar>
-          </w:tcPr>
-          <w:p>
-            <w:pPr>
-              <w:spacing w:after="0" w:line="260"/>
-            </w:pPr>
-            <w:r>
-              <w:rPr>
-                <w:rFonts w:ascii="Calibri" w:cs="Calibri" w:eastAsia="Calibri" w:hAnsi="Calibri"/>
-                <w:b w:val="false"/>
-                <w:bCs w:val="false"/>
-                <w:color w:val="444444"/>
-                <w:sz w:val="18"/>
-                <w:szCs w:val="18"/>
-              </w:rPr>
-              <w:t xml:space="preserve">17.96</w:t>
-            </w:r>
-          </w:p>
-        </w:tc>
-        <w:tc>
-          <w:tcPr>
-            <w:tcW w:type="dxa" w:w="1600"/>
-            <w:tcBorders>
-              <w:top w:val="none" w:color="FFFFFF" w:sz="0"/>
-              <w:left w:val="none" w:color="FFFFFF" w:sz="0"/>
-              <w:bottom w:val="single" w:color="BFBFBF" w:sz="4"/>
-              <w:right w:val="none" w:color="FFFFFF" w:sz="0"/>
-            </w:tcBorders>
-            <w:tcMar>
-              <w:top w:type="dxa" w:w="70"/>
-              <w:left w:type="dxa" w:w="110"/>
-              <w:bottom w:type="dxa" w:w="70"/>
-              <w:right w:type="dxa" w:w="110"/>
-            </w:tcMar>
-          </w:tcPr>
-          <w:p>
-            <w:pPr>
-              <w:spacing w:after="0" w:line="260"/>
-            </w:pPr>
-            <w:r>
-              <w:rPr>
-                <w:rFonts w:ascii="Calibri" w:cs="Calibri" w:eastAsia="Calibri" w:hAnsi="Calibri"/>
-                <w:b w:val="false"/>
-                <w:bCs w:val="false"/>
-                <w:color w:val="444444"/>
-                <w:sz w:val="18"/>
-                <w:szCs w:val="18"/>
-              </w:rPr>
-              <w:t xml:space="preserve">2.30</w:t>
-            </w:r>
-          </w:p>
-        </w:tc>
-        <w:tc>
-          <w:tcPr>
-            <w:tcW w:type="dxa" w:w="1150"/>
-            <w:tcBorders>
-              <w:top w:val="none" w:color="FFFFFF" w:sz="0"/>
-              <w:left w:val="none" w:color="FFFFFF" w:sz="0"/>
-              <w:bottom w:val="single" w:color="BFBFBF" w:sz="4"/>
-              <w:right w:val="none" w:color="FFFFFF" w:sz="0"/>
-            </w:tcBorders>
-            <w:tcMar>
-              <w:top w:type="dxa" w:w="70"/>
-              <w:left w:type="dxa" w:w="110"/>
-              <w:bottom w:type="dxa" w:w="70"/>
-              <w:right w:type="dxa" w:w="110"/>
-            </w:tcMar>
-          </w:tcPr>
-          <w:p>
-            <w:pPr>
-              <w:spacing w:after="0" w:line="260"/>
-            </w:pPr>
-            <w:r>
-              <w:rPr>
-                <w:rFonts w:ascii="Calibri" w:cs="Calibri" w:eastAsia="Calibri" w:hAnsi="Calibri"/>
-                <w:b w:val="false"/>
-                <w:bCs w:val="false"/>
-                <w:color w:val="444444"/>
-                <w:sz w:val="18"/>
-                <w:szCs w:val="18"/>
-              </w:rPr>
-              <w:t xml:space="preserve">0.464</w:t>
-            </w:r>
-          </w:p>
-        </w:tc>
-        <w:tc>
-          <w:tcPr>
-            <w:tcW w:type="dxa" w:w="2526"/>
-            <w:tcBorders>
-              <w:top w:val="none" w:color="FFFFFF" w:sz="0"/>
-              <w:left w:val="none" w:color="FFFFFF" w:sz="0"/>
-              <w:bottom w:val="single" w:color="BFBFBF" w:sz="4"/>
-              <w:right w:val="none" w:color="FFFFFF" w:sz="0"/>
-            </w:tcBorders>
-            <w:tcMar>
-              <w:top w:type="dxa" w:w="70"/>
-              <w:left w:type="dxa" w:w="110"/>
-              <w:bottom w:type="dxa" w:w="70"/>
-              <w:right w:type="dxa" w:w="110"/>
-            </w:tcMar>
-          </w:tcPr>
-          <w:p>
-            <w:pPr>
-              <w:spacing w:after="0" w:line="260"/>
-            </w:pPr>
-            <w:r>
-              <w:rPr>
-                <w:rFonts w:ascii="Calibri" w:cs="Calibri" w:eastAsia="Calibri" w:hAnsi="Calibri"/>
-                <w:b w:val="false"/>
-                <w:bCs w:val="false"/>
-                <w:color w:val="444444"/>
-                <w:sz w:val="18"/>
-                <w:szCs w:val="18"/>
-              </w:rPr>
-              <w:t xml:space="preserve">—</w:t>
-            </w:r>
-          </w:p>
-        </w:tc>
-      </w:tr>
-      <w:tr>
-        <w:trPr>
-          <w:cantSplit/>
-          <w:tblHeader w:val="false"/>
-        </w:trPr>
-        <w:tc>
-          <w:tcPr>
-            <w:tcW w:type="dxa" w:w="2500"/>
-            <w:tcBorders>
-              <w:top w:val="none" w:color="FFFFFF" w:sz="0"/>
-              <w:left w:val="none" w:color="FFFFFF" w:sz="0"/>
-              <w:bottom w:val="single" w:color="BFBFBF" w:sz="4"/>
-              <w:right w:val="none" w:color="FFFFFF" w:sz="0"/>
-            </w:tcBorders>
-            <w:tcMar>
-              <w:top w:type="dxa" w:w="70"/>
-              <w:left w:type="dxa" w:w="110"/>
-              <w:bottom w:type="dxa" w:w="70"/>
-              <w:right w:type="dxa" w:w="110"/>
-            </w:tcMar>
-          </w:tcPr>
-          <w:p>
-            <w:pPr>
-              <w:spacing w:after="0" w:line="260"/>
-            </w:pPr>
-            <w:r>
-              <w:rPr>
-                <w:rFonts w:ascii="Calibri" w:cs="Calibri" w:eastAsia="Calibri" w:hAnsi="Calibri"/>
-                <w:b w:val="false"/>
-                <w:bCs w:val="false"/>
-                <w:color w:val="444444"/>
-                <w:sz w:val="18"/>
-                <w:szCs w:val="18"/>
-              </w:rPr>
-              <w:t xml:space="preserve">Regime-LSTM-B</w:t>
-            </w:r>
-          </w:p>
-        </w:tc>
-        <w:tc>
-          <w:tcPr>
-            <w:tcW w:type="dxa" w:w="1250"/>
-            <w:tcBorders>
-              <w:top w:val="none" w:color="FFFFFF" w:sz="0"/>
-              <w:left w:val="none" w:color="FFFFFF" w:sz="0"/>
-              <w:bottom w:val="single" w:color="BFBFBF" w:sz="4"/>
-              <w:right w:val="none" w:color="FFFFFF" w:sz="0"/>
-            </w:tcBorders>
-            <w:tcMar>
-              <w:top w:type="dxa" w:w="70"/>
-              <w:left w:type="dxa" w:w="110"/>
-              <w:bottom w:type="dxa" w:w="70"/>
-              <w:right w:type="dxa" w:w="110"/>
-            </w:tcMar>
-          </w:tcPr>
-          <w:p>
-            <w:pPr>
-              <w:spacing w:after="0" w:line="260"/>
-            </w:pPr>
-            <w:r>
-              <w:rPr>
-                <w:rFonts w:ascii="Calibri" w:cs="Calibri" w:eastAsia="Calibri" w:hAnsi="Calibri"/>
-                <w:b w:val="false"/>
-                <w:bCs w:val="false"/>
-                <w:color w:val="444444"/>
-                <w:sz w:val="18"/>
-                <w:szCs w:val="18"/>
-              </w:rPr>
-              <w:t xml:space="preserve">15.57</w:t>
-            </w:r>
-          </w:p>
-        </w:tc>
-        <w:tc>
-          <w:tcPr>
-            <w:tcW w:type="dxa" w:w="1600"/>
-            <w:tcBorders>
-              <w:top w:val="none" w:color="FFFFFF" w:sz="0"/>
-              <w:left w:val="none" w:color="FFFFFF" w:sz="0"/>
-              <w:bottom w:val="single" w:color="BFBFBF" w:sz="4"/>
-              <w:right w:val="none" w:color="FFFFFF" w:sz="0"/>
-            </w:tcBorders>
-            <w:tcMar>
-              <w:top w:type="dxa" w:w="70"/>
-              <w:left w:type="dxa" w:w="110"/>
-              <w:bottom w:type="dxa" w:w="70"/>
-              <w:right w:type="dxa" w:w="110"/>
-            </w:tcMar>
-          </w:tcPr>
-          <w:p>
-            <w:pPr>
-              <w:spacing w:after="0" w:line="260"/>
-            </w:pPr>
-            <w:r>
-              <w:rPr>
-                <w:rFonts w:ascii="Calibri" w:cs="Calibri" w:eastAsia="Calibri" w:hAnsi="Calibri"/>
-                <w:b w:val="false"/>
-                <w:bCs w:val="false"/>
-                <w:color w:val="444444"/>
-                <w:sz w:val="18"/>
-                <w:szCs w:val="18"/>
-              </w:rPr>
-              <w:t xml:space="preserve">2.65</w:t>
-            </w:r>
-          </w:p>
-        </w:tc>
-        <w:tc>
-          <w:tcPr>
-            <w:tcW w:type="dxa" w:w="1150"/>
-            <w:tcBorders>
-              <w:top w:val="none" w:color="FFFFFF" w:sz="0"/>
-              <w:left w:val="none" w:color="FFFFFF" w:sz="0"/>
-              <w:bottom w:val="single" w:color="BFBFBF" w:sz="4"/>
-              <w:right w:val="none" w:color="FFFFFF" w:sz="0"/>
-            </w:tcBorders>
-            <w:tcMar>
-              <w:top w:type="dxa" w:w="70"/>
-              <w:left w:type="dxa" w:w="110"/>
-              <w:bottom w:type="dxa" w:w="70"/>
-              <w:right w:type="dxa" w:w="110"/>
-            </w:tcMar>
-          </w:tcPr>
-          <w:p>
-            <w:pPr>
-              <w:spacing w:after="0" w:line="260"/>
-            </w:pPr>
-            <w:r>
-              <w:rPr>
-                <w:rFonts w:ascii="Calibri" w:cs="Calibri" w:eastAsia="Calibri" w:hAnsi="Calibri"/>
-                <w:b w:val="false"/>
-                <w:bCs w:val="false"/>
-                <w:color w:val="444444"/>
-                <w:sz w:val="18"/>
-                <w:szCs w:val="18"/>
-              </w:rPr>
-              <w:t xml:space="preserve">0.673</w:t>
-            </w:r>
-          </w:p>
-        </w:tc>
-        <w:tc>
-          <w:tcPr>
-            <w:tcW w:type="dxa" w:w="2526"/>
-            <w:tcBorders>
-              <w:top w:val="none" w:color="FFFFFF" w:sz="0"/>
-              <w:left w:val="none" w:color="FFFFFF" w:sz="0"/>
-              <w:bottom w:val="single" w:color="BFBFBF" w:sz="4"/>
-              <w:right w:val="none" w:color="FFFFFF" w:sz="0"/>
-            </w:tcBorders>
-            <w:tcMar>
-              <w:top w:type="dxa" w:w="70"/>
-              <w:left w:type="dxa" w:w="110"/>
-              <w:bottom w:type="dxa" w:w="70"/>
-              <w:right w:type="dxa" w:w="110"/>
-            </w:tcMar>
-          </w:tcPr>
-          <w:p>
-            <w:pPr>
-              <w:spacing w:after="0" w:line="260"/>
-            </w:pPr>
-            <w:r>
-              <w:rPr>
-                <w:rFonts w:ascii="Calibri" w:cs="Calibri" w:eastAsia="Calibri" w:hAnsi="Calibri"/>
-                <w:b w:val="false"/>
-                <w:bCs w:val="false"/>
-                <w:color w:val="444444"/>
-                <w:sz w:val="18"/>
-                <w:szCs w:val="18"/>
-              </w:rPr>
-              <w:t xml:space="preserve">—</w:t>
-            </w:r>
-          </w:p>
-        </w:tc>
-      </w:tr>
-      <w:tr>
-        <w:trPr>
-          <w:cantSplit/>
-          <w:tblHeader w:val="false"/>
-        </w:trPr>
-        <w:tc>
-          <w:tcPr>
-            <w:tcW w:type="dxa" w:w="2500"/>
-            <w:tcBorders>
-              <w:top w:val="none" w:color="FFFFFF" w:sz="0"/>
-              <w:left w:val="none" w:color="FFFFFF" w:sz="0"/>
-              <w:bottom w:val="single" w:color="BFBFBF" w:sz="4"/>
-              <w:right w:val="none" w:color="FFFFFF" w:sz="0"/>
-            </w:tcBorders>
-            <w:tcMar>
-              <w:top w:type="dxa" w:w="70"/>
-              <w:left w:type="dxa" w:w="110"/>
-              <w:bottom w:type="dxa" w:w="70"/>
-              <w:right w:type="dxa" w:w="110"/>
-            </w:tcMar>
-          </w:tcPr>
-          <w:p>
-            <w:pPr>
-              <w:spacing w:after="0" w:line="260"/>
-            </w:pPr>
-            <w:r>
-              <w:rPr>
-                <w:rFonts w:ascii="Calibri" w:cs="Calibri" w:eastAsia="Calibri" w:hAnsi="Calibri"/>
-                <w:b w:val="false"/>
-                <w:bCs w:val="false"/>
-                <w:color w:val="444444"/>
-                <w:sz w:val="18"/>
-                <w:szCs w:val="18"/>
-              </w:rPr>
-              <w:t xml:space="preserve">MC-Dropout-Regime-LSTM-B</w:t>
-            </w:r>
-          </w:p>
-        </w:tc>
-        <w:tc>
-          <w:tcPr>
-            <w:tcW w:type="dxa" w:w="1250"/>
-            <w:tcBorders>
-              <w:top w:val="none" w:color="FFFFFF" w:sz="0"/>
-              <w:left w:val="none" w:color="FFFFFF" w:sz="0"/>
-              <w:bottom w:val="single" w:color="BFBFBF" w:sz="4"/>
-              <w:right w:val="none" w:color="FFFFFF" w:sz="0"/>
-            </w:tcBorders>
-            <w:tcMar>
-              <w:top w:type="dxa" w:w="70"/>
-              <w:left w:type="dxa" w:w="110"/>
-              <w:bottom w:type="dxa" w:w="70"/>
-              <w:right w:type="dxa" w:w="110"/>
-            </w:tcMar>
-          </w:tcPr>
-          <w:p>
-            <w:pPr>
-              <w:spacing w:after="0" w:line="260"/>
-            </w:pPr>
-            <w:r>
-              <w:rPr>
-                <w:rFonts w:ascii="Calibri" w:cs="Calibri" w:eastAsia="Calibri" w:hAnsi="Calibri"/>
-                <w:b w:val="false"/>
-                <w:bCs w:val="false"/>
-                <w:color w:val="444444"/>
-                <w:sz w:val="18"/>
-                <w:szCs w:val="18"/>
-              </w:rPr>
-              <w:t xml:space="preserve">15.42</w:t>
-            </w:r>
-          </w:p>
-        </w:tc>
-        <w:tc>
-          <w:tcPr>
-            <w:tcW w:type="dxa" w:w="1600"/>
-            <w:tcBorders>
-              <w:top w:val="none" w:color="FFFFFF" w:sz="0"/>
-              <w:left w:val="none" w:color="FFFFFF" w:sz="0"/>
-              <w:bottom w:val="single" w:color="BFBFBF" w:sz="4"/>
-              <w:right w:val="none" w:color="FFFFFF" w:sz="0"/>
-            </w:tcBorders>
-            <w:tcMar>
-              <w:top w:type="dxa" w:w="70"/>
-              <w:left w:type="dxa" w:w="110"/>
-              <w:bottom w:type="dxa" w:w="70"/>
-              <w:right w:type="dxa" w:w="110"/>
-            </w:tcMar>
-          </w:tcPr>
-          <w:p>
-            <w:pPr>
-              <w:spacing w:after="0" w:line="260"/>
-            </w:pPr>
-            <w:r>
-              <w:rPr>
-                <w:rFonts w:ascii="Calibri" w:cs="Calibri" w:eastAsia="Calibri" w:hAnsi="Calibri"/>
-                <w:b w:val="false"/>
-                <w:bCs w:val="false"/>
-                <w:color w:val="444444"/>
-                <w:sz w:val="18"/>
-                <w:szCs w:val="18"/>
-              </w:rPr>
-              <w:t xml:space="preserve">2.67</w:t>
-            </w:r>
-          </w:p>
-        </w:tc>
-        <w:tc>
-          <w:tcPr>
-            <w:tcW w:type="dxa" w:w="1150"/>
-            <w:tcBorders>
-              <w:top w:val="none" w:color="FFFFFF" w:sz="0"/>
-              <w:left w:val="none" w:color="FFFFFF" w:sz="0"/>
-              <w:bottom w:val="single" w:color="BFBFBF" w:sz="4"/>
-              <w:right w:val="none" w:color="FFFFFF" w:sz="0"/>
-            </w:tcBorders>
-            <w:tcMar>
-              <w:top w:type="dxa" w:w="70"/>
-              <w:left w:type="dxa" w:w="110"/>
-              <w:bottom w:type="dxa" w:w="70"/>
-              <w:right w:type="dxa" w:w="110"/>
-            </w:tcMar>
-          </w:tcPr>
-          <w:p>
-            <w:pPr>
-              <w:spacing w:after="0" w:line="260"/>
-            </w:pPr>
-            <w:r>
-              <w:rPr>
-                <w:rFonts w:ascii="Calibri" w:cs="Calibri" w:eastAsia="Calibri" w:hAnsi="Calibri"/>
-                <w:b w:val="false"/>
-                <w:bCs w:val="false"/>
-                <w:color w:val="444444"/>
-                <w:sz w:val="18"/>
-                <w:szCs w:val="18"/>
-              </w:rPr>
-              <w:t xml:space="preserve">0.690</w:t>
-            </w:r>
-          </w:p>
-        </w:tc>
-        <w:tc>
-          <w:tcPr>
-            <w:tcW w:type="dxa" w:w="2526"/>
-            <w:tcBorders>
-              <w:top w:val="none" w:color="FFFFFF" w:sz="0"/>
-              <w:left w:val="none" w:color="FFFFFF" w:sz="0"/>
-              <w:bottom w:val="single" w:color="BFBFBF" w:sz="4"/>
-              <w:right w:val="none" w:color="FFFFFF" w:sz="0"/>
-            </w:tcBorders>
-            <w:tcMar>
-              <w:top w:type="dxa" w:w="70"/>
-              <w:left w:type="dxa" w:w="110"/>
-              <w:bottom w:type="dxa" w:w="70"/>
-              <w:right w:type="dxa" w:w="110"/>
-            </w:tcMar>
-          </w:tcPr>
-          <w:p>
-            <w:pPr>
-              <w:spacing w:after="0" w:line="260"/>
-            </w:pPr>
-            <w:r>
-              <w:rPr>
-                <w:rFonts w:ascii="Calibri" w:cs="Calibri" w:eastAsia="Calibri" w:hAnsi="Calibri"/>
-                <w:b w:val="false"/>
-                <w:bCs w:val="false"/>
-                <w:color w:val="444444"/>
-                <w:sz w:val="18"/>
-                <w:szCs w:val="18"/>
-              </w:rPr>
-              <w:t xml:space="preserve">4.71 to 34.84</w:t>
-            </w:r>
-          </w:p>
-        </w:tc>
-      </w:tr>
-      <w:tr>
-        <w:trPr>
-          <w:cantSplit/>
-          <w:tblHeader w:val="false"/>
-        </w:trPr>
-        <w:tc>
-          <w:tcPr>
-            <w:tcW w:type="dxa" w:w="2500"/>
-            <w:tcBorders>
-              <w:top w:val="none" w:color="FFFFFF" w:sz="0"/>
-              <w:left w:val="none" w:color="FFFFFF" w:sz="0"/>
-              <w:bottom w:val="single" w:color="BFBFBF" w:sz="4"/>
-              <w:right w:val="none" w:color="FFFFFF" w:sz="0"/>
-            </w:tcBorders>
-            <w:tcMar>
-              <w:top w:type="dxa" w:w="70"/>
-              <w:left w:type="dxa" w:w="110"/>
-              <w:bottom w:type="dxa" w:w="70"/>
-              <w:right w:type="dxa" w:w="110"/>
-            </w:tcMar>
-          </w:tcPr>
-          <w:p>
-            <w:pPr>
-              <w:spacing w:after="0" w:line="260"/>
-            </w:pPr>
-            <w:r>
-              <w:rPr>
-                <w:rFonts w:ascii="Calibri" w:cs="Calibri" w:eastAsia="Calibri" w:hAnsi="Calibri"/>
-                <w:b w:val="false"/>
-                <w:bCs w:val="false"/>
-                <w:color w:val="444444"/>
-                <w:sz w:val="18"/>
-                <w:szCs w:val="18"/>
-              </w:rPr>
-              <w:t xml:space="preserve">LSTM</w:t>
-            </w:r>
-          </w:p>
-        </w:tc>
-        <w:tc>
-          <w:tcPr>
-            <w:tcW w:type="dxa" w:w="1250"/>
-            <w:tcBorders>
-              <w:top w:val="none" w:color="FFFFFF" w:sz="0"/>
-              <w:left w:val="none" w:color="FFFFFF" w:sz="0"/>
-              <w:bottom w:val="single" w:color="BFBFBF" w:sz="4"/>
-              <w:right w:val="none" w:color="FFFFFF" w:sz="0"/>
-            </w:tcBorders>
-            <w:tcMar>
-              <w:top w:type="dxa" w:w="70"/>
-              <w:left w:type="dxa" w:w="110"/>
-              <w:bottom w:type="dxa" w:w="70"/>
-              <w:right w:type="dxa" w:w="110"/>
-            </w:tcMar>
-          </w:tcPr>
-          <w:p>
-            <w:pPr>
-              <w:spacing w:after="0" w:line="260"/>
-            </w:pPr>
-            <w:r>
-              <w:rPr>
-                <w:rFonts w:ascii="Calibri" w:cs="Calibri" w:eastAsia="Calibri" w:hAnsi="Calibri"/>
-                <w:b w:val="false"/>
-                <w:bCs w:val="false"/>
-                <w:color w:val="444444"/>
-                <w:sz w:val="18"/>
-                <w:szCs w:val="18"/>
-              </w:rPr>
-              <w:t xml:space="preserve">13.16</w:t>
-            </w:r>
-          </w:p>
-        </w:tc>
-        <w:tc>
-          <w:tcPr>
-            <w:tcW w:type="dxa" w:w="1600"/>
-            <w:tcBorders>
-              <w:top w:val="none" w:color="FFFFFF" w:sz="0"/>
-              <w:left w:val="none" w:color="FFFFFF" w:sz="0"/>
-              <w:bottom w:val="single" w:color="BFBFBF" w:sz="4"/>
-              <w:right w:val="none" w:color="FFFFFF" w:sz="0"/>
-            </w:tcBorders>
-            <w:tcMar>
-              <w:top w:type="dxa" w:w="70"/>
-              <w:left w:type="dxa" w:w="110"/>
-              <w:bottom w:type="dxa" w:w="70"/>
-              <w:right w:type="dxa" w:w="110"/>
-            </w:tcMar>
-          </w:tcPr>
-          <w:p>
-            <w:pPr>
-              <w:spacing w:after="0" w:line="260"/>
-            </w:pPr>
-            <w:r>
-              <w:rPr>
-                <w:rFonts w:ascii="Calibri" w:cs="Calibri" w:eastAsia="Calibri" w:hAnsi="Calibri"/>
-                <w:b w:val="false"/>
-                <w:bCs w:val="false"/>
-                <w:color w:val="444444"/>
-                <w:sz w:val="18"/>
-                <w:szCs w:val="18"/>
-              </w:rPr>
-              <w:t xml:space="preserve">3.13</w:t>
-            </w:r>
-          </w:p>
-        </w:tc>
-        <w:tc>
-          <w:tcPr>
-            <w:tcW w:type="dxa" w:w="1150"/>
-            <w:tcBorders>
-              <w:top w:val="none" w:color="FFFFFF" w:sz="0"/>
-              <w:left w:val="none" w:color="FFFFFF" w:sz="0"/>
-              <w:bottom w:val="single" w:color="BFBFBF" w:sz="4"/>
-              <w:right w:val="none" w:color="FFFFFF" w:sz="0"/>
-            </w:tcBorders>
-            <w:tcMar>
-              <w:top w:type="dxa" w:w="70"/>
-              <w:left w:type="dxa" w:w="110"/>
-              <w:bottom w:type="dxa" w:w="70"/>
-              <w:right w:type="dxa" w:w="110"/>
-            </w:tcMar>
-          </w:tcPr>
-          <w:p>
-            <w:pPr>
-              <w:spacing w:after="0" w:line="260"/>
-            </w:pPr>
-            <w:r>
-              <w:rPr>
-                <w:rFonts w:ascii="Calibri" w:cs="Calibri" w:eastAsia="Calibri" w:hAnsi="Calibri"/>
-                <w:b w:val="false"/>
-                <w:bCs w:val="false"/>
-                <w:color w:val="444444"/>
-                <w:sz w:val="18"/>
-                <w:szCs w:val="18"/>
-              </w:rPr>
-              <w:t xml:space="preserve">0.990</w:t>
-            </w:r>
-          </w:p>
-        </w:tc>
-        <w:tc>
-          <w:tcPr>
-            <w:tcW w:type="dxa" w:w="2526"/>
-            <w:tcBorders>
-              <w:top w:val="none" w:color="FFFFFF" w:sz="0"/>
-              <w:left w:val="none" w:color="FFFFFF" w:sz="0"/>
-              <w:bottom w:val="single" w:color="BFBFBF" w:sz="4"/>
-              <w:right w:val="none" w:color="FFFFFF" w:sz="0"/>
-            </w:tcBorders>
-            <w:tcMar>
-              <w:top w:type="dxa" w:w="70"/>
-              <w:left w:type="dxa" w:w="110"/>
-              <w:bottom w:type="dxa" w:w="70"/>
-              <w:right w:type="dxa" w:w="110"/>
-            </w:tcMar>
-          </w:tcPr>
-          <w:p>
-            <w:pPr>
-              <w:spacing w:after="0" w:line="260"/>
-            </w:pPr>
-            <w:r>
-              <w:rPr>
-                <w:rFonts w:ascii="Calibri" w:cs="Calibri" w:eastAsia="Calibri" w:hAnsi="Calibri"/>
-                <w:b w:val="false"/>
-                <w:bCs w:val="false"/>
-                <w:color w:val="444444"/>
-                <w:sz w:val="18"/>
-                <w:szCs w:val="18"/>
-              </w:rPr>
-              <w:t xml:space="preserve">—</w:t>
-            </w:r>
-          </w:p>
-        </w:tc>
-      </w:tr>
-    </w:tbl>
-    <w:p>
-      <w:pPr>
-        <w:spacing w:after="160" w:line="320"/>
-        <w:jc w:val="both"/>
-      </w:pPr>
-      <w:r>
-        <w:t xml:space="preserve">Table 4.2 gives what each model returned. Every one under-predicts, by a factor of 1.6 for the random walk and 4.5 for EGARCH, and the combined model's 90 per cent interval excludes the outcome, as do those of MC-Dropout-LSTM, LSTM-Gaussian and Quantile-LSTM. A one-step-ahead forecast conditions on what its window contains, and the window ends before the shock.</w:t>
+        <w:t xml:space="preserve">One forecast is worked through before the aggregates. The day is 16 March 2020: the second-largest realised variance in the evaluation window, and the highest VIX close in the 2000 to 2022 sample at 82.69. The input is the ten trading days ending 13 March, over which realised variance runs from 2.67 to 41.53 and the state is crisis throughout; the posterior at the forecast origin is (0, 0, 1), so the gate entropy is zero and the mixture reduces to its crisis expert, the mechanism of Equation 3.3 in a single number.</w:t>
       </w:r>
     </w:p>
     <w:p>
@@ -2098,7 +121,7 @@
         <w:jc w:val="both"/>
       </w:pPr>
       <w:r>
-        <w:t xml:space="preserve">That the reference floor is closest here is the reason a single day is not evidence. Across the 784 evaluation days the random walk has the lowest loss on 300 of them, more than any other model in the table, and the highest pooled loss of the five.</w:t>
+        <w:t xml:space="preserve">Against a realised variance of 41.21 every model under-predicts, by 1.6 times for the random walk and 4.5 for EGARCH, and all four 90 per cent intervals exclude the outcome: a one-step-ahead forecast conditions on a window that ends before the shock (Appendix C.11). That the reference floor is closest is precisely why one day is not evidence — it records the lowest loss on 300 of the 784 evaluation days, more than any other model, and the highest pooled loss of the five.</w:t>
       </w:r>
     </w:p>
     <w:p>
@@ -2124,7 +147,7 @@
         <w:jc w:val="both"/>
       </w:pPr>
       <w:r>
-        <w:t xml:space="preserve">The three swept quantities of Appendix C.3 were selected over the eighteen configurations that grid defines, each trained on the training block and scored on the validation block by QLIKE. The selection is a hidden width of 128, a lookback of ten trading days and a learning rate of 1e-3, at a validation QLIKE of 0.2343. The lookback matters beyond its own value: at ten days the network reaches less history than HAR-RV's twenty-two-day aggregate, so the realised-volatility-only ablation of Section 3.4 works from strictly less information than the baseline it is matched against, and is the conservative control that section claims it to be.</w:t>
+        <w:t xml:space="preserve">The configuration selected over the eighteen candidates of Appendix C.3 is a hidden width of 128, a ten-day lookback and a learning rate of 1e-3 (Appendix C.6). That lookback reaches less history than HAR-RV's twenty-two-day aggregate, so the realised-volatility-only ablation works from strictly less information than its baseline.</w:t>
       </w:r>
     </w:p>
     <w:p>
@@ -2133,907 +156,7 @@
         <w:jc w:val="both"/>
       </w:pPr>
       <w:r>
-        <w:t xml:space="preserve">The search was not constrained by its own budget. Four of the eighteen configurations ran to 132, 132, 136 and 150 epochs before early stopping halted them, the last reaching the ceiling exactly; had that ceiling been set at the lower value used in the later phases, those four would have been truncated and the selection biased toward configurations that converge quickly. The selected configuration stopped at 32 epochs, and the frozen fits that produce every forecast reported below stopped at 23 epochs for the unconditional network and at 23, 29 and 28 for the three experts of the mixture, so no reported model was constrained by the cap.</w:t>
-      </w:r>
-    </w:p>
-    <w:p>
-      <w:pPr>
-        <w:pStyle w:val="Caption"/>
-      </w:pPr>
-      <w:r>
-        <w:t xml:space="preserve">Table 4.3  The configuration selected by the procedure of Section 3.6, and the cost of running the study at it. Candidate values and the selection rule are in Appendix C.3; the minimum requirements they imply are in Appendix C.5.</w:t>
-      </w:r>
-    </w:p>
-    <w:tbl>
-      <w:tblPr>
-        <w:tblW w:type="dxa" w:w="9026"/>
-        <w:tblBorders>
-          <w:top w:val="single" w:color="auto" w:sz="4"/>
-          <w:left w:val="single" w:color="auto" w:sz="4"/>
-          <w:bottom w:val="single" w:color="auto" w:sz="4"/>
-          <w:right w:val="single" w:color="auto" w:sz="4"/>
-          <w:insideH w:val="single" w:color="auto" w:sz="4"/>
-          <w:insideV w:val="single" w:color="auto" w:sz="4"/>
-        </w:tblBorders>
-      </w:tblPr>
-      <w:tblGrid>
-        <w:gridCol w:w="3300"/>
-        <w:gridCol w:w="5726"/>
-      </w:tblGrid>
-      <w:tr>
-        <w:trPr>
-          <w:cantSplit/>
-          <w:tblHeader/>
-        </w:trPr>
-        <w:tc>
-          <w:tcPr>
-            <w:tcW w:type="dxa" w:w="3300"/>
-            <w:tcBorders>
-              <w:top w:val="single" w:color="111111" w:sz="4"/>
-              <w:left w:val="none" w:color="FFFFFF" w:sz="0"/>
-              <w:bottom w:val="single" w:color="111111" w:sz="4"/>
-              <w:right w:val="none" w:color="FFFFFF" w:sz="0"/>
-            </w:tcBorders>
-            <w:shd w:fill="F2F2F2" w:color="auto" w:val="clear"/>
-            <w:tcMar>
-              <w:top w:type="dxa" w:w="70"/>
-              <w:left w:type="dxa" w:w="110"/>
-              <w:bottom w:type="dxa" w:w="70"/>
-              <w:right w:type="dxa" w:w="110"/>
-            </w:tcMar>
-          </w:tcPr>
-          <w:p>
-            <w:pPr>
-              <w:spacing w:after="0" w:line="260"/>
-            </w:pPr>
-            <w:r>
-              <w:rPr>
-                <w:rFonts w:ascii="Calibri" w:cs="Calibri" w:eastAsia="Calibri" w:hAnsi="Calibri"/>
-                <w:b/>
-                <w:bCs/>
-                <w:color w:val="111111"/>
-                <w:sz w:val="19"/>
-                <w:szCs w:val="19"/>
-              </w:rPr>
-              <w:t xml:space="preserve">Quantity</w:t>
-            </w:r>
-          </w:p>
-        </w:tc>
-        <w:tc>
-          <w:tcPr>
-            <w:tcW w:type="dxa" w:w="5726"/>
-            <w:tcBorders>
-              <w:top w:val="single" w:color="111111" w:sz="4"/>
-              <w:left w:val="none" w:color="FFFFFF" w:sz="0"/>
-              <w:bottom w:val="single" w:color="111111" w:sz="4"/>
-              <w:right w:val="none" w:color="FFFFFF" w:sz="0"/>
-            </w:tcBorders>
-            <w:shd w:fill="F2F2F2" w:color="auto" w:val="clear"/>
-            <w:tcMar>
-              <w:top w:type="dxa" w:w="70"/>
-              <w:left w:type="dxa" w:w="110"/>
-              <w:bottom w:type="dxa" w:w="70"/>
-              <w:right w:type="dxa" w:w="110"/>
-            </w:tcMar>
-          </w:tcPr>
-          <w:p>
-            <w:pPr>
-              <w:spacing w:after="0" w:line="260"/>
-            </w:pPr>
-            <w:r>
-              <w:rPr>
-                <w:rFonts w:ascii="Calibri" w:cs="Calibri" w:eastAsia="Calibri" w:hAnsi="Calibri"/>
-                <w:b/>
-                <w:bCs/>
-                <w:color w:val="111111"/>
-                <w:sz w:val="19"/>
-                <w:szCs w:val="19"/>
-              </w:rPr>
-              <w:t xml:space="preserve">Value</w:t>
-            </w:r>
-          </w:p>
-        </w:tc>
-      </w:tr>
-      <w:tr>
-        <w:trPr>
-          <w:cantSplit/>
-          <w:tblHeader w:val="false"/>
-        </w:trPr>
-        <w:tc>
-          <w:tcPr>
-            <w:tcW w:type="dxa" w:w="3300"/>
-            <w:tcBorders>
-              <w:top w:val="none" w:color="FFFFFF" w:sz="0"/>
-              <w:left w:val="none" w:color="FFFFFF" w:sz="0"/>
-              <w:bottom w:val="single" w:color="BFBFBF" w:sz="4"/>
-              <w:right w:val="none" w:color="FFFFFF" w:sz="0"/>
-            </w:tcBorders>
-            <w:tcMar>
-              <w:top w:type="dxa" w:w="70"/>
-              <w:left w:type="dxa" w:w="110"/>
-              <w:bottom w:type="dxa" w:w="70"/>
-              <w:right w:type="dxa" w:w="110"/>
-            </w:tcMar>
-          </w:tcPr>
-          <w:p>
-            <w:pPr>
-              <w:spacing w:after="0" w:line="260"/>
-            </w:pPr>
-            <w:r>
-              <w:rPr>
-                <w:rFonts w:ascii="Calibri" w:cs="Calibri" w:eastAsia="Calibri" w:hAnsi="Calibri"/>
-                <w:b w:val="false"/>
-                <w:bCs w:val="false"/>
-                <w:color w:val="444444"/>
-                <w:sz w:val="19"/>
-                <w:szCs w:val="19"/>
-              </w:rPr>
-              <w:t xml:space="preserve">Hidden width</w:t>
-            </w:r>
-          </w:p>
-        </w:tc>
-        <w:tc>
-          <w:tcPr>
-            <w:tcW w:type="dxa" w:w="5726"/>
-            <w:tcBorders>
-              <w:top w:val="none" w:color="FFFFFF" w:sz="0"/>
-              <w:left w:val="none" w:color="FFFFFF" w:sz="0"/>
-              <w:bottom w:val="single" w:color="BFBFBF" w:sz="4"/>
-              <w:right w:val="none" w:color="FFFFFF" w:sz="0"/>
-            </w:tcBorders>
-            <w:tcMar>
-              <w:top w:type="dxa" w:w="70"/>
-              <w:left w:type="dxa" w:w="110"/>
-              <w:bottom w:type="dxa" w:w="70"/>
-              <w:right w:type="dxa" w:w="110"/>
-            </w:tcMar>
-          </w:tcPr>
-          <w:p>
-            <w:pPr>
-              <w:spacing w:after="0" w:line="260"/>
-            </w:pPr>
-            <w:r>
-              <w:rPr>
-                <w:rFonts w:ascii="Calibri" w:cs="Calibri" w:eastAsia="Calibri" w:hAnsi="Calibri"/>
-                <w:b w:val="false"/>
-                <w:bCs w:val="false"/>
-                <w:color w:val="444444"/>
-                <w:sz w:val="19"/>
-                <w:szCs w:val="19"/>
-              </w:rPr>
-              <w:t xml:space="preserve">128</w:t>
-            </w:r>
-          </w:p>
-        </w:tc>
-      </w:tr>
-      <w:tr>
-        <w:trPr>
-          <w:cantSplit/>
-          <w:tblHeader w:val="false"/>
-        </w:trPr>
-        <w:tc>
-          <w:tcPr>
-            <w:tcW w:type="dxa" w:w="3300"/>
-            <w:tcBorders>
-              <w:top w:val="none" w:color="FFFFFF" w:sz="0"/>
-              <w:left w:val="none" w:color="FFFFFF" w:sz="0"/>
-              <w:bottom w:val="single" w:color="BFBFBF" w:sz="4"/>
-              <w:right w:val="none" w:color="FFFFFF" w:sz="0"/>
-            </w:tcBorders>
-            <w:tcMar>
-              <w:top w:type="dxa" w:w="70"/>
-              <w:left w:type="dxa" w:w="110"/>
-              <w:bottom w:type="dxa" w:w="70"/>
-              <w:right w:type="dxa" w:w="110"/>
-            </w:tcMar>
-          </w:tcPr>
-          <w:p>
-            <w:pPr>
-              <w:spacing w:after="0" w:line="260"/>
-            </w:pPr>
-            <w:r>
-              <w:rPr>
-                <w:rFonts w:ascii="Calibri" w:cs="Calibri" w:eastAsia="Calibri" w:hAnsi="Calibri"/>
-                <w:b w:val="false"/>
-                <w:bCs w:val="false"/>
-                <w:color w:val="444444"/>
-                <w:sz w:val="19"/>
-                <w:szCs w:val="19"/>
-              </w:rPr>
-              <w:t xml:space="preserve">Lookback</w:t>
-            </w:r>
-          </w:p>
-        </w:tc>
-        <w:tc>
-          <w:tcPr>
-            <w:tcW w:type="dxa" w:w="5726"/>
-            <w:tcBorders>
-              <w:top w:val="none" w:color="FFFFFF" w:sz="0"/>
-              <w:left w:val="none" w:color="FFFFFF" w:sz="0"/>
-              <w:bottom w:val="single" w:color="BFBFBF" w:sz="4"/>
-              <w:right w:val="none" w:color="FFFFFF" w:sz="0"/>
-            </w:tcBorders>
-            <w:tcMar>
-              <w:top w:type="dxa" w:w="70"/>
-              <w:left w:type="dxa" w:w="110"/>
-              <w:bottom w:type="dxa" w:w="70"/>
-              <w:right w:type="dxa" w:w="110"/>
-            </w:tcMar>
-          </w:tcPr>
-          <w:p>
-            <w:pPr>
-              <w:spacing w:after="0" w:line="260"/>
-            </w:pPr>
-            <w:r>
-              <w:rPr>
-                <w:rFonts w:ascii="Calibri" w:cs="Calibri" w:eastAsia="Calibri" w:hAnsi="Calibri"/>
-                <w:b w:val="false"/>
-                <w:bCs w:val="false"/>
-                <w:color w:val="444444"/>
-                <w:sz w:val="19"/>
-                <w:szCs w:val="19"/>
-              </w:rPr>
-              <w:t xml:space="preserve">10 trading days</w:t>
-            </w:r>
-          </w:p>
-        </w:tc>
-      </w:tr>
-      <w:tr>
-        <w:trPr>
-          <w:cantSplit/>
-          <w:tblHeader w:val="false"/>
-        </w:trPr>
-        <w:tc>
-          <w:tcPr>
-            <w:tcW w:type="dxa" w:w="3300"/>
-            <w:tcBorders>
-              <w:top w:val="none" w:color="FFFFFF" w:sz="0"/>
-              <w:left w:val="none" w:color="FFFFFF" w:sz="0"/>
-              <w:bottom w:val="single" w:color="BFBFBF" w:sz="4"/>
-              <w:right w:val="none" w:color="FFFFFF" w:sz="0"/>
-            </w:tcBorders>
-            <w:tcMar>
-              <w:top w:type="dxa" w:w="70"/>
-              <w:left w:type="dxa" w:w="110"/>
-              <w:bottom w:type="dxa" w:w="70"/>
-              <w:right w:type="dxa" w:w="110"/>
-            </w:tcMar>
-          </w:tcPr>
-          <w:p>
-            <w:pPr>
-              <w:spacing w:after="0" w:line="260"/>
-            </w:pPr>
-            <w:r>
-              <w:rPr>
-                <w:rFonts w:ascii="Calibri" w:cs="Calibri" w:eastAsia="Calibri" w:hAnsi="Calibri"/>
-                <w:b w:val="false"/>
-                <w:bCs w:val="false"/>
-                <w:color w:val="444444"/>
-                <w:sz w:val="19"/>
-                <w:szCs w:val="19"/>
-              </w:rPr>
-              <w:t xml:space="preserve">Learning rate</w:t>
-            </w:r>
-          </w:p>
-        </w:tc>
-        <w:tc>
-          <w:tcPr>
-            <w:tcW w:type="dxa" w:w="5726"/>
-            <w:tcBorders>
-              <w:top w:val="none" w:color="FFFFFF" w:sz="0"/>
-              <w:left w:val="none" w:color="FFFFFF" w:sz="0"/>
-              <w:bottom w:val="single" w:color="BFBFBF" w:sz="4"/>
-              <w:right w:val="none" w:color="FFFFFF" w:sz="0"/>
-            </w:tcBorders>
-            <w:tcMar>
-              <w:top w:type="dxa" w:w="70"/>
-              <w:left w:type="dxa" w:w="110"/>
-              <w:bottom w:type="dxa" w:w="70"/>
-              <w:right w:type="dxa" w:w="110"/>
-            </w:tcMar>
-          </w:tcPr>
-          <w:p>
-            <w:pPr>
-              <w:spacing w:after="0" w:line="260"/>
-            </w:pPr>
-            <w:r>
-              <w:rPr>
-                <w:rFonts w:ascii="Calibri" w:cs="Calibri" w:eastAsia="Calibri" w:hAnsi="Calibri"/>
-                <w:b w:val="false"/>
-                <w:bCs w:val="false"/>
-                <w:color w:val="444444"/>
-                <w:sz w:val="19"/>
-                <w:szCs w:val="19"/>
-              </w:rPr>
-              <w:t xml:space="preserve">1e-3</w:t>
-            </w:r>
-          </w:p>
-        </w:tc>
-      </w:tr>
-      <w:tr>
-        <w:trPr>
-          <w:cantSplit/>
-          <w:tblHeader w:val="false"/>
-        </w:trPr>
-        <w:tc>
-          <w:tcPr>
-            <w:tcW w:type="dxa" w:w="3300"/>
-            <w:tcBorders>
-              <w:top w:val="none" w:color="FFFFFF" w:sz="0"/>
-              <w:left w:val="none" w:color="FFFFFF" w:sz="0"/>
-              <w:bottom w:val="single" w:color="BFBFBF" w:sz="4"/>
-              <w:right w:val="none" w:color="FFFFFF" w:sz="0"/>
-            </w:tcBorders>
-            <w:tcMar>
-              <w:top w:type="dxa" w:w="70"/>
-              <w:left w:type="dxa" w:w="110"/>
-              <w:bottom w:type="dxa" w:w="70"/>
-              <w:right w:type="dxa" w:w="110"/>
-            </w:tcMar>
-          </w:tcPr>
-          <w:p>
-            <w:pPr>
-              <w:spacing w:after="0" w:line="260"/>
-            </w:pPr>
-            <w:r>
-              <w:rPr>
-                <w:rFonts w:ascii="Calibri" w:cs="Calibri" w:eastAsia="Calibri" w:hAnsi="Calibri"/>
-                <w:b w:val="false"/>
-                <w:bCs w:val="false"/>
-                <w:color w:val="444444"/>
-                <w:sz w:val="19"/>
-                <w:szCs w:val="19"/>
-              </w:rPr>
-              <w:t xml:space="preserve">Configurations evaluated</w:t>
-            </w:r>
-          </w:p>
-        </w:tc>
-        <w:tc>
-          <w:tcPr>
-            <w:tcW w:type="dxa" w:w="5726"/>
-            <w:tcBorders>
-              <w:top w:val="none" w:color="FFFFFF" w:sz="0"/>
-              <w:left w:val="none" w:color="FFFFFF" w:sz="0"/>
-              <w:bottom w:val="single" w:color="BFBFBF" w:sz="4"/>
-              <w:right w:val="none" w:color="FFFFFF" w:sz="0"/>
-            </w:tcBorders>
-            <w:tcMar>
-              <w:top w:type="dxa" w:w="70"/>
-              <w:left w:type="dxa" w:w="110"/>
-              <w:bottom w:type="dxa" w:w="70"/>
-              <w:right w:type="dxa" w:w="110"/>
-            </w:tcMar>
-          </w:tcPr>
-          <w:p>
-            <w:pPr>
-              <w:spacing w:after="0" w:line="260"/>
-            </w:pPr>
-            <w:r>
-              <w:rPr>
-                <w:rFonts w:ascii="Calibri" w:cs="Calibri" w:eastAsia="Calibri" w:hAnsi="Calibri"/>
-                <w:b w:val="false"/>
-                <w:bCs w:val="false"/>
-                <w:color w:val="444444"/>
-                <w:sz w:val="19"/>
-                <w:szCs w:val="19"/>
-              </w:rPr>
-              <w:t xml:space="preserve">18</w:t>
-            </w:r>
-          </w:p>
-        </w:tc>
-      </w:tr>
-      <w:tr>
-        <w:trPr>
-          <w:cantSplit/>
-          <w:tblHeader w:val="false"/>
-        </w:trPr>
-        <w:tc>
-          <w:tcPr>
-            <w:tcW w:type="dxa" w:w="3300"/>
-            <w:tcBorders>
-              <w:top w:val="none" w:color="FFFFFF" w:sz="0"/>
-              <w:left w:val="none" w:color="FFFFFF" w:sz="0"/>
-              <w:bottom w:val="single" w:color="BFBFBF" w:sz="4"/>
-              <w:right w:val="none" w:color="FFFFFF" w:sz="0"/>
-            </w:tcBorders>
-            <w:tcMar>
-              <w:top w:type="dxa" w:w="70"/>
-              <w:left w:type="dxa" w:w="110"/>
-              <w:bottom w:type="dxa" w:w="70"/>
-              <w:right w:type="dxa" w:w="110"/>
-            </w:tcMar>
-          </w:tcPr>
-          <w:p>
-            <w:pPr>
-              <w:spacing w:after="0" w:line="260"/>
-            </w:pPr>
-            <w:r>
-              <w:rPr>
-                <w:rFonts w:ascii="Calibri" w:cs="Calibri" w:eastAsia="Calibri" w:hAnsi="Calibri"/>
-                <w:b w:val="false"/>
-                <w:bCs w:val="false"/>
-                <w:color w:val="444444"/>
-                <w:sz w:val="19"/>
-                <w:szCs w:val="19"/>
-              </w:rPr>
-              <w:t xml:space="preserve">Validation QLIKE at the selection</w:t>
-            </w:r>
-          </w:p>
-        </w:tc>
-        <w:tc>
-          <w:tcPr>
-            <w:tcW w:type="dxa" w:w="5726"/>
-            <w:tcBorders>
-              <w:top w:val="none" w:color="FFFFFF" w:sz="0"/>
-              <w:left w:val="none" w:color="FFFFFF" w:sz="0"/>
-              <w:bottom w:val="single" w:color="BFBFBF" w:sz="4"/>
-              <w:right w:val="none" w:color="FFFFFF" w:sz="0"/>
-            </w:tcBorders>
-            <w:tcMar>
-              <w:top w:type="dxa" w:w="70"/>
-              <w:left w:type="dxa" w:w="110"/>
-              <w:bottom w:type="dxa" w:w="70"/>
-              <w:right w:type="dxa" w:w="110"/>
-            </w:tcMar>
-          </w:tcPr>
-          <w:p>
-            <w:pPr>
-              <w:spacing w:after="0" w:line="260"/>
-            </w:pPr>
-            <w:r>
-              <w:rPr>
-                <w:rFonts w:ascii="Calibri" w:cs="Calibri" w:eastAsia="Calibri" w:hAnsi="Calibri"/>
-                <w:b w:val="false"/>
-                <w:bCs w:val="false"/>
-                <w:color w:val="444444"/>
-                <w:sz w:val="19"/>
-                <w:szCs w:val="19"/>
-              </w:rPr>
-              <w:t xml:space="preserve">0.2343</w:t>
-            </w:r>
-          </w:p>
-        </w:tc>
-      </w:tr>
-      <w:tr>
-        <w:trPr>
-          <w:cantSplit/>
-          <w:tblHeader w:val="false"/>
-        </w:trPr>
-        <w:tc>
-          <w:tcPr>
-            <w:tcW w:type="dxa" w:w="3300"/>
-            <w:tcBorders>
-              <w:top w:val="none" w:color="FFFFFF" w:sz="0"/>
-              <w:left w:val="none" w:color="FFFFFF" w:sz="0"/>
-              <w:bottom w:val="single" w:color="BFBFBF" w:sz="4"/>
-              <w:right w:val="none" w:color="FFFFFF" w:sz="0"/>
-            </w:tcBorders>
-            <w:tcMar>
-              <w:top w:type="dxa" w:w="70"/>
-              <w:left w:type="dxa" w:w="110"/>
-              <w:bottom w:type="dxa" w:w="70"/>
-              <w:right w:type="dxa" w:w="110"/>
-            </w:tcMar>
-          </w:tcPr>
-          <w:p>
-            <w:pPr>
-              <w:spacing w:after="0" w:line="260"/>
-            </w:pPr>
-            <w:r>
-              <w:rPr>
-                <w:rFonts w:ascii="Calibri" w:cs="Calibri" w:eastAsia="Calibri" w:hAnsi="Calibri"/>
-                <w:b w:val="false"/>
-                <w:bCs w:val="false"/>
-                <w:color w:val="444444"/>
-                <w:sz w:val="19"/>
-                <w:szCs w:val="19"/>
-              </w:rPr>
-              <w:t xml:space="preserve">Epochs, selected configuration in the search</w:t>
-            </w:r>
-          </w:p>
-        </w:tc>
-        <w:tc>
-          <w:tcPr>
-            <w:tcW w:type="dxa" w:w="5726"/>
-            <w:tcBorders>
-              <w:top w:val="none" w:color="FFFFFF" w:sz="0"/>
-              <w:left w:val="none" w:color="FFFFFF" w:sz="0"/>
-              <w:bottom w:val="single" w:color="BFBFBF" w:sz="4"/>
-              <w:right w:val="none" w:color="FFFFFF" w:sz="0"/>
-            </w:tcBorders>
-            <w:tcMar>
-              <w:top w:type="dxa" w:w="70"/>
-              <w:left w:type="dxa" w:w="110"/>
-              <w:bottom w:type="dxa" w:w="70"/>
-              <w:right w:type="dxa" w:w="110"/>
-            </w:tcMar>
-          </w:tcPr>
-          <w:p>
-            <w:pPr>
-              <w:spacing w:after="0" w:line="260"/>
-            </w:pPr>
-            <w:r>
-              <w:rPr>
-                <w:rFonts w:ascii="Calibri" w:cs="Calibri" w:eastAsia="Calibri" w:hAnsi="Calibri"/>
-                <w:b w:val="false"/>
-                <w:bCs w:val="false"/>
-                <w:color w:val="444444"/>
-                <w:sz w:val="19"/>
-                <w:szCs w:val="19"/>
-              </w:rPr>
-              <w:t xml:space="preserve">32, against a ceiling of 150</w:t>
-            </w:r>
-          </w:p>
-        </w:tc>
-      </w:tr>
-      <w:tr>
-        <w:trPr>
-          <w:cantSplit/>
-          <w:tblHeader w:val="false"/>
-        </w:trPr>
-        <w:tc>
-          <w:tcPr>
-            <w:tcW w:type="dxa" w:w="3300"/>
-            <w:tcBorders>
-              <w:top w:val="none" w:color="FFFFFF" w:sz="0"/>
-              <w:left w:val="none" w:color="FFFFFF" w:sz="0"/>
-              <w:bottom w:val="single" w:color="BFBFBF" w:sz="4"/>
-              <w:right w:val="none" w:color="FFFFFF" w:sz="0"/>
-            </w:tcBorders>
-            <w:tcMar>
-              <w:top w:type="dxa" w:w="70"/>
-              <w:left w:type="dxa" w:w="110"/>
-              <w:bottom w:type="dxa" w:w="70"/>
-              <w:right w:type="dxa" w:w="110"/>
-            </w:tcMar>
-          </w:tcPr>
-          <w:p>
-            <w:pPr>
-              <w:spacing w:after="0" w:line="260"/>
-            </w:pPr>
-            <w:r>
-              <w:rPr>
-                <w:rFonts w:ascii="Calibri" w:cs="Calibri" w:eastAsia="Calibri" w:hAnsi="Calibri"/>
-                <w:b w:val="false"/>
-                <w:bCs w:val="false"/>
-                <w:color w:val="444444"/>
-                <w:sz w:val="19"/>
-                <w:szCs w:val="19"/>
-              </w:rPr>
-              <w:t xml:space="preserve">Epochs, frozen fits</w:t>
-            </w:r>
-          </w:p>
-        </w:tc>
-        <w:tc>
-          <w:tcPr>
-            <w:tcW w:type="dxa" w:w="5726"/>
-            <w:tcBorders>
-              <w:top w:val="none" w:color="FFFFFF" w:sz="0"/>
-              <w:left w:val="none" w:color="FFFFFF" w:sz="0"/>
-              <w:bottom w:val="single" w:color="BFBFBF" w:sz="4"/>
-              <w:right w:val="none" w:color="FFFFFF" w:sz="0"/>
-            </w:tcBorders>
-            <w:tcMar>
-              <w:top w:type="dxa" w:w="70"/>
-              <w:left w:type="dxa" w:w="110"/>
-              <w:bottom w:type="dxa" w:w="70"/>
-              <w:right w:type="dxa" w:w="110"/>
-            </w:tcMar>
-          </w:tcPr>
-          <w:p>
-            <w:pPr>
-              <w:spacing w:after="0" w:line="260"/>
-            </w:pPr>
-            <w:r>
-              <w:rPr>
-                <w:rFonts w:ascii="Calibri" w:cs="Calibri" w:eastAsia="Calibri" w:hAnsi="Calibri"/>
-                <w:b w:val="false"/>
-                <w:bCs w:val="false"/>
-                <w:color w:val="444444"/>
-                <w:sz w:val="19"/>
-                <w:szCs w:val="19"/>
-              </w:rPr>
-              <w:t xml:space="preserve">23; the three experts 23, 29 and 28, against a ceiling of 90</w:t>
-            </w:r>
-          </w:p>
-        </w:tc>
-      </w:tr>
-      <w:tr>
-        <w:trPr>
-          <w:cantSplit/>
-          <w:tblHeader w:val="false"/>
-        </w:trPr>
-        <w:tc>
-          <w:tcPr>
-            <w:tcW w:type="dxa" w:w="3300"/>
-            <w:tcBorders>
-              <w:top w:val="none" w:color="FFFFFF" w:sz="0"/>
-              <w:left w:val="none" w:color="FFFFFF" w:sz="0"/>
-              <w:bottom w:val="single" w:color="BFBFBF" w:sz="4"/>
-              <w:right w:val="none" w:color="FFFFFF" w:sz="0"/>
-            </w:tcBorders>
-            <w:tcMar>
-              <w:top w:type="dxa" w:w="70"/>
-              <w:left w:type="dxa" w:w="110"/>
-              <w:bottom w:type="dxa" w:w="70"/>
-              <w:right w:type="dxa" w:w="110"/>
-            </w:tcMar>
-          </w:tcPr>
-          <w:p>
-            <w:pPr>
-              <w:spacing w:after="0" w:line="260"/>
-            </w:pPr>
-            <w:r>
-              <w:rPr>
-                <w:rFonts w:ascii="Calibri" w:cs="Calibri" w:eastAsia="Calibri" w:hAnsi="Calibri"/>
-                <w:b w:val="false"/>
-                <w:bCs w:val="false"/>
-                <w:color w:val="444444"/>
-                <w:sz w:val="19"/>
-                <w:szCs w:val="19"/>
-              </w:rPr>
-              <w:t xml:space="preserve">Trainable parameters</w:t>
-            </w:r>
-          </w:p>
-        </w:tc>
-        <w:tc>
-          <w:tcPr>
-            <w:tcW w:type="dxa" w:w="5726"/>
-            <w:tcBorders>
-              <w:top w:val="none" w:color="FFFFFF" w:sz="0"/>
-              <w:left w:val="none" w:color="FFFFFF" w:sz="0"/>
-              <w:bottom w:val="single" w:color="BFBFBF" w:sz="4"/>
-              <w:right w:val="none" w:color="FFFFFF" w:sz="0"/>
-            </w:tcBorders>
-            <w:tcMar>
-              <w:top w:type="dxa" w:w="70"/>
-              <w:left w:type="dxa" w:w="110"/>
-              <w:bottom w:type="dxa" w:w="70"/>
-              <w:right w:type="dxa" w:w="110"/>
-            </w:tcMar>
-          </w:tcPr>
-          <w:p>
-            <w:pPr>
-              <w:spacing w:after="0" w:line="260"/>
-            </w:pPr>
-            <w:r>
-              <w:rPr>
-                <w:rFonts w:ascii="Calibri" w:cs="Calibri" w:eastAsia="Calibri" w:hAnsi="Calibri"/>
-                <w:b w:val="false"/>
-                <w:bCs w:val="false"/>
-                <w:color w:val="444444"/>
-                <w:sz w:val="19"/>
-                <w:szCs w:val="19"/>
-              </w:rPr>
-              <w:t xml:space="preserve">67,713 for a single network; 203,139 for the mixture</w:t>
-            </w:r>
-          </w:p>
-        </w:tc>
-      </w:tr>
-      <w:tr>
-        <w:trPr>
-          <w:cantSplit/>
-          <w:tblHeader w:val="false"/>
-        </w:trPr>
-        <w:tc>
-          <w:tcPr>
-            <w:tcW w:type="dxa" w:w="3300"/>
-            <w:tcBorders>
-              <w:top w:val="none" w:color="FFFFFF" w:sz="0"/>
-              <w:left w:val="none" w:color="FFFFFF" w:sz="0"/>
-              <w:bottom w:val="single" w:color="BFBFBF" w:sz="4"/>
-              <w:right w:val="none" w:color="FFFFFF" w:sz="0"/>
-            </w:tcBorders>
-            <w:tcMar>
-              <w:top w:type="dxa" w:w="70"/>
-              <w:left w:type="dxa" w:w="110"/>
-              <w:bottom w:type="dxa" w:w="70"/>
-              <w:right w:type="dxa" w:w="110"/>
-            </w:tcMar>
-          </w:tcPr>
-          <w:p>
-            <w:pPr>
-              <w:spacing w:after="0" w:line="260"/>
-            </w:pPr>
-            <w:r>
-              <w:rPr>
-                <w:rFonts w:ascii="Calibri" w:cs="Calibri" w:eastAsia="Calibri" w:hAnsi="Calibri"/>
-                <w:b w:val="false"/>
-                <w:bCs w:val="false"/>
-                <w:color w:val="444444"/>
-                <w:sz w:val="19"/>
-                <w:szCs w:val="19"/>
-              </w:rPr>
-              <w:t xml:space="preserve">End-to-end wall-clock</w:t>
-            </w:r>
-          </w:p>
-        </w:tc>
-        <w:tc>
-          <w:tcPr>
-            <w:tcW w:type="dxa" w:w="5726"/>
-            <w:tcBorders>
-              <w:top w:val="none" w:color="FFFFFF" w:sz="0"/>
-              <w:left w:val="none" w:color="FFFFFF" w:sz="0"/>
-              <w:bottom w:val="single" w:color="BFBFBF" w:sz="4"/>
-              <w:right w:val="none" w:color="FFFFFF" w:sz="0"/>
-            </w:tcBorders>
-            <w:tcMar>
-              <w:top w:type="dxa" w:w="70"/>
-              <w:left w:type="dxa" w:w="110"/>
-              <w:bottom w:type="dxa" w:w="70"/>
-              <w:right w:type="dxa" w:w="110"/>
-            </w:tcMar>
-          </w:tcPr>
-          <w:p>
-            <w:pPr>
-              <w:spacing w:after="0" w:line="260"/>
-            </w:pPr>
-            <w:r>
-              <w:rPr>
-                <w:rFonts w:ascii="Calibri" w:cs="Calibri" w:eastAsia="Calibri" w:hAnsi="Calibri"/>
-                <w:b w:val="false"/>
-                <w:bCs w:val="false"/>
-                <w:color w:val="444444"/>
-                <w:sz w:val="19"/>
-                <w:szCs w:val="19"/>
-              </w:rPr>
-              <w:t xml:space="preserve">836 seconds, of which the search is 378</w:t>
-            </w:r>
-          </w:p>
-        </w:tc>
-      </w:tr>
-      <w:tr>
-        <w:trPr>
-          <w:cantSplit/>
-          <w:tblHeader w:val="false"/>
-        </w:trPr>
-        <w:tc>
-          <w:tcPr>
-            <w:tcW w:type="dxa" w:w="3300"/>
-            <w:tcBorders>
-              <w:top w:val="none" w:color="FFFFFF" w:sz="0"/>
-              <w:left w:val="none" w:color="FFFFFF" w:sz="0"/>
-              <w:bottom w:val="single" w:color="BFBFBF" w:sz="4"/>
-              <w:right w:val="none" w:color="FFFFFF" w:sz="0"/>
-            </w:tcBorders>
-            <w:tcMar>
-              <w:top w:type="dxa" w:w="70"/>
-              <w:left w:type="dxa" w:w="110"/>
-              <w:bottom w:type="dxa" w:w="70"/>
-              <w:right w:type="dxa" w:w="110"/>
-            </w:tcMar>
-          </w:tcPr>
-          <w:p>
-            <w:pPr>
-              <w:spacing w:after="0" w:line="260"/>
-            </w:pPr>
-            <w:r>
-              <w:rPr>
-                <w:rFonts w:ascii="Calibri" w:cs="Calibri" w:eastAsia="Calibri" w:hAnsi="Calibri"/>
-                <w:b w:val="false"/>
-                <w:bCs w:val="false"/>
-                <w:color w:val="444444"/>
-                <w:sz w:val="19"/>
-                <w:szCs w:val="19"/>
-              </w:rPr>
-              <w:t xml:space="preserve">Peak working memory</w:t>
-            </w:r>
-          </w:p>
-        </w:tc>
-        <w:tc>
-          <w:tcPr>
-            <w:tcW w:type="dxa" w:w="5726"/>
-            <w:tcBorders>
-              <w:top w:val="none" w:color="FFFFFF" w:sz="0"/>
-              <w:left w:val="none" w:color="FFFFFF" w:sz="0"/>
-              <w:bottom w:val="single" w:color="BFBFBF" w:sz="4"/>
-              <w:right w:val="none" w:color="FFFFFF" w:sz="0"/>
-            </w:tcBorders>
-            <w:tcMar>
-              <w:top w:type="dxa" w:w="70"/>
-              <w:left w:type="dxa" w:w="110"/>
-              <w:bottom w:type="dxa" w:w="70"/>
-              <w:right w:type="dxa" w:w="110"/>
-            </w:tcMar>
-          </w:tcPr>
-          <w:p>
-            <w:pPr>
-              <w:spacing w:after="0" w:line="260"/>
-            </w:pPr>
-            <w:r>
-              <w:rPr>
-                <w:rFonts w:ascii="Calibri" w:cs="Calibri" w:eastAsia="Calibri" w:hAnsi="Calibri"/>
-                <w:b w:val="false"/>
-                <w:bCs w:val="false"/>
-                <w:color w:val="444444"/>
-                <w:sz w:val="19"/>
-                <w:szCs w:val="19"/>
-              </w:rPr>
-              <w:t xml:space="preserve">390 MB</w:t>
-            </w:r>
-          </w:p>
-        </w:tc>
-      </w:tr>
-      <w:tr>
-        <w:trPr>
-          <w:cantSplit/>
-          <w:tblHeader w:val="false"/>
-        </w:trPr>
-        <w:tc>
-          <w:tcPr>
-            <w:tcW w:type="dxa" w:w="3300"/>
-            <w:tcBorders>
-              <w:top w:val="none" w:color="FFFFFF" w:sz="0"/>
-              <w:left w:val="none" w:color="FFFFFF" w:sz="0"/>
-              <w:bottom w:val="single" w:color="BFBFBF" w:sz="4"/>
-              <w:right w:val="none" w:color="FFFFFF" w:sz="0"/>
-            </w:tcBorders>
-            <w:tcMar>
-              <w:top w:type="dxa" w:w="70"/>
-              <w:left w:type="dxa" w:w="110"/>
-              <w:bottom w:type="dxa" w:w="70"/>
-              <w:right w:type="dxa" w:w="110"/>
-            </w:tcMar>
-          </w:tcPr>
-          <w:p>
-            <w:pPr>
-              <w:spacing w:after="0" w:line="260"/>
-            </w:pPr>
-            <w:r>
-              <w:rPr>
-                <w:rFonts w:ascii="Calibri" w:cs="Calibri" w:eastAsia="Calibri" w:hAnsi="Calibri"/>
-                <w:b w:val="false"/>
-                <w:bCs w:val="false"/>
-                <w:color w:val="444444"/>
-                <w:sz w:val="19"/>
-                <w:szCs w:val="19"/>
-              </w:rPr>
-              <w:t xml:space="preserve">Accelerator</w:t>
-            </w:r>
-          </w:p>
-        </w:tc>
-        <w:tc>
-          <w:tcPr>
-            <w:tcW w:type="dxa" w:w="5726"/>
-            <w:tcBorders>
-              <w:top w:val="none" w:color="FFFFFF" w:sz="0"/>
-              <w:left w:val="none" w:color="FFFFFF" w:sz="0"/>
-              <w:bottom w:val="single" w:color="BFBFBF" w:sz="4"/>
-              <w:right w:val="none" w:color="FFFFFF" w:sz="0"/>
-            </w:tcBorders>
-            <w:tcMar>
-              <w:top w:type="dxa" w:w="70"/>
-              <w:left w:type="dxa" w:w="110"/>
-              <w:bottom w:type="dxa" w:w="70"/>
-              <w:right w:type="dxa" w:w="110"/>
-            </w:tcMar>
-          </w:tcPr>
-          <w:p>
-            <w:pPr>
-              <w:spacing w:after="0" w:line="260"/>
-            </w:pPr>
-            <w:r>
-              <w:rPr>
-                <w:rFonts w:ascii="Calibri" w:cs="Calibri" w:eastAsia="Calibri" w:hAnsi="Calibri"/>
-                <w:b w:val="false"/>
-                <w:bCs w:val="false"/>
-                <w:color w:val="444444"/>
-                <w:sz w:val="19"/>
-                <w:szCs w:val="19"/>
-              </w:rPr>
-              <w:t xml:space="preserve">None; four processor cores</w:t>
-            </w:r>
-          </w:p>
-        </w:tc>
-      </w:tr>
-    </w:tbl>
-    <w:p>
-      <w:pPr>
-        <w:spacing w:after="160" w:line="320"/>
-        <w:jc w:val="both"/>
-      </w:pPr>
-      <w:r>
-        <w:t xml:space="preserve">Table 4.3 records the configuration and its cost. The study runs end to end in 13.9 minutes on four processor cores, of which the hyperparameter search is 45 per cent, and peaks at 390 megabytes of working memory, 244 of which is the deep-learning framework's own import footprint. The operational constraint on the method is the availability of the daily realised measure, not computation.</w:t>
+        <w:t xml:space="preserve">The search was not constrained by its own budget: four configurations ran to 132, 132, 136 and 150 epochs, against a ceiling of 150, and every frozen fit stopped well inside its cap. The study runs end to end in 13.9 minutes on four processor cores and peaks at 390 megabytes, so the operational constraint is the availability of the daily realised measure, not computation.</w:t>
       </w:r>
     </w:p>
     <w:p>
@@ -3059,1479 +182,25 @@
         <w:jc w:val="both"/>
       </w:pPr>
       <w:r>
-        <w:t xml:space="preserve">The regime signal is an input to every result in Section 4.7, so its selection and its validity are established before anything conditioned on it is read. The penalty was chosen by the rule of Section 3.3 applied to the pre-registered grid: on training rows, a penalty of 1 leaves a mean state duration of 3.3 days and fails the persistence floor, while a penalty of 3 gives 51.9 days and clears it, making three the smallest admissible value. The finer sweep Section 3.3 promised makes the grid's influence visible rather than concealing it. On that sweep a penalty of 1.5 also clears the floor, at 19.5 days, and its state path agrees with the selected one on 90.3 per cent of training days and 91.5 per cent of evaluation days. The pre-registered grid is retained because it was fixed before any result existed, and the sensitivity is reported so the reader can see what a finer grid would have changed, which is little.</w:t>
+        <w:t xml:space="preserve">The regime signal enters every result in Section 4.7, so its selection and validity come first. On the pre-registered grid the smallest penalty clearing the persistence floor is 3, at a mean training-state duration of 51.9 days against 3.3 at a penalty of 1 (Appendix C.7). The finer sweep Section 3.3 promised makes that grid's influence visible: a penalty of 1.5 also clears the floor and agrees with the selected path on over 90 per cent of days in both blocks, so a finer grid would have changed little. The state count was fixed at three in advance, the criterion reported as a sensitivity: it is minimised at three under Baum-Welch and at four under the penalised estimator (Appendix C.8).</w:t>
       </w:r>
     </w:p>
-    <w:p>
-      <w:pPr>
-        <w:pStyle w:val="Caption"/>
-      </w:pPr>
-      <w:r>
-        <w:t xml:space="preserve">Table 4.4  Selection of the jump penalty on training rows. The rule of Section 3.3 takes the smallest value whose mean state duration clears the persistence floor.</w:t>
-      </w:r>
-    </w:p>
-    <w:tbl>
-      <w:tblPr>
-        <w:tblW w:type="dxa" w:w="9026"/>
-        <w:tblBorders>
-          <w:top w:val="single" w:color="auto" w:sz="4"/>
-          <w:left w:val="single" w:color="auto" w:sz="4"/>
-          <w:bottom w:val="single" w:color="auto" w:sz="4"/>
-          <w:right w:val="single" w:color="auto" w:sz="4"/>
-          <w:insideH w:val="single" w:color="auto" w:sz="4"/>
-          <w:insideV w:val="single" w:color="auto" w:sz="4"/>
-        </w:tblBorders>
-      </w:tblPr>
-      <w:tblGrid>
-        <w:gridCol w:w="1500"/>
-        <w:gridCol w:w="1500"/>
-        <w:gridCol w:w="2500"/>
-        <w:gridCol w:w="3526"/>
-      </w:tblGrid>
-      <w:tr>
-        <w:trPr>
-          <w:cantSplit/>
-          <w:tblHeader/>
-        </w:trPr>
-        <w:tc>
-          <w:tcPr>
-            <w:tcW w:type="dxa" w:w="1500"/>
-            <w:tcBorders>
-              <w:top w:val="single" w:color="111111" w:sz="4"/>
-              <w:left w:val="none" w:color="FFFFFF" w:sz="0"/>
-              <w:bottom w:val="single" w:color="111111" w:sz="4"/>
-              <w:right w:val="none" w:color="FFFFFF" w:sz="0"/>
-            </w:tcBorders>
-            <w:shd w:fill="F2F2F2" w:color="auto" w:val="clear"/>
-            <w:tcMar>
-              <w:top w:type="dxa" w:w="70"/>
-              <w:left w:type="dxa" w:w="110"/>
-              <w:bottom w:type="dxa" w:w="70"/>
-              <w:right w:type="dxa" w:w="110"/>
-            </w:tcMar>
-          </w:tcPr>
-          <w:p>
-            <w:pPr>
-              <w:spacing w:after="0" w:line="260"/>
-            </w:pPr>
-            <w:r>
-              <w:rPr>
-                <w:rFonts w:ascii="Calibri" w:cs="Calibri" w:eastAsia="Calibri" w:hAnsi="Calibri"/>
-                <w:b/>
-                <w:bCs/>
-                <w:color w:val="111111"/>
-                <w:sz w:val="18"/>
-                <w:szCs w:val="18"/>
-              </w:rPr>
-              <w:t xml:space="preserve">Penalty</w:t>
-            </w:r>
-          </w:p>
-        </w:tc>
-        <w:tc>
-          <w:tcPr>
-            <w:tcW w:type="dxa" w:w="1500"/>
-            <w:tcBorders>
-              <w:top w:val="single" w:color="111111" w:sz="4"/>
-              <w:left w:val="none" w:color="FFFFFF" w:sz="0"/>
-              <w:bottom w:val="single" w:color="111111" w:sz="4"/>
-              <w:right w:val="none" w:color="FFFFFF" w:sz="0"/>
-            </w:tcBorders>
-            <w:shd w:fill="F2F2F2" w:color="auto" w:val="clear"/>
-            <w:tcMar>
-              <w:top w:type="dxa" w:w="70"/>
-              <w:left w:type="dxa" w:w="110"/>
-              <w:bottom w:type="dxa" w:w="70"/>
-              <w:right w:type="dxa" w:w="110"/>
-            </w:tcMar>
-          </w:tcPr>
-          <w:p>
-            <w:pPr>
-              <w:spacing w:after="0" w:line="260"/>
-            </w:pPr>
-            <w:r>
-              <w:rPr>
-                <w:rFonts w:ascii="Calibri" w:cs="Calibri" w:eastAsia="Calibri" w:hAnsi="Calibri"/>
-                <w:b/>
-                <w:bCs/>
-                <w:color w:val="111111"/>
-                <w:sz w:val="18"/>
-                <w:szCs w:val="18"/>
-              </w:rPr>
-              <w:t xml:space="preserve">Switches</w:t>
-            </w:r>
-          </w:p>
-        </w:tc>
-        <w:tc>
-          <w:tcPr>
-            <w:tcW w:type="dxa" w:w="2500"/>
-            <w:tcBorders>
-              <w:top w:val="single" w:color="111111" w:sz="4"/>
-              <w:left w:val="none" w:color="FFFFFF" w:sz="0"/>
-              <w:bottom w:val="single" w:color="111111" w:sz="4"/>
-              <w:right w:val="none" w:color="FFFFFF" w:sz="0"/>
-            </w:tcBorders>
-            <w:shd w:fill="F2F2F2" w:color="auto" w:val="clear"/>
-            <w:tcMar>
-              <w:top w:type="dxa" w:w="70"/>
-              <w:left w:type="dxa" w:w="110"/>
-              <w:bottom w:type="dxa" w:w="70"/>
-              <w:right w:type="dxa" w:w="110"/>
-            </w:tcMar>
-          </w:tcPr>
-          <w:p>
-            <w:pPr>
-              <w:spacing w:after="0" w:line="260"/>
-            </w:pPr>
-            <w:r>
-              <w:rPr>
-                <w:rFonts w:ascii="Calibri" w:cs="Calibri" w:eastAsia="Calibri" w:hAnsi="Calibri"/>
-                <w:b/>
-                <w:bCs/>
-                <w:color w:val="111111"/>
-                <w:sz w:val="18"/>
-                <w:szCs w:val="18"/>
-              </w:rPr>
-              <w:t xml:space="preserve">Mean duration, days</w:t>
-            </w:r>
-          </w:p>
-        </w:tc>
-        <w:tc>
-          <w:tcPr>
-            <w:tcW w:type="dxa" w:w="3526"/>
-            <w:tcBorders>
-              <w:top w:val="single" w:color="111111" w:sz="4"/>
-              <w:left w:val="none" w:color="FFFFFF" w:sz="0"/>
-              <w:bottom w:val="single" w:color="111111" w:sz="4"/>
-              <w:right w:val="none" w:color="FFFFFF" w:sz="0"/>
-            </w:tcBorders>
-            <w:shd w:fill="F2F2F2" w:color="auto" w:val="clear"/>
-            <w:tcMar>
-              <w:top w:type="dxa" w:w="70"/>
-              <w:left w:type="dxa" w:w="110"/>
-              <w:bottom w:type="dxa" w:w="70"/>
-              <w:right w:type="dxa" w:w="110"/>
-            </w:tcMar>
-          </w:tcPr>
-          <w:p>
-            <w:pPr>
-              <w:spacing w:after="0" w:line="260"/>
-            </w:pPr>
-            <w:r>
-              <w:rPr>
-                <w:rFonts w:ascii="Calibri" w:cs="Calibri" w:eastAsia="Calibri" w:hAnsi="Calibri"/>
-                <w:b/>
-                <w:bCs/>
-                <w:color w:val="111111"/>
-                <w:sz w:val="18"/>
-                <w:szCs w:val="18"/>
-              </w:rPr>
-              <w:t xml:space="preserve">Clears the floor</w:t>
-            </w:r>
-          </w:p>
-        </w:tc>
-      </w:tr>
-      <w:tr>
-        <w:trPr>
-          <w:cantSplit/>
-          <w:tblHeader w:val="false"/>
-        </w:trPr>
-        <w:tc>
-          <w:tcPr>
-            <w:tcW w:type="dxa" w:w="1500"/>
-            <w:tcBorders>
-              <w:top w:val="none" w:color="FFFFFF" w:sz="0"/>
-              <w:left w:val="none" w:color="FFFFFF" w:sz="0"/>
-              <w:bottom w:val="single" w:color="BFBFBF" w:sz="4"/>
-              <w:right w:val="none" w:color="FFFFFF" w:sz="0"/>
-            </w:tcBorders>
-            <w:tcMar>
-              <w:top w:type="dxa" w:w="70"/>
-              <w:left w:type="dxa" w:w="110"/>
-              <w:bottom w:type="dxa" w:w="70"/>
-              <w:right w:type="dxa" w:w="110"/>
-            </w:tcMar>
-          </w:tcPr>
-          <w:p>
-            <w:pPr>
-              <w:spacing w:after="0" w:line="260"/>
-            </w:pPr>
-            <w:r>
-              <w:rPr>
-                <w:rFonts w:ascii="Calibri" w:cs="Calibri" w:eastAsia="Calibri" w:hAnsi="Calibri"/>
-                <w:b w:val="false"/>
-                <w:bCs w:val="false"/>
-                <w:color w:val="444444"/>
-                <w:sz w:val="18"/>
-                <w:szCs w:val="18"/>
-              </w:rPr>
-              <w:t xml:space="preserve">1</w:t>
-            </w:r>
-          </w:p>
-        </w:tc>
-        <w:tc>
-          <w:tcPr>
-            <w:tcW w:type="dxa" w:w="1500"/>
-            <w:tcBorders>
-              <w:top w:val="none" w:color="FFFFFF" w:sz="0"/>
-              <w:left w:val="none" w:color="FFFFFF" w:sz="0"/>
-              <w:bottom w:val="single" w:color="BFBFBF" w:sz="4"/>
-              <w:right w:val="none" w:color="FFFFFF" w:sz="0"/>
-            </w:tcBorders>
-            <w:tcMar>
-              <w:top w:type="dxa" w:w="70"/>
-              <w:left w:type="dxa" w:w="110"/>
-              <w:bottom w:type="dxa" w:w="70"/>
-              <w:right w:type="dxa" w:w="110"/>
-            </w:tcMar>
-          </w:tcPr>
-          <w:p>
-            <w:pPr>
-              <w:spacing w:after="0" w:line="260"/>
-            </w:pPr>
-            <w:r>
-              <w:rPr>
-                <w:rFonts w:ascii="Calibri" w:cs="Calibri" w:eastAsia="Calibri" w:hAnsi="Calibri"/>
-                <w:b w:val="false"/>
-                <w:bCs w:val="false"/>
-                <w:color w:val="444444"/>
-                <w:sz w:val="18"/>
-                <w:szCs w:val="18"/>
-              </w:rPr>
-              <w:t xml:space="preserve">1,196</w:t>
-            </w:r>
-          </w:p>
-        </w:tc>
-        <w:tc>
-          <w:tcPr>
-            <w:tcW w:type="dxa" w:w="2500"/>
-            <w:tcBorders>
-              <w:top w:val="none" w:color="FFFFFF" w:sz="0"/>
-              <w:left w:val="none" w:color="FFFFFF" w:sz="0"/>
-              <w:bottom w:val="single" w:color="BFBFBF" w:sz="4"/>
-              <w:right w:val="none" w:color="FFFFFF" w:sz="0"/>
-            </w:tcBorders>
-            <w:tcMar>
-              <w:top w:type="dxa" w:w="70"/>
-              <w:left w:type="dxa" w:w="110"/>
-              <w:bottom w:type="dxa" w:w="70"/>
-              <w:right w:type="dxa" w:w="110"/>
-            </w:tcMar>
-          </w:tcPr>
-          <w:p>
-            <w:pPr>
-              <w:spacing w:after="0" w:line="260"/>
-            </w:pPr>
-            <w:r>
-              <w:rPr>
-                <w:rFonts w:ascii="Calibri" w:cs="Calibri" w:eastAsia="Calibri" w:hAnsi="Calibri"/>
-                <w:b w:val="false"/>
-                <w:bCs w:val="false"/>
-                <w:color w:val="444444"/>
-                <w:sz w:val="18"/>
-                <w:szCs w:val="18"/>
-              </w:rPr>
-              <w:t xml:space="preserve">3.3</w:t>
-            </w:r>
-          </w:p>
-        </w:tc>
-        <w:tc>
-          <w:tcPr>
-            <w:tcW w:type="dxa" w:w="3526"/>
-            <w:tcBorders>
-              <w:top w:val="none" w:color="FFFFFF" w:sz="0"/>
-              <w:left w:val="none" w:color="FFFFFF" w:sz="0"/>
-              <w:bottom w:val="single" w:color="BFBFBF" w:sz="4"/>
-              <w:right w:val="none" w:color="FFFFFF" w:sz="0"/>
-            </w:tcBorders>
-            <w:tcMar>
-              <w:top w:type="dxa" w:w="70"/>
-              <w:left w:type="dxa" w:w="110"/>
-              <w:bottom w:type="dxa" w:w="70"/>
-              <w:right w:type="dxa" w:w="110"/>
-            </w:tcMar>
-          </w:tcPr>
-          <w:p>
-            <w:pPr>
-              <w:spacing w:after="0" w:line="260"/>
-            </w:pPr>
-            <w:r>
-              <w:rPr>
-                <w:rFonts w:ascii="Calibri" w:cs="Calibri" w:eastAsia="Calibri" w:hAnsi="Calibri"/>
-                <w:b w:val="false"/>
-                <w:bCs w:val="false"/>
-                <w:color w:val="444444"/>
-                <w:sz w:val="18"/>
-                <w:szCs w:val="18"/>
-              </w:rPr>
-              <w:t xml:space="preserve">No</w:t>
-            </w:r>
-          </w:p>
-        </w:tc>
-      </w:tr>
-      <w:tr>
-        <w:trPr>
-          <w:cantSplit/>
-          <w:tblHeader w:val="false"/>
-        </w:trPr>
-        <w:tc>
-          <w:tcPr>
-            <w:tcW w:type="dxa" w:w="1500"/>
-            <w:tcBorders>
-              <w:top w:val="none" w:color="FFFFFF" w:sz="0"/>
-              <w:left w:val="none" w:color="FFFFFF" w:sz="0"/>
-              <w:bottom w:val="single" w:color="BFBFBF" w:sz="4"/>
-              <w:right w:val="none" w:color="FFFFFF" w:sz="0"/>
-            </w:tcBorders>
-            <w:tcMar>
-              <w:top w:type="dxa" w:w="70"/>
-              <w:left w:type="dxa" w:w="110"/>
-              <w:bottom w:type="dxa" w:w="70"/>
-              <w:right w:type="dxa" w:w="110"/>
-            </w:tcMar>
-          </w:tcPr>
-          <w:p>
-            <w:pPr>
-              <w:spacing w:after="0" w:line="260"/>
-            </w:pPr>
-            <w:r>
-              <w:rPr>
-                <w:rFonts w:ascii="Calibri" w:cs="Calibri" w:eastAsia="Calibri" w:hAnsi="Calibri"/>
-                <w:b w:val="false"/>
-                <w:bCs w:val="false"/>
-                <w:color w:val="444444"/>
-                <w:sz w:val="18"/>
-                <w:szCs w:val="18"/>
-              </w:rPr>
-              <w:t xml:space="preserve">3</w:t>
-            </w:r>
-          </w:p>
-        </w:tc>
-        <w:tc>
-          <w:tcPr>
-            <w:tcW w:type="dxa" w:w="1500"/>
-            <w:tcBorders>
-              <w:top w:val="none" w:color="FFFFFF" w:sz="0"/>
-              <w:left w:val="none" w:color="FFFFFF" w:sz="0"/>
-              <w:bottom w:val="single" w:color="BFBFBF" w:sz="4"/>
-              <w:right w:val="none" w:color="FFFFFF" w:sz="0"/>
-            </w:tcBorders>
-            <w:tcMar>
-              <w:top w:type="dxa" w:w="70"/>
-              <w:left w:type="dxa" w:w="110"/>
-              <w:bottom w:type="dxa" w:w="70"/>
-              <w:right w:type="dxa" w:w="110"/>
-            </w:tcMar>
-          </w:tcPr>
-          <w:p>
-            <w:pPr>
-              <w:spacing w:after="0" w:line="260"/>
-            </w:pPr>
-            <w:r>
-              <w:rPr>
-                <w:rFonts w:ascii="Calibri" w:cs="Calibri" w:eastAsia="Calibri" w:hAnsi="Calibri"/>
-                <w:b w:val="false"/>
-                <w:bCs w:val="false"/>
-                <w:color w:val="444444"/>
-                <w:sz w:val="18"/>
-                <w:szCs w:val="18"/>
-              </w:rPr>
-              <w:t xml:space="preserve">76</w:t>
-            </w:r>
-          </w:p>
-        </w:tc>
-        <w:tc>
-          <w:tcPr>
-            <w:tcW w:type="dxa" w:w="2500"/>
-            <w:tcBorders>
-              <w:top w:val="none" w:color="FFFFFF" w:sz="0"/>
-              <w:left w:val="none" w:color="FFFFFF" w:sz="0"/>
-              <w:bottom w:val="single" w:color="BFBFBF" w:sz="4"/>
-              <w:right w:val="none" w:color="FFFFFF" w:sz="0"/>
-            </w:tcBorders>
-            <w:tcMar>
-              <w:top w:type="dxa" w:w="70"/>
-              <w:left w:type="dxa" w:w="110"/>
-              <w:bottom w:type="dxa" w:w="70"/>
-              <w:right w:type="dxa" w:w="110"/>
-            </w:tcMar>
-          </w:tcPr>
-          <w:p>
-            <w:pPr>
-              <w:spacing w:after="0" w:line="260"/>
-            </w:pPr>
-            <w:r>
-              <w:rPr>
-                <w:rFonts w:ascii="Calibri" w:cs="Calibri" w:eastAsia="Calibri" w:hAnsi="Calibri"/>
-                <w:b w:val="false"/>
-                <w:bCs w:val="false"/>
-                <w:color w:val="444444"/>
-                <w:sz w:val="18"/>
-                <w:szCs w:val="18"/>
-              </w:rPr>
-              <w:t xml:space="preserve">51.9</w:t>
-            </w:r>
-          </w:p>
-        </w:tc>
-        <w:tc>
-          <w:tcPr>
-            <w:tcW w:type="dxa" w:w="3526"/>
-            <w:tcBorders>
-              <w:top w:val="none" w:color="FFFFFF" w:sz="0"/>
-              <w:left w:val="none" w:color="FFFFFF" w:sz="0"/>
-              <w:bottom w:val="single" w:color="BFBFBF" w:sz="4"/>
-              <w:right w:val="none" w:color="FFFFFF" w:sz="0"/>
-            </w:tcBorders>
-            <w:tcMar>
-              <w:top w:type="dxa" w:w="70"/>
-              <w:left w:type="dxa" w:w="110"/>
-              <w:bottom w:type="dxa" w:w="70"/>
-              <w:right w:type="dxa" w:w="110"/>
-            </w:tcMar>
-          </w:tcPr>
-          <w:p>
-            <w:pPr>
-              <w:spacing w:after="0" w:line="260"/>
-            </w:pPr>
-            <w:r>
-              <w:rPr>
-                <w:rFonts w:ascii="Calibri" w:cs="Calibri" w:eastAsia="Calibri" w:hAnsi="Calibri"/>
-                <w:b w:val="false"/>
-                <w:bCs w:val="false"/>
-                <w:color w:val="444444"/>
-                <w:sz w:val="18"/>
-                <w:szCs w:val="18"/>
-              </w:rPr>
-              <w:t xml:space="preserve">Yes, and selected</w:t>
-            </w:r>
-          </w:p>
-        </w:tc>
-      </w:tr>
-      <w:tr>
-        <w:trPr>
-          <w:cantSplit/>
-          <w:tblHeader w:val="false"/>
-        </w:trPr>
-        <w:tc>
-          <w:tcPr>
-            <w:tcW w:type="dxa" w:w="1500"/>
-            <w:tcBorders>
-              <w:top w:val="none" w:color="FFFFFF" w:sz="0"/>
-              <w:left w:val="none" w:color="FFFFFF" w:sz="0"/>
-              <w:bottom w:val="single" w:color="BFBFBF" w:sz="4"/>
-              <w:right w:val="none" w:color="FFFFFF" w:sz="0"/>
-            </w:tcBorders>
-            <w:tcMar>
-              <w:top w:type="dxa" w:w="70"/>
-              <w:left w:type="dxa" w:w="110"/>
-              <w:bottom w:type="dxa" w:w="70"/>
-              <w:right w:type="dxa" w:w="110"/>
-            </w:tcMar>
-          </w:tcPr>
-          <w:p>
-            <w:pPr>
-              <w:spacing w:after="0" w:line="260"/>
-            </w:pPr>
-            <w:r>
-              <w:rPr>
-                <w:rFonts w:ascii="Calibri" w:cs="Calibri" w:eastAsia="Calibri" w:hAnsi="Calibri"/>
-                <w:b w:val="false"/>
-                <w:bCs w:val="false"/>
-                <w:color w:val="444444"/>
-                <w:sz w:val="18"/>
-                <w:szCs w:val="18"/>
-              </w:rPr>
-              <w:t xml:space="preserve">10</w:t>
-            </w:r>
-          </w:p>
-        </w:tc>
-        <w:tc>
-          <w:tcPr>
-            <w:tcW w:type="dxa" w:w="1500"/>
-            <w:tcBorders>
-              <w:top w:val="none" w:color="FFFFFF" w:sz="0"/>
-              <w:left w:val="none" w:color="FFFFFF" w:sz="0"/>
-              <w:bottom w:val="single" w:color="BFBFBF" w:sz="4"/>
-              <w:right w:val="none" w:color="FFFFFF" w:sz="0"/>
-            </w:tcBorders>
-            <w:tcMar>
-              <w:top w:type="dxa" w:w="70"/>
-              <w:left w:type="dxa" w:w="110"/>
-              <w:bottom w:type="dxa" w:w="70"/>
-              <w:right w:type="dxa" w:w="110"/>
-            </w:tcMar>
-          </w:tcPr>
-          <w:p>
-            <w:pPr>
-              <w:spacing w:after="0" w:line="260"/>
-            </w:pPr>
-            <w:r>
-              <w:rPr>
-                <w:rFonts w:ascii="Calibri" w:cs="Calibri" w:eastAsia="Calibri" w:hAnsi="Calibri"/>
-                <w:b w:val="false"/>
-                <w:bCs w:val="false"/>
-                <w:color w:val="444444"/>
-                <w:sz w:val="18"/>
-                <w:szCs w:val="18"/>
-              </w:rPr>
-              <w:t xml:space="preserve">10</w:t>
-            </w:r>
-          </w:p>
-        </w:tc>
-        <w:tc>
-          <w:tcPr>
-            <w:tcW w:type="dxa" w:w="2500"/>
-            <w:tcBorders>
-              <w:top w:val="none" w:color="FFFFFF" w:sz="0"/>
-              <w:left w:val="none" w:color="FFFFFF" w:sz="0"/>
-              <w:bottom w:val="single" w:color="BFBFBF" w:sz="4"/>
-              <w:right w:val="none" w:color="FFFFFF" w:sz="0"/>
-            </w:tcBorders>
-            <w:tcMar>
-              <w:top w:type="dxa" w:w="70"/>
-              <w:left w:type="dxa" w:w="110"/>
-              <w:bottom w:type="dxa" w:w="70"/>
-              <w:right w:type="dxa" w:w="110"/>
-            </w:tcMar>
-          </w:tcPr>
-          <w:p>
-            <w:pPr>
-              <w:spacing w:after="0" w:line="260"/>
-            </w:pPr>
-            <w:r>
-              <w:rPr>
-                <w:rFonts w:ascii="Calibri" w:cs="Calibri" w:eastAsia="Calibri" w:hAnsi="Calibri"/>
-                <w:b w:val="false"/>
-                <w:bCs w:val="false"/>
-                <w:color w:val="444444"/>
-                <w:sz w:val="18"/>
-                <w:szCs w:val="18"/>
-              </w:rPr>
-              <w:t xml:space="preserve">363.0</w:t>
-            </w:r>
-          </w:p>
-        </w:tc>
-        <w:tc>
-          <w:tcPr>
-            <w:tcW w:type="dxa" w:w="3526"/>
-            <w:tcBorders>
-              <w:top w:val="none" w:color="FFFFFF" w:sz="0"/>
-              <w:left w:val="none" w:color="FFFFFF" w:sz="0"/>
-              <w:bottom w:val="single" w:color="BFBFBF" w:sz="4"/>
-              <w:right w:val="none" w:color="FFFFFF" w:sz="0"/>
-            </w:tcBorders>
-            <w:tcMar>
-              <w:top w:type="dxa" w:w="70"/>
-              <w:left w:type="dxa" w:w="110"/>
-              <w:bottom w:type="dxa" w:w="70"/>
-              <w:right w:type="dxa" w:w="110"/>
-            </w:tcMar>
-          </w:tcPr>
-          <w:p>
-            <w:pPr>
-              <w:spacing w:after="0" w:line="260"/>
-            </w:pPr>
-            <w:r>
-              <w:rPr>
-                <w:rFonts w:ascii="Calibri" w:cs="Calibri" w:eastAsia="Calibri" w:hAnsi="Calibri"/>
-                <w:b w:val="false"/>
-                <w:bCs w:val="false"/>
-                <w:color w:val="444444"/>
-                <w:sz w:val="18"/>
-                <w:szCs w:val="18"/>
-              </w:rPr>
-              <w:t xml:space="preserve">Yes</w:t>
-            </w:r>
-          </w:p>
-        </w:tc>
-      </w:tr>
-      <w:tr>
-        <w:trPr>
-          <w:cantSplit/>
-          <w:tblHeader w:val="false"/>
-        </w:trPr>
-        <w:tc>
-          <w:tcPr>
-            <w:tcW w:type="dxa" w:w="1500"/>
-            <w:tcBorders>
-              <w:top w:val="none" w:color="FFFFFF" w:sz="0"/>
-              <w:left w:val="none" w:color="FFFFFF" w:sz="0"/>
-              <w:bottom w:val="single" w:color="BFBFBF" w:sz="4"/>
-              <w:right w:val="none" w:color="FFFFFF" w:sz="0"/>
-            </w:tcBorders>
-            <w:tcMar>
-              <w:top w:type="dxa" w:w="70"/>
-              <w:left w:type="dxa" w:w="110"/>
-              <w:bottom w:type="dxa" w:w="70"/>
-              <w:right w:type="dxa" w:w="110"/>
-            </w:tcMar>
-          </w:tcPr>
-          <w:p>
-            <w:pPr>
-              <w:spacing w:after="0" w:line="260"/>
-            </w:pPr>
-            <w:r>
-              <w:rPr>
-                <w:rFonts w:ascii="Calibri" w:cs="Calibri" w:eastAsia="Calibri" w:hAnsi="Calibri"/>
-                <w:b w:val="false"/>
-                <w:bCs w:val="false"/>
-                <w:color w:val="444444"/>
-                <w:sz w:val="18"/>
-                <w:szCs w:val="18"/>
-              </w:rPr>
-              <w:t xml:space="preserve">30</w:t>
-            </w:r>
-          </w:p>
-        </w:tc>
-        <w:tc>
-          <w:tcPr>
-            <w:tcW w:type="dxa" w:w="1500"/>
-            <w:tcBorders>
-              <w:top w:val="none" w:color="FFFFFF" w:sz="0"/>
-              <w:left w:val="none" w:color="FFFFFF" w:sz="0"/>
-              <w:bottom w:val="single" w:color="BFBFBF" w:sz="4"/>
-              <w:right w:val="none" w:color="FFFFFF" w:sz="0"/>
-            </w:tcBorders>
-            <w:tcMar>
-              <w:top w:type="dxa" w:w="70"/>
-              <w:left w:type="dxa" w:w="110"/>
-              <w:bottom w:type="dxa" w:w="70"/>
-              <w:right w:type="dxa" w:w="110"/>
-            </w:tcMar>
-          </w:tcPr>
-          <w:p>
-            <w:pPr>
-              <w:spacing w:after="0" w:line="260"/>
-            </w:pPr>
-            <w:r>
-              <w:rPr>
-                <w:rFonts w:ascii="Calibri" w:cs="Calibri" w:eastAsia="Calibri" w:hAnsi="Calibri"/>
-                <w:b w:val="false"/>
-                <w:bCs w:val="false"/>
-                <w:color w:val="444444"/>
-                <w:sz w:val="18"/>
-                <w:szCs w:val="18"/>
-              </w:rPr>
-              <w:t xml:space="preserve">6</w:t>
-            </w:r>
-          </w:p>
-        </w:tc>
-        <w:tc>
-          <w:tcPr>
-            <w:tcW w:type="dxa" w:w="2500"/>
-            <w:tcBorders>
-              <w:top w:val="none" w:color="FFFFFF" w:sz="0"/>
-              <w:left w:val="none" w:color="FFFFFF" w:sz="0"/>
-              <w:bottom w:val="single" w:color="BFBFBF" w:sz="4"/>
-              <w:right w:val="none" w:color="FFFFFF" w:sz="0"/>
-            </w:tcBorders>
-            <w:tcMar>
-              <w:top w:type="dxa" w:w="70"/>
-              <w:left w:type="dxa" w:w="110"/>
-              <w:bottom w:type="dxa" w:w="70"/>
-              <w:right w:type="dxa" w:w="110"/>
-            </w:tcMar>
-          </w:tcPr>
-          <w:p>
-            <w:pPr>
-              <w:spacing w:after="0" w:line="260"/>
-            </w:pPr>
-            <w:r>
-              <w:rPr>
-                <w:rFonts w:ascii="Calibri" w:cs="Calibri" w:eastAsia="Calibri" w:hAnsi="Calibri"/>
-                <w:b w:val="false"/>
-                <w:bCs w:val="false"/>
-                <w:color w:val="444444"/>
-                <w:sz w:val="18"/>
-                <w:szCs w:val="18"/>
-              </w:rPr>
-              <w:t xml:space="preserve">570.4</w:t>
-            </w:r>
-          </w:p>
-        </w:tc>
-        <w:tc>
-          <w:tcPr>
-            <w:tcW w:type="dxa" w:w="3526"/>
-            <w:tcBorders>
-              <w:top w:val="none" w:color="FFFFFF" w:sz="0"/>
-              <w:left w:val="none" w:color="FFFFFF" w:sz="0"/>
-              <w:bottom w:val="single" w:color="BFBFBF" w:sz="4"/>
-              <w:right w:val="none" w:color="FFFFFF" w:sz="0"/>
-            </w:tcBorders>
-            <w:tcMar>
-              <w:top w:type="dxa" w:w="70"/>
-              <w:left w:type="dxa" w:w="110"/>
-              <w:bottom w:type="dxa" w:w="70"/>
-              <w:right w:type="dxa" w:w="110"/>
-            </w:tcMar>
-          </w:tcPr>
-          <w:p>
-            <w:pPr>
-              <w:spacing w:after="0" w:line="260"/>
-            </w:pPr>
-            <w:r>
-              <w:rPr>
-                <w:rFonts w:ascii="Calibri" w:cs="Calibri" w:eastAsia="Calibri" w:hAnsi="Calibri"/>
-                <w:b w:val="false"/>
-                <w:bCs w:val="false"/>
-                <w:color w:val="444444"/>
-                <w:sz w:val="18"/>
-                <w:szCs w:val="18"/>
-              </w:rPr>
-              <w:t xml:space="preserve">Yes</w:t>
-            </w:r>
-          </w:p>
-        </w:tc>
-      </w:tr>
-      <w:tr>
-        <w:trPr>
-          <w:cantSplit/>
-          <w:tblHeader w:val="false"/>
-        </w:trPr>
-        <w:tc>
-          <w:tcPr>
-            <w:tcW w:type="dxa" w:w="1500"/>
-            <w:tcBorders>
-              <w:top w:val="none" w:color="FFFFFF" w:sz="0"/>
-              <w:left w:val="none" w:color="FFFFFF" w:sz="0"/>
-              <w:bottom w:val="single" w:color="BFBFBF" w:sz="4"/>
-              <w:right w:val="none" w:color="FFFFFF" w:sz="0"/>
-            </w:tcBorders>
-            <w:tcMar>
-              <w:top w:type="dxa" w:w="70"/>
-              <w:left w:type="dxa" w:w="110"/>
-              <w:bottom w:type="dxa" w:w="70"/>
-              <w:right w:type="dxa" w:w="110"/>
-            </w:tcMar>
-          </w:tcPr>
-          <w:p>
-            <w:pPr>
-              <w:spacing w:after="0" w:line="260"/>
-            </w:pPr>
-            <w:r>
-              <w:rPr>
-                <w:rFonts w:ascii="Calibri" w:cs="Calibri" w:eastAsia="Calibri" w:hAnsi="Calibri"/>
-                <w:b w:val="false"/>
-                <w:bCs w:val="false"/>
-                <w:color w:val="444444"/>
-                <w:sz w:val="18"/>
-                <w:szCs w:val="18"/>
-              </w:rPr>
-              <w:t xml:space="preserve">100</w:t>
-            </w:r>
-          </w:p>
-        </w:tc>
-        <w:tc>
-          <w:tcPr>
-            <w:tcW w:type="dxa" w:w="1500"/>
-            <w:tcBorders>
-              <w:top w:val="none" w:color="FFFFFF" w:sz="0"/>
-              <w:left w:val="none" w:color="FFFFFF" w:sz="0"/>
-              <w:bottom w:val="single" w:color="BFBFBF" w:sz="4"/>
-              <w:right w:val="none" w:color="FFFFFF" w:sz="0"/>
-            </w:tcBorders>
-            <w:tcMar>
-              <w:top w:type="dxa" w:w="70"/>
-              <w:left w:type="dxa" w:w="110"/>
-              <w:bottom w:type="dxa" w:w="70"/>
-              <w:right w:type="dxa" w:w="110"/>
-            </w:tcMar>
-          </w:tcPr>
-          <w:p>
-            <w:pPr>
-              <w:spacing w:after="0" w:line="260"/>
-            </w:pPr>
-            <w:r>
-              <w:rPr>
-                <w:rFonts w:ascii="Calibri" w:cs="Calibri" w:eastAsia="Calibri" w:hAnsi="Calibri"/>
-                <w:b w:val="false"/>
-                <w:bCs w:val="false"/>
-                <w:color w:val="444444"/>
-                <w:sz w:val="18"/>
-                <w:szCs w:val="18"/>
-              </w:rPr>
-              <w:t xml:space="preserve">3</w:t>
-            </w:r>
-          </w:p>
-        </w:tc>
-        <w:tc>
-          <w:tcPr>
-            <w:tcW w:type="dxa" w:w="2500"/>
-            <w:tcBorders>
-              <w:top w:val="none" w:color="FFFFFF" w:sz="0"/>
-              <w:left w:val="none" w:color="FFFFFF" w:sz="0"/>
-              <w:bottom w:val="single" w:color="BFBFBF" w:sz="4"/>
-              <w:right w:val="none" w:color="FFFFFF" w:sz="0"/>
-            </w:tcBorders>
-            <w:tcMar>
-              <w:top w:type="dxa" w:w="70"/>
-              <w:left w:type="dxa" w:w="110"/>
-              <w:bottom w:type="dxa" w:w="70"/>
-              <w:right w:type="dxa" w:w="110"/>
-            </w:tcMar>
-          </w:tcPr>
-          <w:p>
-            <w:pPr>
-              <w:spacing w:after="0" w:line="260"/>
-            </w:pPr>
-            <w:r>
-              <w:rPr>
-                <w:rFonts w:ascii="Calibri" w:cs="Calibri" w:eastAsia="Calibri" w:hAnsi="Calibri"/>
-                <w:b w:val="false"/>
-                <w:bCs w:val="false"/>
-                <w:color w:val="444444"/>
-                <w:sz w:val="18"/>
-                <w:szCs w:val="18"/>
-              </w:rPr>
-              <w:t xml:space="preserve">998.3</w:t>
-            </w:r>
-          </w:p>
-        </w:tc>
-        <w:tc>
-          <w:tcPr>
-            <w:tcW w:type="dxa" w:w="3526"/>
-            <w:tcBorders>
-              <w:top w:val="none" w:color="FFFFFF" w:sz="0"/>
-              <w:left w:val="none" w:color="FFFFFF" w:sz="0"/>
-              <w:bottom w:val="single" w:color="BFBFBF" w:sz="4"/>
-              <w:right w:val="none" w:color="FFFFFF" w:sz="0"/>
-            </w:tcBorders>
-            <w:tcMar>
-              <w:top w:type="dxa" w:w="70"/>
-              <w:left w:type="dxa" w:w="110"/>
-              <w:bottom w:type="dxa" w:w="70"/>
-              <w:right w:type="dxa" w:w="110"/>
-            </w:tcMar>
-          </w:tcPr>
-          <w:p>
-            <w:pPr>
-              <w:spacing w:after="0" w:line="260"/>
-            </w:pPr>
-            <w:r>
-              <w:rPr>
-                <w:rFonts w:ascii="Calibri" w:cs="Calibri" w:eastAsia="Calibri" w:hAnsi="Calibri"/>
-                <w:b w:val="false"/>
-                <w:bCs w:val="false"/>
-                <w:color w:val="444444"/>
-                <w:sz w:val="18"/>
-                <w:szCs w:val="18"/>
-              </w:rPr>
-              <w:t xml:space="preserve">Yes</w:t>
-            </w:r>
-          </w:p>
-        </w:tc>
-      </w:tr>
-      <w:tr>
-        <w:trPr>
-          <w:cantSplit/>
-          <w:tblHeader w:val="false"/>
-        </w:trPr>
-        <w:tc>
-          <w:tcPr>
-            <w:tcW w:type="dxa" w:w="1500"/>
-            <w:tcBorders>
-              <w:top w:val="none" w:color="FFFFFF" w:sz="0"/>
-              <w:left w:val="none" w:color="FFFFFF" w:sz="0"/>
-              <w:bottom w:val="single" w:color="BFBFBF" w:sz="4"/>
-              <w:right w:val="none" w:color="FFFFFF" w:sz="0"/>
-            </w:tcBorders>
-            <w:tcMar>
-              <w:top w:type="dxa" w:w="70"/>
-              <w:left w:type="dxa" w:w="110"/>
-              <w:bottom w:type="dxa" w:w="70"/>
-              <w:right w:type="dxa" w:w="110"/>
-            </w:tcMar>
-          </w:tcPr>
-          <w:p>
-            <w:pPr>
-              <w:spacing w:after="0" w:line="260"/>
-            </w:pPr>
-            <w:r>
-              <w:rPr>
-                <w:rFonts w:ascii="Calibri" w:cs="Calibri" w:eastAsia="Calibri" w:hAnsi="Calibri"/>
-                <w:b w:val="false"/>
-                <w:bCs w:val="false"/>
-                <w:color w:val="444444"/>
-                <w:sz w:val="18"/>
-                <w:szCs w:val="18"/>
-              </w:rPr>
-              <w:t xml:space="preserve">300</w:t>
-            </w:r>
-          </w:p>
-        </w:tc>
-        <w:tc>
-          <w:tcPr>
-            <w:tcW w:type="dxa" w:w="1500"/>
-            <w:tcBorders>
-              <w:top w:val="none" w:color="FFFFFF" w:sz="0"/>
-              <w:left w:val="none" w:color="FFFFFF" w:sz="0"/>
-              <w:bottom w:val="single" w:color="BFBFBF" w:sz="4"/>
-              <w:right w:val="none" w:color="FFFFFF" w:sz="0"/>
-            </w:tcBorders>
-            <w:tcMar>
-              <w:top w:type="dxa" w:w="70"/>
-              <w:left w:type="dxa" w:w="110"/>
-              <w:bottom w:type="dxa" w:w="70"/>
-              <w:right w:type="dxa" w:w="110"/>
-            </w:tcMar>
-          </w:tcPr>
-          <w:p>
-            <w:pPr>
-              <w:spacing w:after="0" w:line="260"/>
-            </w:pPr>
-            <w:r>
-              <w:rPr>
-                <w:rFonts w:ascii="Calibri" w:cs="Calibri" w:eastAsia="Calibri" w:hAnsi="Calibri"/>
-                <w:b w:val="false"/>
-                <w:bCs w:val="false"/>
-                <w:color w:val="444444"/>
-                <w:sz w:val="18"/>
-                <w:szCs w:val="18"/>
-              </w:rPr>
-              <w:t xml:space="preserve">0</w:t>
-            </w:r>
-          </w:p>
-        </w:tc>
-        <w:tc>
-          <w:tcPr>
-            <w:tcW w:type="dxa" w:w="2500"/>
-            <w:tcBorders>
-              <w:top w:val="none" w:color="FFFFFF" w:sz="0"/>
-              <w:left w:val="none" w:color="FFFFFF" w:sz="0"/>
-              <w:bottom w:val="single" w:color="BFBFBF" w:sz="4"/>
-              <w:right w:val="none" w:color="FFFFFF" w:sz="0"/>
-            </w:tcBorders>
-            <w:tcMar>
-              <w:top w:type="dxa" w:w="70"/>
-              <w:left w:type="dxa" w:w="110"/>
-              <w:bottom w:type="dxa" w:w="70"/>
-              <w:right w:type="dxa" w:w="110"/>
-            </w:tcMar>
-          </w:tcPr>
-          <w:p>
-            <w:pPr>
-              <w:spacing w:after="0" w:line="260"/>
-            </w:pPr>
-            <w:r>
-              <w:rPr>
-                <w:rFonts w:ascii="Calibri" w:cs="Calibri" w:eastAsia="Calibri" w:hAnsi="Calibri"/>
-                <w:b w:val="false"/>
-                <w:bCs w:val="false"/>
-                <w:color w:val="444444"/>
-                <w:sz w:val="18"/>
-                <w:szCs w:val="18"/>
-              </w:rPr>
-              <w:t xml:space="preserve">3,993.0</w:t>
-            </w:r>
-          </w:p>
-        </w:tc>
-        <w:tc>
-          <w:tcPr>
-            <w:tcW w:type="dxa" w:w="3526"/>
-            <w:tcBorders>
-              <w:top w:val="none" w:color="FFFFFF" w:sz="0"/>
-              <w:left w:val="none" w:color="FFFFFF" w:sz="0"/>
-              <w:bottom w:val="single" w:color="BFBFBF" w:sz="4"/>
-              <w:right w:val="none" w:color="FFFFFF" w:sz="0"/>
-            </w:tcBorders>
-            <w:tcMar>
-              <w:top w:type="dxa" w:w="70"/>
-              <w:left w:type="dxa" w:w="110"/>
-              <w:bottom w:type="dxa" w:w="70"/>
-              <w:right w:type="dxa" w:w="110"/>
-            </w:tcMar>
-          </w:tcPr>
-          <w:p>
-            <w:pPr>
-              <w:spacing w:after="0" w:line="260"/>
-            </w:pPr>
-            <w:r>
-              <w:rPr>
-                <w:rFonts w:ascii="Calibri" w:cs="Calibri" w:eastAsia="Calibri" w:hAnsi="Calibri"/>
-                <w:b w:val="false"/>
-                <w:bCs w:val="false"/>
-                <w:color w:val="444444"/>
-                <w:sz w:val="18"/>
-                <w:szCs w:val="18"/>
-              </w:rPr>
-              <w:t xml:space="preserve">Yes</w:t>
-            </w:r>
-          </w:p>
-        </w:tc>
-      </w:tr>
-    </w:tbl>
     <w:p>
       <w:pPr>
         <w:spacing w:after="160" w:line="320"/>
         <w:jc w:val="both"/>
       </w:pPr>
       <w:r>
-        <w:t xml:space="preserve">The state count was likewise fixed in advance, and the information criterion is reported as a sensitivity rather than used as the selector. It does not settle the question. Over two, three and four states the Baum-Welch specification's criterion is minimised at three and the penalised model's at four, and the former's margin over four states is 4.8 points, so a rule of taking the minimum would return two different state counts for one study. Table 4.5 gives both.</w:t>
+        <w:t xml:space="preserve">Over the evaluation window the signal switches 51 times, a mean duration of 15.1 days. Its external validity is the stronger evidence: the estimator sees only standardised daily returns, yet mean VIX rises monotonically across the states from 14.4 through 21.9 to 37.9, and the crisis state holds no day from the index's lowest tercile against 437 from its highest. Table 4.1 makes the point differently: the path holds 50 crisis episodes, and each of six named events opens one of them.</w:t>
       </w:r>
     </w:p>
     <w:p>
       <w:pPr>
         <w:pStyle w:val="Caption"/>
+        <w:keepNext/>
       </w:pPr>
       <w:r>
-        <w:t xml:space="preserve">Table 4.5  The Bayesian information criterion over the candidate state counts, for both regime estimators. The two disagree, which is why Section 3.3 fixes the count in advance and reports the criterion as a sensitivity.</w:t>
-      </w:r>
-    </w:p>
-    <w:tbl>
-      <w:tblPr>
-        <w:tblW w:type="dxa" w:w="9026"/>
-        <w:tblBorders>
-          <w:top w:val="single" w:color="auto" w:sz="4"/>
-          <w:left w:val="single" w:color="auto" w:sz="4"/>
-          <w:bottom w:val="single" w:color="auto" w:sz="4"/>
-          <w:right w:val="single" w:color="auto" w:sz="4"/>
-          <w:insideH w:val="single" w:color="auto" w:sz="4"/>
-          <w:insideV w:val="single" w:color="auto" w:sz="4"/>
-        </w:tblBorders>
-      </w:tblPr>
-      <w:tblGrid>
-        <w:gridCol w:w="1600"/>
-        <w:gridCol w:w="3713"/>
-        <w:gridCol w:w="3713"/>
-      </w:tblGrid>
-      <w:tr>
-        <w:trPr>
-          <w:cantSplit/>
-          <w:tblHeader/>
-        </w:trPr>
-        <w:tc>
-          <w:tcPr>
-            <w:tcW w:type="dxa" w:w="1600"/>
-            <w:tcBorders>
-              <w:top w:val="single" w:color="111111" w:sz="4"/>
-              <w:left w:val="none" w:color="FFFFFF" w:sz="0"/>
-              <w:bottom w:val="single" w:color="111111" w:sz="4"/>
-              <w:right w:val="none" w:color="FFFFFF" w:sz="0"/>
-            </w:tcBorders>
-            <w:shd w:fill="F2F2F2" w:color="auto" w:val="clear"/>
-            <w:tcMar>
-              <w:top w:type="dxa" w:w="70"/>
-              <w:left w:type="dxa" w:w="110"/>
-              <w:bottom w:type="dxa" w:w="70"/>
-              <w:right w:type="dxa" w:w="110"/>
-            </w:tcMar>
-          </w:tcPr>
-          <w:p>
-            <w:pPr>
-              <w:spacing w:after="0" w:line="260"/>
-            </w:pPr>
-            <w:r>
-              <w:rPr>
-                <w:rFonts w:ascii="Calibri" w:cs="Calibri" w:eastAsia="Calibri" w:hAnsi="Calibri"/>
-                <w:b/>
-                <w:bCs/>
-                <w:color w:val="111111"/>
-                <w:sz w:val="17"/>
-                <w:szCs w:val="17"/>
-              </w:rPr>
-              <w:t xml:space="preserve">States</w:t>
-            </w:r>
-          </w:p>
-        </w:tc>
-        <w:tc>
-          <w:tcPr>
-            <w:tcW w:type="dxa" w:w="3713"/>
-            <w:tcBorders>
-              <w:top w:val="single" w:color="111111" w:sz="4"/>
-              <w:left w:val="none" w:color="FFFFFF" w:sz="0"/>
-              <w:bottom w:val="single" w:color="111111" w:sz="4"/>
-              <w:right w:val="none" w:color="FFFFFF" w:sz="0"/>
-            </w:tcBorders>
-            <w:shd w:fill="F2F2F2" w:color="auto" w:val="clear"/>
-            <w:tcMar>
-              <w:top w:type="dxa" w:w="70"/>
-              <w:left w:type="dxa" w:w="110"/>
-              <w:bottom w:type="dxa" w:w="70"/>
-              <w:right w:type="dxa" w:w="110"/>
-            </w:tcMar>
-          </w:tcPr>
-          <w:p>
-            <w:pPr>
-              <w:spacing w:after="0" w:line="260"/>
-            </w:pPr>
-            <w:r>
-              <w:rPr>
-                <w:rFonts w:ascii="Calibri" w:cs="Calibri" w:eastAsia="Calibri" w:hAnsi="Calibri"/>
-                <w:b/>
-                <w:bCs/>
-                <w:color w:val="111111"/>
-                <w:sz w:val="17"/>
-                <w:szCs w:val="17"/>
-              </w:rPr>
-              <w:t xml:space="preserve">Baum-Welch criterion</w:t>
-            </w:r>
-          </w:p>
-        </w:tc>
-        <w:tc>
-          <w:tcPr>
-            <w:tcW w:type="dxa" w:w="3713"/>
-            <w:tcBorders>
-              <w:top w:val="single" w:color="111111" w:sz="4"/>
-              <w:left w:val="none" w:color="FFFFFF" w:sz="0"/>
-              <w:bottom w:val="single" w:color="111111" w:sz="4"/>
-              <w:right w:val="none" w:color="FFFFFF" w:sz="0"/>
-            </w:tcBorders>
-            <w:shd w:fill="F2F2F2" w:color="auto" w:val="clear"/>
-            <w:tcMar>
-              <w:top w:type="dxa" w:w="70"/>
-              <w:left w:type="dxa" w:w="110"/>
-              <w:bottom w:type="dxa" w:w="70"/>
-              <w:right w:type="dxa" w:w="110"/>
-            </w:tcMar>
-          </w:tcPr>
-          <w:p>
-            <w:pPr>
-              <w:spacing w:after="0" w:line="260"/>
-            </w:pPr>
-            <w:r>
-              <w:rPr>
-                <w:rFonts w:ascii="Calibri" w:cs="Calibri" w:eastAsia="Calibri" w:hAnsi="Calibri"/>
-                <w:b/>
-                <w:bCs/>
-                <w:color w:val="111111"/>
-                <w:sz w:val="17"/>
-                <w:szCs w:val="17"/>
-              </w:rPr>
-              <w:t xml:space="preserve">Penalised criterion</w:t>
-            </w:r>
-          </w:p>
-        </w:tc>
-      </w:tr>
-      <w:tr>
-        <w:trPr>
-          <w:cantSplit/>
-          <w:tblHeader w:val="false"/>
-        </w:trPr>
-        <w:tc>
-          <w:tcPr>
-            <w:tcW w:type="dxa" w:w="1600"/>
-            <w:tcBorders>
-              <w:top w:val="none" w:color="FFFFFF" w:sz="0"/>
-              <w:left w:val="none" w:color="FFFFFF" w:sz="0"/>
-              <w:bottom w:val="single" w:color="BFBFBF" w:sz="4"/>
-              <w:right w:val="none" w:color="FFFFFF" w:sz="0"/>
-            </w:tcBorders>
-            <w:tcMar>
-              <w:top w:type="dxa" w:w="70"/>
-              <w:left w:type="dxa" w:w="110"/>
-              <w:bottom w:type="dxa" w:w="70"/>
-              <w:right w:type="dxa" w:w="110"/>
-            </w:tcMar>
-          </w:tcPr>
-          <w:p>
-            <w:pPr>
-              <w:spacing w:after="0" w:line="260"/>
-            </w:pPr>
-            <w:r>
-              <w:rPr>
-                <w:rFonts w:ascii="Calibri" w:cs="Calibri" w:eastAsia="Calibri" w:hAnsi="Calibri"/>
-                <w:b w:val="false"/>
-                <w:bCs w:val="false"/>
-                <w:color w:val="444444"/>
-                <w:sz w:val="17"/>
-                <w:szCs w:val="17"/>
-              </w:rPr>
-              <w:t xml:space="preserve">2</w:t>
-            </w:r>
-          </w:p>
-        </w:tc>
-        <w:tc>
-          <w:tcPr>
-            <w:tcW w:type="dxa" w:w="3713"/>
-            <w:tcBorders>
-              <w:top w:val="none" w:color="FFFFFF" w:sz="0"/>
-              <w:left w:val="none" w:color="FFFFFF" w:sz="0"/>
-              <w:bottom w:val="single" w:color="BFBFBF" w:sz="4"/>
-              <w:right w:val="none" w:color="FFFFFF" w:sz="0"/>
-            </w:tcBorders>
-            <w:tcMar>
-              <w:top w:type="dxa" w:w="70"/>
-              <w:left w:type="dxa" w:w="110"/>
-              <w:bottom w:type="dxa" w:w="70"/>
-              <w:right w:type="dxa" w:w="110"/>
-            </w:tcMar>
-          </w:tcPr>
-          <w:p>
-            <w:pPr>
-              <w:spacing w:after="0" w:line="260"/>
-            </w:pPr>
-            <w:r>
-              <w:rPr>
-                <w:rFonts w:ascii="Calibri" w:cs="Calibri" w:eastAsia="Calibri" w:hAnsi="Calibri"/>
-                <w:b w:val="false"/>
-                <w:bCs w:val="false"/>
-                <w:color w:val="444444"/>
-                <w:sz w:val="17"/>
-                <w:szCs w:val="17"/>
-              </w:rPr>
-              <w:t xml:space="preserve">13,306.9</w:t>
-            </w:r>
-          </w:p>
-        </w:tc>
-        <w:tc>
-          <w:tcPr>
-            <w:tcW w:type="dxa" w:w="3713"/>
-            <w:tcBorders>
-              <w:top w:val="none" w:color="FFFFFF" w:sz="0"/>
-              <w:left w:val="none" w:color="FFFFFF" w:sz="0"/>
-              <w:bottom w:val="single" w:color="BFBFBF" w:sz="4"/>
-              <w:right w:val="none" w:color="FFFFFF" w:sz="0"/>
-            </w:tcBorders>
-            <w:tcMar>
-              <w:top w:type="dxa" w:w="70"/>
-              <w:left w:type="dxa" w:w="110"/>
-              <w:bottom w:type="dxa" w:w="70"/>
-              <w:right w:type="dxa" w:w="110"/>
-            </w:tcMar>
-          </w:tcPr>
-          <w:p>
-            <w:pPr>
-              <w:spacing w:after="0" w:line="260"/>
-            </w:pPr>
-            <w:r>
-              <w:rPr>
-                <w:rFonts w:ascii="Calibri" w:cs="Calibri" w:eastAsia="Calibri" w:hAnsi="Calibri"/>
-                <w:b w:val="false"/>
-                <w:bCs w:val="false"/>
-                <w:color w:val="444444"/>
-                <w:sz w:val="17"/>
-                <w:szCs w:val="17"/>
-              </w:rPr>
-              <w:t xml:space="preserve">13,705.7</w:t>
-            </w:r>
-          </w:p>
-        </w:tc>
-      </w:tr>
-      <w:tr>
-        <w:trPr>
-          <w:cantSplit/>
-          <w:tblHeader w:val="false"/>
-        </w:trPr>
-        <w:tc>
-          <w:tcPr>
-            <w:tcW w:type="dxa" w:w="1600"/>
-            <w:tcBorders>
-              <w:top w:val="none" w:color="FFFFFF" w:sz="0"/>
-              <w:left w:val="none" w:color="FFFFFF" w:sz="0"/>
-              <w:bottom w:val="single" w:color="BFBFBF" w:sz="4"/>
-              <w:right w:val="none" w:color="FFFFFF" w:sz="0"/>
-            </w:tcBorders>
-            <w:tcMar>
-              <w:top w:type="dxa" w:w="70"/>
-              <w:left w:type="dxa" w:w="110"/>
-              <w:bottom w:type="dxa" w:w="70"/>
-              <w:right w:type="dxa" w:w="110"/>
-            </w:tcMar>
-          </w:tcPr>
-          <w:p>
-            <w:pPr>
-              <w:spacing w:after="0" w:line="260"/>
-            </w:pPr>
-            <w:r>
-              <w:rPr>
-                <w:rFonts w:ascii="Calibri" w:cs="Calibri" w:eastAsia="Calibri" w:hAnsi="Calibri"/>
-                <w:b w:val="false"/>
-                <w:bCs w:val="false"/>
-                <w:color w:val="444444"/>
-                <w:sz w:val="17"/>
-                <w:szCs w:val="17"/>
-              </w:rPr>
-              <w:t xml:space="preserve">3</w:t>
-            </w:r>
-          </w:p>
-        </w:tc>
-        <w:tc>
-          <w:tcPr>
-            <w:tcW w:type="dxa" w:w="3713"/>
-            <w:tcBorders>
-              <w:top w:val="none" w:color="FFFFFF" w:sz="0"/>
-              <w:left w:val="none" w:color="FFFFFF" w:sz="0"/>
-              <w:bottom w:val="single" w:color="BFBFBF" w:sz="4"/>
-              <w:right w:val="none" w:color="FFFFFF" w:sz="0"/>
-            </w:tcBorders>
-            <w:tcMar>
-              <w:top w:type="dxa" w:w="70"/>
-              <w:left w:type="dxa" w:w="110"/>
-              <w:bottom w:type="dxa" w:w="70"/>
-              <w:right w:type="dxa" w:w="110"/>
-            </w:tcMar>
-          </w:tcPr>
-          <w:p>
-            <w:pPr>
-              <w:spacing w:after="0" w:line="260"/>
-            </w:pPr>
-            <w:r>
-              <w:rPr>
-                <w:rFonts w:ascii="Calibri" w:cs="Calibri" w:eastAsia="Calibri" w:hAnsi="Calibri"/>
-                <w:b w:val="false"/>
-                <w:bCs w:val="false"/>
-                <w:color w:val="444444"/>
-                <w:sz w:val="17"/>
-                <w:szCs w:val="17"/>
-              </w:rPr>
-              <w:t xml:space="preserve">12,820.2</w:t>
-            </w:r>
-          </w:p>
-        </w:tc>
-        <w:tc>
-          <w:tcPr>
-            <w:tcW w:type="dxa" w:w="3713"/>
-            <w:tcBorders>
-              <w:top w:val="none" w:color="FFFFFF" w:sz="0"/>
-              <w:left w:val="none" w:color="FFFFFF" w:sz="0"/>
-              <w:bottom w:val="single" w:color="BFBFBF" w:sz="4"/>
-              <w:right w:val="none" w:color="FFFFFF" w:sz="0"/>
-            </w:tcBorders>
-            <w:tcMar>
-              <w:top w:type="dxa" w:w="70"/>
-              <w:left w:type="dxa" w:w="110"/>
-              <w:bottom w:type="dxa" w:w="70"/>
-              <w:right w:type="dxa" w:w="110"/>
-            </w:tcMar>
-          </w:tcPr>
-          <w:p>
-            <w:pPr>
-              <w:spacing w:after="0" w:line="260"/>
-            </w:pPr>
-            <w:r>
-              <w:rPr>
-                <w:rFonts w:ascii="Calibri" w:cs="Calibri" w:eastAsia="Calibri" w:hAnsi="Calibri"/>
-                <w:b w:val="false"/>
-                <w:bCs w:val="false"/>
-                <w:color w:val="444444"/>
-                <w:sz w:val="17"/>
-                <w:szCs w:val="17"/>
-              </w:rPr>
-              <w:t xml:space="preserve">13,237.4</w:t>
-            </w:r>
-          </w:p>
-        </w:tc>
-      </w:tr>
-      <w:tr>
-        <w:trPr>
-          <w:cantSplit/>
-          <w:tblHeader w:val="false"/>
-        </w:trPr>
-        <w:tc>
-          <w:tcPr>
-            <w:tcW w:type="dxa" w:w="1600"/>
-            <w:tcBorders>
-              <w:top w:val="none" w:color="FFFFFF" w:sz="0"/>
-              <w:left w:val="none" w:color="FFFFFF" w:sz="0"/>
-              <w:bottom w:val="single" w:color="BFBFBF" w:sz="4"/>
-              <w:right w:val="none" w:color="FFFFFF" w:sz="0"/>
-            </w:tcBorders>
-            <w:tcMar>
-              <w:top w:type="dxa" w:w="70"/>
-              <w:left w:type="dxa" w:w="110"/>
-              <w:bottom w:type="dxa" w:w="70"/>
-              <w:right w:type="dxa" w:w="110"/>
-            </w:tcMar>
-          </w:tcPr>
-          <w:p>
-            <w:pPr>
-              <w:spacing w:after="0" w:line="260"/>
-            </w:pPr>
-            <w:r>
-              <w:rPr>
-                <w:rFonts w:ascii="Calibri" w:cs="Calibri" w:eastAsia="Calibri" w:hAnsi="Calibri"/>
-                <w:b w:val="false"/>
-                <w:bCs w:val="false"/>
-                <w:color w:val="444444"/>
-                <w:sz w:val="17"/>
-                <w:szCs w:val="17"/>
-              </w:rPr>
-              <w:t xml:space="preserve">4</w:t>
-            </w:r>
-          </w:p>
-        </w:tc>
-        <w:tc>
-          <w:tcPr>
-            <w:tcW w:type="dxa" w:w="3713"/>
-            <w:tcBorders>
-              <w:top w:val="none" w:color="FFFFFF" w:sz="0"/>
-              <w:left w:val="none" w:color="FFFFFF" w:sz="0"/>
-              <w:bottom w:val="single" w:color="BFBFBF" w:sz="4"/>
-              <w:right w:val="none" w:color="FFFFFF" w:sz="0"/>
-            </w:tcBorders>
-            <w:tcMar>
-              <w:top w:type="dxa" w:w="70"/>
-              <w:left w:type="dxa" w:w="110"/>
-              <w:bottom w:type="dxa" w:w="70"/>
-              <w:right w:type="dxa" w:w="110"/>
-            </w:tcMar>
-          </w:tcPr>
-          <w:p>
-            <w:pPr>
-              <w:spacing w:after="0" w:line="260"/>
-            </w:pPr>
-            <w:r>
-              <w:rPr>
-                <w:rFonts w:ascii="Calibri" w:cs="Calibri" w:eastAsia="Calibri" w:hAnsi="Calibri"/>
-                <w:b w:val="false"/>
-                <w:bCs w:val="false"/>
-                <w:color w:val="444444"/>
-                <w:sz w:val="17"/>
-                <w:szCs w:val="17"/>
-              </w:rPr>
-              <w:t xml:space="preserve">12,825.0</w:t>
-            </w:r>
-          </w:p>
-        </w:tc>
-        <w:tc>
-          <w:tcPr>
-            <w:tcW w:type="dxa" w:w="3713"/>
-            <w:tcBorders>
-              <w:top w:val="none" w:color="FFFFFF" w:sz="0"/>
-              <w:left w:val="none" w:color="FFFFFF" w:sz="0"/>
-              <w:bottom w:val="single" w:color="BFBFBF" w:sz="4"/>
-              <w:right w:val="none" w:color="FFFFFF" w:sz="0"/>
-            </w:tcBorders>
-            <w:tcMar>
-              <w:top w:type="dxa" w:w="70"/>
-              <w:left w:type="dxa" w:w="110"/>
-              <w:bottom w:type="dxa" w:w="70"/>
-              <w:right w:type="dxa" w:w="110"/>
-            </w:tcMar>
-          </w:tcPr>
-          <w:p>
-            <w:pPr>
-              <w:spacing w:after="0" w:line="260"/>
-            </w:pPr>
-            <w:r>
-              <w:rPr>
-                <w:rFonts w:ascii="Calibri" w:cs="Calibri" w:eastAsia="Calibri" w:hAnsi="Calibri"/>
-                <w:b w:val="false"/>
-                <w:bCs w:val="false"/>
-                <w:color w:val="444444"/>
-                <w:sz w:val="17"/>
-                <w:szCs w:val="17"/>
-              </w:rPr>
-              <w:t xml:space="preserve">13,174.6</w:t>
-            </w:r>
-          </w:p>
-        </w:tc>
-      </w:tr>
-    </w:tbl>
-    <w:p>
-      <w:pPr>
-        <w:spacing w:after="160" w:line="320"/>
-        <w:jc w:val="both"/>
-      </w:pPr>
-      <w:r>
-        <w:t xml:space="preserve">Over the evaluation window the selected signal switches 51 times, a mean state duration of 15.1 days, against 58 switches for the maximum-likelihood comparator; the two agree on 95.8 per cent of days. Its external validity is the stronger evidence, because the estimator sees only standardised daily returns: no volatility index, no realised measure and no crisis labels. Mean VIX nonetheless rises monotonically across the three states, from 14.4 through 21.9 to 37.9; the rank correlation between state and VIX is 0.78; and against the volatility index's own terciles the crisis state contains not one day from the lowest against 437 from the highest, while the calm state contains 1,741 against 106.</w:t>
-      </w:r>
-    </w:p>
-    <w:p>
-      <w:pPr>
-        <w:pStyle w:val="Caption"/>
-      </w:pPr>
-      <w:r>
-        <w:t xml:space="preserve">Table 4.6  Crisis episodes containing six named market events. The estimator is fitted unsupervised to standardised daily returns and is given no event dates; in every case the episode opens on the event day itself.</w:t>
+        <w:t xml:space="preserve">Table 4.1  Crisis episodes containing six named market events; the estimator is unsupervised and given no event dates, yet each episode opens on the event day.</w:t>
       </w:r>
     </w:p>
     <w:tbl>
@@ -5525,15 +1194,6 @@
     </w:tbl>
     <w:p>
       <w:pPr>
-        <w:spacing w:after="160" w:line="320"/>
-        <w:jc w:val="both"/>
-      </w:pPr>
-      <w:r>
-        <w:t xml:space="preserve">Table 4.6 makes the same point differently. The state path contains 50 crisis episodes across the sample, and the dates on which they open recover the market's history without having been given any of it: the episode spanning the reopening after 11 September 2001 opens on that day, the episode spanning the Lehman Brothers filing opens on 15 September 2008 and runs to Christmas Eve, the Flash Crash is isolated as a single day, and the COVID-19 episode runs from 25 February to 8 May 2020.</w:t>
-      </w:r>
-    </w:p>
-    <w:p>
-      <w:pPr>
         <w:pStyle w:val="Heading2"/>
         <w:spacing w:after="180" w:before="320"/>
       </w:pPr>
@@ -5555,15 +1215,16 @@
         <w:jc w:val="both"/>
       </w:pPr>
       <w:r>
-        <w:t xml:space="preserve">Table 4.7 ranks every specification on the evaluation block by QLIKE, with the secondary and descriptive losses of Table 3.4 beside it. The ordering separates the two econometric traditions sharply. The three conditional-variance baselines and the reference floor occupy the last four places, and HAR-RV, the benchmark on this target, sits ninth of thirteen at 0.2745; GARCH's loss is 20 per cent higher than that and the random walk's 31 per cent higher. Every network specification except the quantile head is ahead of HAR-RV, and the best of them, the realised-volatility-only ablation, reaches 0.2596, a reduction of 5.4 per cent. The three specifications that carry the regime signal occupy the second, third and fourth places, separated from one another by 0.0005.</w:t>
+        <w:t xml:space="preserve">Table 4.2 ranks every specification by QLIKE. HAR-RV, the benchmark on this target, is ninth of thirteen at 0.2745; GARCH's loss is 20 per cent higher and the random walk's 31 per cent. Every network except the quantile head is ahead of HAR-RV, the best at 0.2596, a reduction of 5.4 per cent, and the three specifications carrying the regime signal take second, third and fourth within 0.0005 of one another.</w:t>
       </w:r>
     </w:p>
     <w:p>
       <w:pPr>
         <w:pStyle w:val="Caption"/>
+        <w:keepNext/>
       </w:pPr>
       <w:r>
-        <w:t xml:space="preserve">Table 4.7  Pooled out-of-sample loss over the 784-day test block, ranked by QLIKE. Mean squared error is in units of 1e-8 and mean absolute error in units of 1e-4. The Model Confidence Set is computed over the nine point-forecasting specifications; a dash marks a model outside that comparison.</w:t>
+        <w:t xml:space="preserve">Table 4.2  Pooled loss over the 784-day test block, ranked by QLIKE. MSE in units of 1e-8, MAE of 1e-4; a dash marks a model outside the nine-way confidence set.</w:t>
       </w:r>
     </w:p>
     <w:tbl>
@@ -7991,7 +3652,7 @@
         <w:jc w:val="both"/>
       </w:pPr>
       <w:r>
-        <w:t xml:space="preserve">That ordering does not survive as a claim of significance, and the two tests of Section 3.7 say so in different ways. Pairwise, the difference between the regime-conditioned mixture and HAR-RV is 0.0124 in mean loss with a Diebold-Mariano statistic of -0.741 and a p-value of 0.459; the same test on the regime-as-feature specification returns 0.462. The Model Confidence Set is the more informative instrument, because it controls the family-wise error the thirteen-way ranking would otherwise invite. At a size of 0.10 it retains six specifications, and HAR-RV is one of them, at a p-value of 0.321. What it excludes, at p-values of 0.0005 and below, is exactly the conditional-variance family and the reference floor.</w:t>
+        <w:t xml:space="preserve">That ordering does not survive as a claim of significance: the mixture against HAR-RV returns a Diebold-Mariano p-value of 0.459. The Model Confidence Set, which controls the family-wise error a thirteen-way ranking invites, retains six specifications at a size of 0.10, HAR-RV among them at 0.321, and excludes the conditional-variance family and the reference floor at 0.0005 and below.</w:t>
       </w:r>
     </w:p>
     <w:p>
@@ -8000,7 +3661,7 @@
         <w:jc w:val="both"/>
       </w:pPr>
       <w:r>
-        <w:t xml:space="preserve">Neither of the other two losses overturns the first result, and the disagreement between them is itself informative. Mean squared error, which is inside the proxy-robust class, leaves the same four specifications at the bottom and the same ablation at the top. Mean absolute error, which is not, reverses the network ordering almost completely: it ranks the two mixture specifications first and second, lifts the quantile head from tenth place to third, and puts the QLIKE leader ninth, within 0.2 per cent of HAR-RV. Section 3.7 admits mean absolute error as descriptive and refuses to rank on it for precisely this reason, and the divergence is a measured instance of the proxy problem rather than an inconsistency in the results.</w:t>
+        <w:t xml:space="preserve">The two remaining losses disagree. Mean squared error, inside the proxy-robust class, agrees with QLIKE. Mean absolute error, which is not, reverses the network ordering almost completely: the two mixtures first and second, the quantile head from tenth to third, and the QLIKE leader ninth, within 0.2 per cent of HAR-RV. Section 3.7 refuses to rank on it for this reason: the divergence is a measured instance of the proxy problem, not an inconsistency.</w:t>
       </w:r>
     </w:p>
     <w:p>
@@ -8026,15 +3687,16 @@
         <w:jc w:val="both"/>
       </w:pPr>
       <w:r>
-        <w:t xml:space="preserve">Research question two asks not whether the regime-conditioned specifications are better on average but whether the state known at the forecast origin predicts which model will be better. Table 4.8 splits the same losses on the lagged filtered state, and the pooled figures of Table 4.7 conceal a reversal. Every network specification beats HAR-RV in the transitional state, by between 18 and 22 per cent, the mixture furthest at 0.1851 against 0.2367. In the calm state the three specifications that take the daily return alongside realised-volatility history fall behind HAR-RV, while the two restricted to realised-volatility history alone remain ahead of it. In the crisis state, on 76 days, HAR-RV is ahead of every network except the regime-as-feature specification, and the margins are small.</w:t>
+        <w:t xml:space="preserve">Research question two asks not whether the regime-conditioned specifications are better on average but whether the state at the forecast origin predicts which will be. Table 4.3 splits the same losses on the lagged state, and the pooled figures conceal a reversal. Every network beats HAR-RV in the transitional state, by 18 to 22 per cent, the mixture furthest at 0.1851 against 0.2367. In calm the three specifications that also take the daily return fall behind HAR-RV while the two restricted to realised-volatility history stay ahead. In crisis, on 76 days, HAR-RV leads every network but the regime-as-feature specification.</w:t>
       </w:r>
     </w:p>
     <w:p>
       <w:pPr>
         <w:pStyle w:val="Caption"/>
+        <w:keepNext/>
       </w:pPr>
       <w:r>
-        <w:t xml:space="preserve">Table 4.8  QLIKE by market state, bucketed on the state known at the forecast origin as Section 3.7 requires. Day counts are given in the column headings; the pooled column repeats Table 4.7.</w:t>
+        <w:t xml:space="preserve">Table 4.3  QLIKE by market state, bucketed on the state known at the forecast origin (Section 3.7); day counts are in the headings.</w:t>
       </w:r>
     </w:p>
     <w:tbl>
@@ -9265,7 +4927,7 @@
         <w:jc w:val="both"/>
       </w:pPr>
       <w:r>
-        <w:t xml:space="preserve">The conditional test of Giacomini and White puts that pattern to a formal hypothesis. Against HAR-RV, with the three lagged state indicators as the conditioning set, the mixture specification returns a Wald statistic of 40.13 on three degrees of freedom and a p-value of 9.99e-09, so the identity of the better forecast is predictable from information available when the forecast is made. The pairwise comparison within the transitional state alone returns a mean loss difference of -0.0516 at a p-value of 4.29e-09. Section 3.7 declared that this statistic is computed with a mean-centred long-run covariance and undertook to measure the effect: recomputed without centring, the same statistic is 38.18 at a p-value of 2.59e-08, and across the thirty tests affected the shrinkage ranges from 0.12 to 4.87 per cent and changes no verdict.</w:t>
+        <w:t xml:space="preserve">The conditional test puts that pattern to a hypothesis. Against HAR-RV on the three lagged state indicators the mixture returns a Wald statistic of 40.13 on three degrees of freedom at a p-value of 9.99e-09, so which forecast is better is predictable at the origin; in the transitional state alone the mean loss difference is -0.0516 at 4.29e-09.</w:t>
       </w:r>
     </w:p>
     <w:p>
@@ -9274,7 +4936,7 @@
         <w:jc w:val="both"/>
       </w:pPr>
       <w:r>
-        <w:t xml:space="preserve">Two checks establish that the transitional result is a property of the state rather than of a few days inside it. Of the 329 transitional days, 214, or 65.0 per cent, favour the mixture specification, a sign-test statistic of 5.46; and trimming the most extreme tenth from each tail moves the mean difference only from -0.0516 to -0.0466, while the ten most favourable days supply 29 per cent of the total. The multiplicity position is reported rather than assumed. Fifteen per-state pairwise tests are published, of which three reject at the five per cent level; applying the Holm correction across that family, two survive, both of them transitional comparisons against HAR-RV, at a smallest adjusted p-value of 6.44e-08. The calm-state result that does not survive is reported in Table 4.8 regardless.</w:t>
+        <w:t xml:space="preserve">Two checks establish that this is a property of the state, not of a few days inside it. Of the 329 transitional days, 214, or 65.0 per cent, favour the mixture, a sign-test statistic of 5.46, and trimming the most extreme tenth from each tail moves the mean difference only to -0.0466. Of fifteen published per-state tests three reject at five per cent, and two survive the Holm correction, both transitional comparisons against HAR-RV, at a smallest adjusted p-value of 6.44e-08.</w:t>
       </w:r>
     </w:p>
     <w:p>
@@ -9300,15 +4962,16 @@
         <w:jc w:val="both"/>
       </w:pPr>
       <w:r>
-        <w:t xml:space="preserve">Research question three asks whether the stated uncertainty of a forecast can be trusted. Four specifications emit a predictive distribution: the two stochastic-pass models, the deterministic reference carrying an aleatoric-only band, and the distribution-free quantile head. Table 4.9 reports the interval criteria of Table 3.4 at the ninety per cent level, the only level at which all four are comparable. The combined specification is ahead on every one of them: the highest coverage, the narrowest band among the three that state a predictive law, the best interval score, and the best proper score once every method is rescored on the common three-point grid that Section 3.7 requires before the two families may be compared at all. On that grid it improves on the quantile head by 4.8 per cent.</w:t>
+        <w:t xml:space="preserve">Four specifications emit a predictive distribution, and Table 4.4 reports the interval criteria at ninety per cent. The combined specification leads on every one, and on the common grid Section 3.7 requires it improves on the quantile head by 4.8 per cent.</w:t>
       </w:r>
     </w:p>
     <w:p>
       <w:pPr>
         <w:pStyle w:val="Caption"/>
+        <w:keepNext/>
       </w:pPr>
       <w:r>
-        <w:t xml:space="preserve">Table 4.9  Interval criteria at the ninety per cent level. Mean width and the interval score are in units of 1e-4 and the proper score in units of 1e-5. The proper score is the common-grid figure of Section 3.7, so that the parametric and distribution-free families are compared on one basis.</w:t>
+        <w:t xml:space="preserve">Table 4.4  Interval criteria at ninety per cent, the only level at which all four are comparable. Width and interval score in units of 1e-4, the proper score in 1e-5.</w:t>
       </w:r>
     </w:p>
     <w:tbl>
@@ -10197,15 +5860,16 @@
         <w:jc w:val="both"/>
       </w:pPr>
       <w:r>
-        <w:t xml:space="preserve">None of the four is calibrated, and Table 4.10 locates the failure precisely. At a nominal ninety per cent the three law-stating specifications realise violation rates between 13.4 and 13.6 per cent and the quantile head 17.9 per cent, and the unconditional-coverage test rejects every one of them. The independence test rejects none, at p-values between 0.45 and 0.91, so the breaches are not clustered in time: the bands are the wrong width rather than the wrong shape. The same pattern holds at ninety-five per cent, where realised rates run from 7.7 to 8.0 per cent against an expected five. The upper tail is worse than the two-sided figure implies, at 8.3 per cent against an expected five for the combined specification with the dynamic-quantile test rejecting at 9.0e-06, and it is the tail on which a capital decision depends.</w:t>
+        <w:t xml:space="preserve">None of the four is calibrated, and Table 4.5 locates the failure. Violation rates are 13.4 to 13.6 per cent for the three law-stating specifications against a nominal ten and 17.9 for the quantile head; the unconditional-coverage test rejects all four. The independence test rejects none, at p-values from 0.45 to 0.91, so the bands are the wrong width rather than the wrong shape. At ninety-five per cent the realised rates are 7.7 to 8.0 against an expected five. The upper tail is worse than the two-sided figure implies — 8.3 per cent for the combined specification, rejected at 9.0e-06 — and it is the tail on which a capital decision depends.</w:t>
       </w:r>
     </w:p>
     <w:p>
       <w:pPr>
         <w:pStyle w:val="Caption"/>
+        <w:keepNext/>
       </w:pPr>
       <w:r>
-        <w:t xml:space="preserve">Table 4.10  Interval backtests at the ninety per cent level, two-sided. The unconditional-coverage test is Kupiec's, the independence test Christoffersen's, and the dynamic-quantile test is run incrementally as Section 3.7 specifies. Holm correction is applied within the family described there.</w:t>
+        <w:t xml:space="preserve">Table 4.5  Two-sided interval backtests at the ninety per cent level; the dynamic-quantile test is run incrementally, as Section 3.7 specifies.</w:t>
       </w:r>
     </w:p>
     <w:tbl>
@@ -11094,7 +6758,7 @@
         <w:jc w:val="both"/>
       </w:pPr>
       <w:r>
-        <w:t xml:space="preserve">Section 3.7 undertook to measure how wrong the spread is rather than to correct it. Multiplying the fitted predictive standard deviation by 1.11 brings coverage to 90.1 per cent, and the scale minimising the proper score is 1.18, on a plateau running from 1.11 to 1.25. Broken out by state the constant is 1.24 in the calm state against 1.01 and 1.02 in the transitional and crisis states, so almost all of the miscalibration is calm-state miscalibration. The second clause of research question three, whether the width adapts to the state, is answered in the negative and by construction: the mean predictive standard deviation on the log scale is 0.5974, 0.5965 and 0.6004 across the three states while the width itself spans 5.1e-5 to 9.3e-4, and the epistemic component supplies 0.43 per cent of predictive variance. Section 3.5 anticipated this, a single recurrent layer leaving the dropout mask on the output layer alone.</w:t>
+        <w:t xml:space="preserve">Section 3.7 undertook to measure how wrong the spread is, not to correct it. Scaling the fitted predictive standard deviation by 1.11 brings coverage to 90.1 per cent; by state the constant is 1.24 in calm against 1.01 and 1.02 elsewhere, so the miscalibration is almost entirely a calm-state phenomenon. Width does not adapt to the state, the second clause of research question three: the mean predictive standard deviation in logs is 0.5974, 0.5965 and 0.6004 across the three states, and the epistemic component supplies 0.43 per cent of predictive variance.</w:t>
       </w:r>
     </w:p>
     <w:p>
@@ -11120,15 +6784,16 @@
         <w:jc w:val="both"/>
       </w:pPr>
       <w:r>
-        <w:t xml:space="preserve">Research question four asks whether those findings are properties of the method or of the market it was developed on. The reduced design of Section 3.9 re-runs the econometric baselines and the regime-conditioned mixture on the Russell 2000 and the FTSE 100, with the state model re-estimated on each asset rather than carried across. Table 4.11 gives the outcome. On both, the mixture is ahead of HAR-RV in level and the pooled test does not detect it, as on the reference asset. The two diverge on the conditional test: on the Russell 2000 it rejects at 0.0087, reproducing the S&amp;P 500 conjunction in full, while on the FTSE 100 it returns 0.254, so the state dependence the finding rests on does not reproduce. All three assets selected the same pre-registered penalty, with test-window mean state durations of 15.1, 19.2 and 12.6 days.</w:t>
+        <w:t xml:space="preserve">The reduced design of Section 3.9 re-runs the baselines and the mixture on the Russell 2000 and the FTSE 100, the state model re-estimated on each. On both the mixture leads HAR-RV in level and the pooled test does not detect it; the two diverge on the conditional test, which rejects at 0.0087 on the Russell 2000 and returns 0.254 on the FTSE 100, where the state dependence the finding rests on does not reproduce. All three selected the same pre-registered penalty, at test-window mean state durations of 15.1, 19.2 and 12.6 days.</w:t>
       </w:r>
     </w:p>
     <w:p>
       <w:pPr>
         <w:pStyle w:val="Caption"/>
+        <w:keepNext/>
       </w:pPr>
       <w:r>
-        <w:t xml:space="preserve">Table 4.11  The reduced replication of Section 3.9. Losses are QLIKE over each asset's own evaluation block; the conditional test is Giacomini-White on the three lagged state indicators. The FTSE 100 loses two days to the calendar join, as Section 3.9 undertakes to report.</w:t>
+        <w:t xml:space="preserve">Table 4.6  The reduced replication of Section 3.9. Losses are QLIKE over each asset's own evaluation block; the FTSE 100 loses two days to the join.</w:t>
       </w:r>
     </w:p>
     <w:tbl>
@@ -11846,7 +7511,7 @@
         <w:jc w:val="both"/>
       </w:pPr>
       <w:r>
-        <w:t xml:space="preserve">One asymmetry between the assets belongs to the measurement rather than to the method, and it bears on how Table 4.11 should be read. Over each asset's own evaluation block, the variance of the open-to-close return divided by the mean realised variance is 0.90 on the S&amp;P 500 and 1.17 on the FTSE 100, but 2.01 on the Russell 2000. A realised measure should exceed the squared session return rather than halve it, and the discrepancy is the non-synchronous trading that five-minute sampling induces in a two-thousand-constituent small-capitalisation index, a case Liu, Patton and Sheppard (2015) document. It is why the two conditional-variance baselines deteriorate on that asset, to 0.481 and 0.444, while HAR-RV and the mixture, which read the same realised series, improve. The comparison in Table 4.11 is unaffected because all three models there are scored against that one series, but the FTSE 100 is the cleaner test of transfer, and it is the one on which the conditional finding fails.</w:t>
+        <w:t xml:space="preserve">One asymmetry belongs to the measurement rather than the method: the variance of the open-to-close return divided by the mean realised variance is 0.90 on the S&amp;P 500 and 1.17 on the FTSE 100, but 2.01 on the Russell 2000, where a realised measure should exceed the squared session return rather than halve it. Non-synchronous trading in a two-thousand-constituent small-capitalisation index, a case Liu, Patton and Sheppard (2015) document, is why the conditional-variance baselines deteriorate there, to 0.481 and 0.444, while HAR-RV and the mixture, reading the same series, improve. Table 4.6 is unaffected, all three models reading that one series, but it also makes the FTSE 100 the cleaner test of transfer — the one on which the conditional finding fails.</w:t>
       </w:r>
     </w:p>
     <w:p>
@@ -11872,780 +7537,16 @@
         <w:jc w:val="both"/>
       </w:pPr>
       <w:r>
-        <w:t xml:space="preserve">Six checks bound the confidence the preceding sections may be given, and Table 4.12 collects them. Each varies one element of the design and asks whether a reported conclusion moves. Five leave the conclusions intact. The frozen training protocol costs the networks about 1.6 per cent, so the reported margin is a conservative lower bound rather than a flattering one. Fitting the benchmark in logarithms rather than levels raises its loss to 0.4886, which disposes of the objection that the networks win only because they model a transformed target. The state-dependence finding survives replacement of the penalised state estimator by the maximum-likelihood one, at a conditional p-value of 2.0e-05. The centring that Section 3.7 declares changes no verdict across thirty tests. And an independent implementation re-derives 943 published values without a single disagreement.</w:t>
+        <w:t xml:space="preserve">Six checks each vary one element of the design (Appendix C.9); five leave the conclusions intact: the frozen protocol costs the networks about 1.6 per cent, so the reported margin is a conservative lower bound; the benchmark fitted in logarithms returns 0.4886 against 0.2745 in levels, disposing of the objection that the networks win by modelling a transformed target; the state-dependence finding survives replacing the penalised state estimator with the maximum-likelihood one, at a conditional p-value of 2.0e-05; the mean-centring Section 3.7 declared changes no verdict across thirty tests; and an independent implementation re-derives 943 published values without a disagreement.</w:t>
       </w:r>
     </w:p>
-    <w:p>
-      <w:pPr>
-        <w:pStyle w:val="Caption"/>
-      </w:pPr>
-      <w:r>
-        <w:t xml:space="preserve">Table 4.12  Six robustness checks. Each varies one element of the design and reports whether a conclusion of Sections 4.6 to 4.9 moves.</w:t>
-      </w:r>
-    </w:p>
-    <w:tbl>
-      <w:tblPr>
-        <w:tblW w:type="dxa" w:w="9026"/>
-        <w:tblBorders>
-          <w:top w:val="single" w:color="auto" w:sz="4"/>
-          <w:left w:val="single" w:color="auto" w:sz="4"/>
-          <w:bottom w:val="single" w:color="auto" w:sz="4"/>
-          <w:right w:val="single" w:color="auto" w:sz="4"/>
-          <w:insideH w:val="single" w:color="auto" w:sz="4"/>
-          <w:insideV w:val="single" w:color="auto" w:sz="4"/>
-        </w:tblBorders>
-      </w:tblPr>
-      <w:tblGrid>
-        <w:gridCol w:w="1900"/>
-        <w:gridCol w:w="2900"/>
-        <w:gridCol w:w="4226"/>
-      </w:tblGrid>
-      <w:tr>
-        <w:trPr>
-          <w:cantSplit/>
-          <w:tblHeader/>
-        </w:trPr>
-        <w:tc>
-          <w:tcPr>
-            <w:tcW w:type="dxa" w:w="1900"/>
-            <w:tcBorders>
-              <w:top w:val="single" w:color="111111" w:sz="4"/>
-              <w:left w:val="none" w:color="FFFFFF" w:sz="0"/>
-              <w:bottom w:val="single" w:color="111111" w:sz="4"/>
-              <w:right w:val="none" w:color="FFFFFF" w:sz="0"/>
-            </w:tcBorders>
-            <w:shd w:fill="F2F2F2" w:color="auto" w:val="clear"/>
-            <w:tcMar>
-              <w:top w:type="dxa" w:w="70"/>
-              <w:left w:type="dxa" w:w="110"/>
-              <w:bottom w:type="dxa" w:w="70"/>
-              <w:right w:type="dxa" w:w="110"/>
-            </w:tcMar>
-          </w:tcPr>
-          <w:p>
-            <w:pPr>
-              <w:spacing w:after="0" w:line="260"/>
-            </w:pPr>
-            <w:r>
-              <w:rPr>
-                <w:rFonts w:ascii="Calibri" w:cs="Calibri" w:eastAsia="Calibri" w:hAnsi="Calibri"/>
-                <w:b/>
-                <w:bCs/>
-                <w:color w:val="111111"/>
-                <w:sz w:val="17"/>
-                <w:szCs w:val="17"/>
-              </w:rPr>
-              <w:t xml:space="preserve">Check</w:t>
-            </w:r>
-          </w:p>
-        </w:tc>
-        <w:tc>
-          <w:tcPr>
-            <w:tcW w:type="dxa" w:w="2900"/>
-            <w:tcBorders>
-              <w:top w:val="single" w:color="111111" w:sz="4"/>
-              <w:left w:val="none" w:color="FFFFFF" w:sz="0"/>
-              <w:bottom w:val="single" w:color="111111" w:sz="4"/>
-              <w:right w:val="none" w:color="FFFFFF" w:sz="0"/>
-            </w:tcBorders>
-            <w:shd w:fill="F2F2F2" w:color="auto" w:val="clear"/>
-            <w:tcMar>
-              <w:top w:type="dxa" w:w="70"/>
-              <w:left w:type="dxa" w:w="110"/>
-              <w:bottom w:type="dxa" w:w="70"/>
-              <w:right w:type="dxa" w:w="110"/>
-            </w:tcMar>
-          </w:tcPr>
-          <w:p>
-            <w:pPr>
-              <w:spacing w:after="0" w:line="260"/>
-            </w:pPr>
-            <w:r>
-              <w:rPr>
-                <w:rFonts w:ascii="Calibri" w:cs="Calibri" w:eastAsia="Calibri" w:hAnsi="Calibri"/>
-                <w:b/>
-                <w:bCs/>
-                <w:color w:val="111111"/>
-                <w:sz w:val="17"/>
-                <w:szCs w:val="17"/>
-              </w:rPr>
-              <w:t xml:space="preserve">What it establishes</w:t>
-            </w:r>
-          </w:p>
-        </w:tc>
-        <w:tc>
-          <w:tcPr>
-            <w:tcW w:type="dxa" w:w="4226"/>
-            <w:tcBorders>
-              <w:top w:val="single" w:color="111111" w:sz="4"/>
-              <w:left w:val="none" w:color="FFFFFF" w:sz="0"/>
-              <w:bottom w:val="single" w:color="111111" w:sz="4"/>
-              <w:right w:val="none" w:color="FFFFFF" w:sz="0"/>
-            </w:tcBorders>
-            <w:shd w:fill="F2F2F2" w:color="auto" w:val="clear"/>
-            <w:tcMar>
-              <w:top w:type="dxa" w:w="70"/>
-              <w:left w:type="dxa" w:w="110"/>
-              <w:bottom w:type="dxa" w:w="70"/>
-              <w:right w:type="dxa" w:w="110"/>
-            </w:tcMar>
-          </w:tcPr>
-          <w:p>
-            <w:pPr>
-              <w:spacing w:after="0" w:line="260"/>
-            </w:pPr>
-            <w:r>
-              <w:rPr>
-                <w:rFonts w:ascii="Calibri" w:cs="Calibri" w:eastAsia="Calibri" w:hAnsi="Calibri"/>
-                <w:b/>
-                <w:bCs/>
-                <w:color w:val="111111"/>
-                <w:sz w:val="17"/>
-                <w:szCs w:val="17"/>
-              </w:rPr>
-              <w:t xml:space="preserve">Outcome</w:t>
-            </w:r>
-          </w:p>
-        </w:tc>
-      </w:tr>
-      <w:tr>
-        <w:trPr>
-          <w:cantSplit/>
-          <w:tblHeader w:val="false"/>
-        </w:trPr>
-        <w:tc>
-          <w:tcPr>
-            <w:tcW w:type="dxa" w:w="1900"/>
-            <w:tcBorders>
-              <w:top w:val="none" w:color="FFFFFF" w:sz="0"/>
-              <w:left w:val="none" w:color="FFFFFF" w:sz="0"/>
-              <w:bottom w:val="single" w:color="BFBFBF" w:sz="4"/>
-              <w:right w:val="none" w:color="FFFFFF" w:sz="0"/>
-            </w:tcBorders>
-            <w:tcMar>
-              <w:top w:type="dxa" w:w="70"/>
-              <w:left w:type="dxa" w:w="110"/>
-              <w:bottom w:type="dxa" w:w="70"/>
-              <w:right w:type="dxa" w:w="110"/>
-            </w:tcMar>
-          </w:tcPr>
-          <w:p>
-            <w:pPr>
-              <w:spacing w:after="0" w:line="260"/>
-            </w:pPr>
-            <w:r>
-              <w:rPr>
-                <w:rFonts w:ascii="Calibri" w:cs="Calibri" w:eastAsia="Calibri" w:hAnsi="Calibri"/>
-                <w:b w:val="false"/>
-                <w:bCs w:val="false"/>
-                <w:color w:val="444444"/>
-                <w:sz w:val="17"/>
-                <w:szCs w:val="17"/>
-              </w:rPr>
-              <w:t xml:space="preserve">Initialisation</w:t>
-            </w:r>
-          </w:p>
-        </w:tc>
-        <w:tc>
-          <w:tcPr>
-            <w:tcW w:type="dxa" w:w="2900"/>
-            <w:tcBorders>
-              <w:top w:val="none" w:color="FFFFFF" w:sz="0"/>
-              <w:left w:val="none" w:color="FFFFFF" w:sz="0"/>
-              <w:bottom w:val="single" w:color="BFBFBF" w:sz="4"/>
-              <w:right w:val="none" w:color="FFFFFF" w:sz="0"/>
-            </w:tcBorders>
-            <w:tcMar>
-              <w:top w:type="dxa" w:w="70"/>
-              <w:left w:type="dxa" w:w="110"/>
-              <w:bottom w:type="dxa" w:w="70"/>
-              <w:right w:type="dxa" w:w="110"/>
-            </w:tcMar>
-          </w:tcPr>
-          <w:p>
-            <w:pPr>
-              <w:spacing w:after="0" w:line="260"/>
-            </w:pPr>
-            <w:r>
-              <w:rPr>
-                <w:rFonts w:ascii="Calibri" w:cs="Calibri" w:eastAsia="Calibri" w:hAnsi="Calibri"/>
-                <w:b w:val="false"/>
-                <w:bCs w:val="false"/>
-                <w:color w:val="444444"/>
-                <w:sz w:val="17"/>
-                <w:szCs w:val="17"/>
-              </w:rPr>
-              <w:t xml:space="preserve">Whether the pooled ordering is stable across random seeds</w:t>
-            </w:r>
-          </w:p>
-        </w:tc>
-        <w:tc>
-          <w:tcPr>
-            <w:tcW w:type="dxa" w:w="4226"/>
-            <w:tcBorders>
-              <w:top w:val="none" w:color="FFFFFF" w:sz="0"/>
-              <w:left w:val="none" w:color="FFFFFF" w:sz="0"/>
-              <w:bottom w:val="single" w:color="BFBFBF" w:sz="4"/>
-              <w:right w:val="none" w:color="FFFFFF" w:sz="0"/>
-            </w:tcBorders>
-            <w:tcMar>
-              <w:top w:type="dxa" w:w="70"/>
-              <w:left w:type="dxa" w:w="110"/>
-              <w:bottom w:type="dxa" w:w="70"/>
-              <w:right w:type="dxa" w:w="110"/>
-            </w:tcMar>
-          </w:tcPr>
-          <w:p>
-            <w:pPr>
-              <w:spacing w:after="0" w:line="260"/>
-            </w:pPr>
-            <w:r>
-              <w:rPr>
-                <w:rFonts w:ascii="Calibri" w:cs="Calibri" w:eastAsia="Calibri" w:hAnsi="Calibri"/>
-                <w:b w:val="false"/>
-                <w:bCs w:val="false"/>
-                <w:color w:val="444444"/>
-                <w:sz w:val="17"/>
-                <w:szCs w:val="17"/>
-              </w:rPr>
-              <w:t xml:space="preserve">Five seeds over the four leading specifications: standard deviation 0.0062 against a published gap of 0.0025, and the five-seed mean reverses the ordering</w:t>
-            </w:r>
-          </w:p>
-        </w:tc>
-      </w:tr>
-      <w:tr>
-        <w:trPr>
-          <w:cantSplit/>
-          <w:tblHeader w:val="false"/>
-        </w:trPr>
-        <w:tc>
-          <w:tcPr>
-            <w:tcW w:type="dxa" w:w="1900"/>
-            <w:tcBorders>
-              <w:top w:val="none" w:color="FFFFFF" w:sz="0"/>
-              <w:left w:val="none" w:color="FFFFFF" w:sz="0"/>
-              <w:bottom w:val="single" w:color="BFBFBF" w:sz="4"/>
-              <w:right w:val="none" w:color="FFFFFF" w:sz="0"/>
-            </w:tcBorders>
-            <w:tcMar>
-              <w:top w:type="dxa" w:w="70"/>
-              <w:left w:type="dxa" w:w="110"/>
-              <w:bottom w:type="dxa" w:w="70"/>
-              <w:right w:type="dxa" w:w="110"/>
-            </w:tcMar>
-          </w:tcPr>
-          <w:p>
-            <w:pPr>
-              <w:spacing w:after="0" w:line="260"/>
-            </w:pPr>
-            <w:r>
-              <w:rPr>
-                <w:rFonts w:ascii="Calibri" w:cs="Calibri" w:eastAsia="Calibri" w:hAnsi="Calibri"/>
-                <w:b w:val="false"/>
-                <w:bCs w:val="false"/>
-                <w:color w:val="444444"/>
-                <w:sz w:val="17"/>
-                <w:szCs w:val="17"/>
-              </w:rPr>
-              <w:t xml:space="preserve">Refit cadence</w:t>
-            </w:r>
-          </w:p>
-        </w:tc>
-        <w:tc>
-          <w:tcPr>
-            <w:tcW w:type="dxa" w:w="2900"/>
-            <w:tcBorders>
-              <w:top w:val="none" w:color="FFFFFF" w:sz="0"/>
-              <w:left w:val="none" w:color="FFFFFF" w:sz="0"/>
-              <w:bottom w:val="single" w:color="BFBFBF" w:sz="4"/>
-              <w:right w:val="none" w:color="FFFFFF" w:sz="0"/>
-            </w:tcBorders>
-            <w:tcMar>
-              <w:top w:type="dxa" w:w="70"/>
-              <w:left w:type="dxa" w:w="110"/>
-              <w:bottom w:type="dxa" w:w="70"/>
-              <w:right w:type="dxa" w:w="110"/>
-            </w:tcMar>
-          </w:tcPr>
-          <w:p>
-            <w:pPr>
-              <w:spacing w:after="0" w:line="260"/>
-            </w:pPr>
-            <w:r>
-              <w:rPr>
-                <w:rFonts w:ascii="Calibri" w:cs="Calibri" w:eastAsia="Calibri" w:hAnsi="Calibri"/>
-                <w:b w:val="false"/>
-                <w:bCs w:val="false"/>
-                <w:color w:val="444444"/>
-                <w:sz w:val="17"/>
-                <w:szCs w:val="17"/>
-              </w:rPr>
-              <w:t xml:space="preserve">What the frozen training protocol costs the networks</w:t>
-            </w:r>
-          </w:p>
-        </w:tc>
-        <w:tc>
-          <w:tcPr>
-            <w:tcW w:type="dxa" w:w="4226"/>
-            <w:tcBorders>
-              <w:top w:val="none" w:color="FFFFFF" w:sz="0"/>
-              <w:left w:val="none" w:color="FFFFFF" w:sz="0"/>
-              <w:bottom w:val="single" w:color="BFBFBF" w:sz="4"/>
-              <w:right w:val="none" w:color="FFFFFF" w:sz="0"/>
-            </w:tcBorders>
-            <w:tcMar>
-              <w:top w:type="dxa" w:w="70"/>
-              <w:left w:type="dxa" w:w="110"/>
-              <w:bottom w:type="dxa" w:w="70"/>
-              <w:right w:type="dxa" w:w="110"/>
-            </w:tcMar>
-          </w:tcPr>
-          <w:p>
-            <w:pPr>
-              <w:spacing w:after="0" w:line="260"/>
-            </w:pPr>
-            <w:r>
-              <w:rPr>
-                <w:rFonts w:ascii="Calibri" w:cs="Calibri" w:eastAsia="Calibri" w:hAnsi="Calibri"/>
-                <w:b w:val="false"/>
-                <w:bCs w:val="false"/>
-                <w:color w:val="444444"/>
-                <w:sz w:val="17"/>
-                <w:szCs w:val="17"/>
-              </w:rPr>
-              <w:t xml:space="preserve">Refitting at the baselines' monthly cadence lowers the unconditional network from 0.2650 to 0.2607, so the protocol is conservative by 1.6 per cent</w:t>
-            </w:r>
-          </w:p>
-        </w:tc>
-      </w:tr>
-      <w:tr>
-        <w:trPr>
-          <w:cantSplit/>
-          <w:tblHeader w:val="false"/>
-        </w:trPr>
-        <w:tc>
-          <w:tcPr>
-            <w:tcW w:type="dxa" w:w="1900"/>
-            <w:tcBorders>
-              <w:top w:val="none" w:color="FFFFFF" w:sz="0"/>
-              <w:left w:val="none" w:color="FFFFFF" w:sz="0"/>
-              <w:bottom w:val="single" w:color="BFBFBF" w:sz="4"/>
-              <w:right w:val="none" w:color="FFFFFF" w:sz="0"/>
-            </w:tcBorders>
-            <w:tcMar>
-              <w:top w:type="dxa" w:w="70"/>
-              <w:left w:type="dxa" w:w="110"/>
-              <w:bottom w:type="dxa" w:w="70"/>
-              <w:right w:type="dxa" w:w="110"/>
-            </w:tcMar>
-          </w:tcPr>
-          <w:p>
-            <w:pPr>
-              <w:spacing w:after="0" w:line="260"/>
-            </w:pPr>
-            <w:r>
-              <w:rPr>
-                <w:rFonts w:ascii="Calibri" w:cs="Calibri" w:eastAsia="Calibri" w:hAnsi="Calibri"/>
-                <w:b w:val="false"/>
-                <w:bCs w:val="false"/>
-                <w:color w:val="444444"/>
-                <w:sz w:val="17"/>
-                <w:szCs w:val="17"/>
-              </w:rPr>
-              <w:t xml:space="preserve">Benchmark specification</w:t>
-            </w:r>
-          </w:p>
-        </w:tc>
-        <w:tc>
-          <w:tcPr>
-            <w:tcW w:type="dxa" w:w="2900"/>
-            <w:tcBorders>
-              <w:top w:val="none" w:color="FFFFFF" w:sz="0"/>
-              <w:left w:val="none" w:color="FFFFFF" w:sz="0"/>
-              <w:bottom w:val="single" w:color="BFBFBF" w:sz="4"/>
-              <w:right w:val="none" w:color="FFFFFF" w:sz="0"/>
-            </w:tcBorders>
-            <w:tcMar>
-              <w:top w:type="dxa" w:w="70"/>
-              <w:left w:type="dxa" w:w="110"/>
-              <w:bottom w:type="dxa" w:w="70"/>
-              <w:right w:type="dxa" w:w="110"/>
-            </w:tcMar>
-          </w:tcPr>
-          <w:p>
-            <w:pPr>
-              <w:spacing w:after="0" w:line="260"/>
-            </w:pPr>
-            <w:r>
-              <w:rPr>
-                <w:rFonts w:ascii="Calibri" w:cs="Calibri" w:eastAsia="Calibri" w:hAnsi="Calibri"/>
-                <w:b w:val="false"/>
-                <w:bCs w:val="false"/>
-                <w:color w:val="444444"/>
-                <w:sz w:val="17"/>
-                <w:szCs w:val="17"/>
-              </w:rPr>
-              <w:t xml:space="preserve">Whether the networks win only by modelling a transformed target</w:t>
-            </w:r>
-          </w:p>
-        </w:tc>
-        <w:tc>
-          <w:tcPr>
-            <w:tcW w:type="dxa" w:w="4226"/>
-            <w:tcBorders>
-              <w:top w:val="none" w:color="FFFFFF" w:sz="0"/>
-              <w:left w:val="none" w:color="FFFFFF" w:sz="0"/>
-              <w:bottom w:val="single" w:color="BFBFBF" w:sz="4"/>
-              <w:right w:val="none" w:color="FFFFFF" w:sz="0"/>
-            </w:tcBorders>
-            <w:tcMar>
-              <w:top w:type="dxa" w:w="70"/>
-              <w:left w:type="dxa" w:w="110"/>
-              <w:bottom w:type="dxa" w:w="70"/>
-              <w:right w:type="dxa" w:w="110"/>
-            </w:tcMar>
-          </w:tcPr>
-          <w:p>
-            <w:pPr>
-              <w:spacing w:after="0" w:line="260"/>
-            </w:pPr>
-            <w:r>
-              <w:rPr>
-                <w:rFonts w:ascii="Calibri" w:cs="Calibri" w:eastAsia="Calibri" w:hAnsi="Calibri"/>
-                <w:b w:val="false"/>
-                <w:bCs w:val="false"/>
-                <w:color w:val="444444"/>
-                <w:sz w:val="17"/>
-                <w:szCs w:val="17"/>
-              </w:rPr>
-              <w:t xml:space="preserve">HAR-RV fitted in logarithms returns 0.4886 against 0.2745 in levels, on identical folds</w:t>
-            </w:r>
-          </w:p>
-        </w:tc>
-      </w:tr>
-      <w:tr>
-        <w:trPr>
-          <w:cantSplit/>
-          <w:tblHeader w:val="false"/>
-        </w:trPr>
-        <w:tc>
-          <w:tcPr>
-            <w:tcW w:type="dxa" w:w="1900"/>
-            <w:tcBorders>
-              <w:top w:val="none" w:color="FFFFFF" w:sz="0"/>
-              <w:left w:val="none" w:color="FFFFFF" w:sz="0"/>
-              <w:bottom w:val="single" w:color="BFBFBF" w:sz="4"/>
-              <w:right w:val="none" w:color="FFFFFF" w:sz="0"/>
-            </w:tcBorders>
-            <w:tcMar>
-              <w:top w:type="dxa" w:w="70"/>
-              <w:left w:type="dxa" w:w="110"/>
-              <w:bottom w:type="dxa" w:w="70"/>
-              <w:right w:type="dxa" w:w="110"/>
-            </w:tcMar>
-          </w:tcPr>
-          <w:p>
-            <w:pPr>
-              <w:spacing w:after="0" w:line="260"/>
-            </w:pPr>
-            <w:r>
-              <w:rPr>
-                <w:rFonts w:ascii="Calibri" w:cs="Calibri" w:eastAsia="Calibri" w:hAnsi="Calibri"/>
-                <w:b w:val="false"/>
-                <w:bCs w:val="false"/>
-                <w:color w:val="444444"/>
-                <w:sz w:val="17"/>
-                <w:szCs w:val="17"/>
-              </w:rPr>
-              <w:t xml:space="preserve">State estimator</w:t>
-            </w:r>
-          </w:p>
-        </w:tc>
-        <w:tc>
-          <w:tcPr>
-            <w:tcW w:type="dxa" w:w="2900"/>
-            <w:tcBorders>
-              <w:top w:val="none" w:color="FFFFFF" w:sz="0"/>
-              <w:left w:val="none" w:color="FFFFFF" w:sz="0"/>
-              <w:bottom w:val="single" w:color="BFBFBF" w:sz="4"/>
-              <w:right w:val="none" w:color="FFFFFF" w:sz="0"/>
-            </w:tcBorders>
-            <w:tcMar>
-              <w:top w:type="dxa" w:w="70"/>
-              <w:left w:type="dxa" w:w="110"/>
-              <w:bottom w:type="dxa" w:w="70"/>
-              <w:right w:type="dxa" w:w="110"/>
-            </w:tcMar>
-          </w:tcPr>
-          <w:p>
-            <w:pPr>
-              <w:spacing w:after="0" w:line="260"/>
-            </w:pPr>
-            <w:r>
-              <w:rPr>
-                <w:rFonts w:ascii="Calibri" w:cs="Calibri" w:eastAsia="Calibri" w:hAnsi="Calibri"/>
-                <w:b w:val="false"/>
-                <w:bCs w:val="false"/>
-                <w:color w:val="444444"/>
-                <w:sz w:val="17"/>
-                <w:szCs w:val="17"/>
-              </w:rPr>
-              <w:t xml:space="preserve">Whether state dependence depends on the penalised estimator</w:t>
-            </w:r>
-          </w:p>
-        </w:tc>
-        <w:tc>
-          <w:tcPr>
-            <w:tcW w:type="dxa" w:w="4226"/>
-            <w:tcBorders>
-              <w:top w:val="none" w:color="FFFFFF" w:sz="0"/>
-              <w:left w:val="none" w:color="FFFFFF" w:sz="0"/>
-              <w:bottom w:val="single" w:color="BFBFBF" w:sz="4"/>
-              <w:right w:val="none" w:color="FFFFFF" w:sz="0"/>
-            </w:tcBorders>
-            <w:tcMar>
-              <w:top w:type="dxa" w:w="70"/>
-              <w:left w:type="dxa" w:w="110"/>
-              <w:bottom w:type="dxa" w:w="70"/>
-              <w:right w:type="dxa" w:w="110"/>
-            </w:tcMar>
-          </w:tcPr>
-          <w:p>
-            <w:pPr>
-              <w:spacing w:after="0" w:line="260"/>
-            </w:pPr>
-            <w:r>
-              <w:rPr>
-                <w:rFonts w:ascii="Calibri" w:cs="Calibri" w:eastAsia="Calibri" w:hAnsi="Calibri"/>
-                <w:b w:val="false"/>
-                <w:bCs w:val="false"/>
-                <w:color w:val="444444"/>
-                <w:sz w:val="17"/>
-                <w:szCs w:val="17"/>
-              </w:rPr>
-              <w:t xml:space="preserve">Re-run on the maximum-likelihood estimator, the transitional advantage holds at 0.1951 against 0.2409, conditional test 2.0e-05</w:t>
-            </w:r>
-          </w:p>
-        </w:tc>
-      </w:tr>
-      <w:tr>
-        <w:trPr>
-          <w:cantSplit/>
-          <w:tblHeader w:val="false"/>
-        </w:trPr>
-        <w:tc>
-          <w:tcPr>
-            <w:tcW w:type="dxa" w:w="1900"/>
-            <w:tcBorders>
-              <w:top w:val="none" w:color="FFFFFF" w:sz="0"/>
-              <w:left w:val="none" w:color="FFFFFF" w:sz="0"/>
-              <w:bottom w:val="single" w:color="BFBFBF" w:sz="4"/>
-              <w:right w:val="none" w:color="FFFFFF" w:sz="0"/>
-            </w:tcBorders>
-            <w:tcMar>
-              <w:top w:type="dxa" w:w="70"/>
-              <w:left w:type="dxa" w:w="110"/>
-              <w:bottom w:type="dxa" w:w="70"/>
-              <w:right w:type="dxa" w:w="110"/>
-            </w:tcMar>
-          </w:tcPr>
-          <w:p>
-            <w:pPr>
-              <w:spacing w:after="0" w:line="260"/>
-            </w:pPr>
-            <w:r>
-              <w:rPr>
-                <w:rFonts w:ascii="Calibri" w:cs="Calibri" w:eastAsia="Calibri" w:hAnsi="Calibri"/>
-                <w:b w:val="false"/>
-                <w:bCs w:val="false"/>
-                <w:color w:val="444444"/>
-                <w:sz w:val="17"/>
-                <w:szCs w:val="17"/>
-              </w:rPr>
-              <w:t xml:space="preserve">Test construction</w:t>
-            </w:r>
-          </w:p>
-        </w:tc>
-        <w:tc>
-          <w:tcPr>
-            <w:tcW w:type="dxa" w:w="2900"/>
-            <w:tcBorders>
-              <w:top w:val="none" w:color="FFFFFF" w:sz="0"/>
-              <w:left w:val="none" w:color="FFFFFF" w:sz="0"/>
-              <w:bottom w:val="single" w:color="BFBFBF" w:sz="4"/>
-              <w:right w:val="none" w:color="FFFFFF" w:sz="0"/>
-            </w:tcBorders>
-            <w:tcMar>
-              <w:top w:type="dxa" w:w="70"/>
-              <w:left w:type="dxa" w:w="110"/>
-              <w:bottom w:type="dxa" w:w="70"/>
-              <w:right w:type="dxa" w:w="110"/>
-            </w:tcMar>
-          </w:tcPr>
-          <w:p>
-            <w:pPr>
-              <w:spacing w:after="0" w:line="260"/>
-            </w:pPr>
-            <w:r>
-              <w:rPr>
-                <w:rFonts w:ascii="Calibri" w:cs="Calibri" w:eastAsia="Calibri" w:hAnsi="Calibri"/>
-                <w:b w:val="false"/>
-                <w:bCs w:val="false"/>
-                <w:color w:val="444444"/>
-                <w:sz w:val="17"/>
-                <w:szCs w:val="17"/>
-              </w:rPr>
-              <w:t xml:space="preserve">Whether the declared centring of the conditional test matters</w:t>
-            </w:r>
-          </w:p>
-        </w:tc>
-        <w:tc>
-          <w:tcPr>
-            <w:tcW w:type="dxa" w:w="4226"/>
-            <w:tcBorders>
-              <w:top w:val="none" w:color="FFFFFF" w:sz="0"/>
-              <w:left w:val="none" w:color="FFFFFF" w:sz="0"/>
-              <w:bottom w:val="single" w:color="BFBFBF" w:sz="4"/>
-              <w:right w:val="none" w:color="FFFFFF" w:sz="0"/>
-            </w:tcBorders>
-            <w:tcMar>
-              <w:top w:type="dxa" w:w="70"/>
-              <w:left w:type="dxa" w:w="110"/>
-              <w:bottom w:type="dxa" w:w="70"/>
-              <w:right w:type="dxa" w:w="110"/>
-            </w:tcMar>
-          </w:tcPr>
-          <w:p>
-            <w:pPr>
-              <w:spacing w:after="0" w:line="260"/>
-            </w:pPr>
-            <w:r>
-              <w:rPr>
-                <w:rFonts w:ascii="Calibri" w:cs="Calibri" w:eastAsia="Calibri" w:hAnsi="Calibri"/>
-                <w:b w:val="false"/>
-                <w:bCs w:val="false"/>
-                <w:color w:val="444444"/>
-                <w:sz w:val="17"/>
-                <w:szCs w:val="17"/>
-              </w:rPr>
-              <w:t xml:space="preserve">Thirty tests recomputed without centring: shrinkage from 0.12 to 4.87 per cent, no verdict changes</w:t>
-            </w:r>
-          </w:p>
-        </w:tc>
-      </w:tr>
-      <w:tr>
-        <w:trPr>
-          <w:cantSplit/>
-          <w:tblHeader w:val="false"/>
-        </w:trPr>
-        <w:tc>
-          <w:tcPr>
-            <w:tcW w:type="dxa" w:w="1900"/>
-            <w:tcBorders>
-              <w:top w:val="none" w:color="FFFFFF" w:sz="0"/>
-              <w:left w:val="none" w:color="FFFFFF" w:sz="0"/>
-              <w:bottom w:val="single" w:color="BFBFBF" w:sz="4"/>
-              <w:right w:val="none" w:color="FFFFFF" w:sz="0"/>
-            </w:tcBorders>
-            <w:tcMar>
-              <w:top w:type="dxa" w:w="70"/>
-              <w:left w:type="dxa" w:w="110"/>
-              <w:bottom w:type="dxa" w:w="70"/>
-              <w:right w:type="dxa" w:w="110"/>
-            </w:tcMar>
-          </w:tcPr>
-          <w:p>
-            <w:pPr>
-              <w:spacing w:after="0" w:line="260"/>
-            </w:pPr>
-            <w:r>
-              <w:rPr>
-                <w:rFonts w:ascii="Calibri" w:cs="Calibri" w:eastAsia="Calibri" w:hAnsi="Calibri"/>
-                <w:b w:val="false"/>
-                <w:bCs w:val="false"/>
-                <w:color w:val="444444"/>
-                <w:sz w:val="17"/>
-                <w:szCs w:val="17"/>
-              </w:rPr>
-              <w:t xml:space="preserve">Reproducibility</w:t>
-            </w:r>
-          </w:p>
-        </w:tc>
-        <w:tc>
-          <w:tcPr>
-            <w:tcW w:type="dxa" w:w="2900"/>
-            <w:tcBorders>
-              <w:top w:val="none" w:color="FFFFFF" w:sz="0"/>
-              <w:left w:val="none" w:color="FFFFFF" w:sz="0"/>
-              <w:bottom w:val="single" w:color="BFBFBF" w:sz="4"/>
-              <w:right w:val="none" w:color="FFFFFF" w:sz="0"/>
-            </w:tcBorders>
-            <w:tcMar>
-              <w:top w:type="dxa" w:w="70"/>
-              <w:left w:type="dxa" w:w="110"/>
-              <w:bottom w:type="dxa" w:w="70"/>
-              <w:right w:type="dxa" w:w="110"/>
-            </w:tcMar>
-          </w:tcPr>
-          <w:p>
-            <w:pPr>
-              <w:spacing w:after="0" w:line="260"/>
-            </w:pPr>
-            <w:r>
-              <w:rPr>
-                <w:rFonts w:ascii="Calibri" w:cs="Calibri" w:eastAsia="Calibri" w:hAnsi="Calibri"/>
-                <w:b w:val="false"/>
-                <w:bCs w:val="false"/>
-                <w:color w:val="444444"/>
-                <w:sz w:val="17"/>
-                <w:szCs w:val="17"/>
-              </w:rPr>
-              <w:t xml:space="preserve">Whether the reported values re-derive from the persisted forecasts</w:t>
-            </w:r>
-          </w:p>
-        </w:tc>
-        <w:tc>
-          <w:tcPr>
-            <w:tcW w:type="dxa" w:w="4226"/>
-            <w:tcBorders>
-              <w:top w:val="none" w:color="FFFFFF" w:sz="0"/>
-              <w:left w:val="none" w:color="FFFFFF" w:sz="0"/>
-              <w:bottom w:val="single" w:color="BFBFBF" w:sz="4"/>
-              <w:right w:val="none" w:color="FFFFFF" w:sz="0"/>
-            </w:tcBorders>
-            <w:tcMar>
-              <w:top w:type="dxa" w:w="70"/>
-              <w:left w:type="dxa" w:w="110"/>
-              <w:bottom w:type="dxa" w:w="70"/>
-              <w:right w:type="dxa" w:w="110"/>
-            </w:tcMar>
-          </w:tcPr>
-          <w:p>
-            <w:pPr>
-              <w:spacing w:after="0" w:line="260"/>
-            </w:pPr>
-            <w:r>
-              <w:rPr>
-                <w:rFonts w:ascii="Calibri" w:cs="Calibri" w:eastAsia="Calibri" w:hAnsi="Calibri"/>
-                <w:b w:val="false"/>
-                <w:bCs w:val="false"/>
-                <w:color w:val="444444"/>
-                <w:sz w:val="17"/>
-                <w:szCs w:val="17"/>
-              </w:rPr>
-              <w:t xml:space="preserve">An independent implementation re-derives 943 published values: 941 agree, two are skipped, none disagree</w:t>
-            </w:r>
-          </w:p>
-        </w:tc>
-      </w:tr>
-    </w:tbl>
     <w:p>
       <w:pPr>
         <w:spacing w:after="160" w:line="320"/>
         <w:jc w:val="both"/>
       </w:pPr>
       <w:r>
-        <w:t xml:space="preserve">The sixth check qualifies the pooled ranking materially and is reported for that reason. Refitting the four leading specifications under five random initialisations leaves the mixture with a standard deviation of 0.0062 across seeds and a range of 0.0164, against a published margin over the realised-volatility-only ablation of 0.0025. On the five-seed mean the ordering of Table 4.7 reverses, the regime-conditioned ablation taking first place. The published seed reproduces its fits to within 6e-17, so this is initialisation variance rather than an error, but it means the pooled ordering among the leading specifications is not resolved by the evidence assembled here. The conditional result of Section 4.7 is a different quantity and is not affected by it: that result rests on 329 days at a p-value below 1e-08.</w:t>
+        <w:t xml:space="preserve">The sixth qualifies the pooled ranking. Across five random initialisations the mixture has a standard deviation of 0.0062 and a range of 0.0164 against a published margin of 0.0025, and on the five-seed mean the ordering of Table 4.2 reverses, the regime-conditioned ablation taking first. The published seed reproduces its fits to within 6e-17, so this is initialisation variance, not error, but the pooled ordering among the leading specifications is not resolved here. The conditional result of Section 4.7 is a different quantity, resting on 329 days at a p-value below 1e-08, and is untouched.</w:t>
       </w:r>
     </w:p>
     <w:p>
@@ -12671,7 +7572,7 @@
         <w:jc w:val="both"/>
       </w:pPr>
       <w:r>
-        <w:t xml:space="preserve">This chapter has reported what the method returns on one equity index over 784 evaluation days. On point accuracy the network specifications lower QLIKE against HAR-RV by up to 5.4 per cent, but no pairwise test detects the difference and the confidence set retains the benchmark; what it excludes is the conditional-variance family (Table 4.7). Conditioning on the market state does not lower average loss but relocates the advantage: every network is ahead in the transitional state, the mixture by 21.8 per cent, and the state known at the forecast origin predicts which model will win (Table 4.8). The prediction intervals under-cover at both nominal levels, the failure being one of level rather than of clustering, and their width does not adapt to the state (Tables 4.9 and 4.10). The finding reproduces on a second index within the same session and not on a second market (Table 4.11). Chapter 5 takes up why the benchmark is so hard to displace in the pooled comparison, why the advantage concentrates where it does, and why the calm state carries almost all of the miscalibration.</w:t>
+        <w:t xml:space="preserve">On point accuracy the networks lower QLIKE against HAR-RV by up to 5.4 per cent, but no pairwise test detects the difference and the confidence set retains the benchmark, excluding the conditional-variance family instead. Conditioning on the market state relocates the advantage rather than lowering average loss: every network leads in the transitional state, the mixture by 21.8 per cent, and the state known at the forecast origin predicts which model will win. The intervals under-cover at both nominal levels — a failure of level, not of clustering — and their width does not adapt to the state. The finding reproduces on a second index within the same session and not on a second market. Chapter 5 takes up why the benchmark is so hard to displace, why the advantage concentrates where it does, and why calm carries the miscalibration.</w:t>
       </w:r>
     </w:p>
     <w:p>

--- a/Report Draft/Chapter4-Results.docx
+++ b/Report Draft/Chapter4-Results.docx
@@ -121,7 +121,56 @@
         <w:jc w:val="both"/>
       </w:pPr>
       <w:r>
-        <w:t xml:space="preserve">Against a realised variance of 41.21 every model under-predicts, by 1.6 times for the random walk and 4.5 for EGARCH, and all four 90 per cent intervals exclude the outcome: a one-step-ahead forecast conditions on a window that ends before the shock (Appendix C.11). That the reference floor is closest is precisely why one day is not evidence — it records the lowest loss on 300 of the 784 evaluation days, more than any other model, and the highest pooled loss of the five.</w:t>
+        <w:t xml:space="preserve">Figure 4.1 sets the window, the forecasts and the outcome on one axis. Against a realised variance of 41.21 every model under-predicts, by 1.6 times for the random walk and 4.5 for EGARCH, and all four 90 per cent intervals exclude the outcome: a one-step-ahead forecast conditions on a window that ends before the shock (Appendix C.11). That the reference floor is closest is precisely why one day is not evidence — it records the lowest loss on 300 of the 784 evaluation days, more than any other model, and the highest pooled loss of the five.</w:t>
+      </w:r>
+    </w:p>
+    <w:p>
+      <w:pPr>
+        <w:keepNext/>
+        <w:ind w:left="0" w:right="0" w:firstLine="0"/>
+        <w:jc w:val="center"/>
+      </w:pPr>
+      <w:r>
+        <w:drawing>
+          <wp:inline xmlns:a="http://schemas.openxmlformats.org/drawingml/2006/main" xmlns:pic="http://schemas.openxmlformats.org/drawingml/2006/picture">
+            <wp:extent cx="5577840" cy="2788920"/>
+            <wp:docPr id="1" name="Picture 1"/>
+            <wp:cNvGraphicFramePr>
+              <a:graphicFrameLocks noChangeAspect="1"/>
+            </wp:cNvGraphicFramePr>
+            <a:graphic>
+              <a:graphicData uri="http://schemas.openxmlformats.org/drawingml/2006/picture">
+                <pic:pic>
+                  <pic:nvPicPr>
+                    <pic:cNvPr id="0" name="fig4_1.png"/>
+                    <pic:cNvPicPr/>
+                  </pic:nvPicPr>
+                  <pic:blipFill>
+                    <a:blip r:embed="rId9"/>
+                    <a:stretch>
+                      <a:fillRect/>
+                    </a:stretch>
+                  </pic:blipFill>
+                  <pic:spPr>
+                    <a:xfrm>
+                      <a:off x="0" y="0"/>
+                      <a:ext cx="5577840" cy="2788920"/>
+                    </a:xfrm>
+                    <a:prstGeom prst="rect"/>
+                  </pic:spPr>
+                </pic:pic>
+              </a:graphicData>
+            </a:graphic>
+          </wp:inline>
+        </w:drawing>
+      </w:r>
+    </w:p>
+    <w:p>
+      <w:pPr>
+        <w:pStyle w:val="Caption"/>
+      </w:pPr>
+      <w:r>
+        <w:t xml:space="preserve">Figure 4.1  One forecast, end to end: the ten-day input window, the five forecasts for 16 March 2020 and the outcome, in units of 1e-4.</w:t>
       </w:r>
     </w:p>
     <w:p>
@@ -191,7 +240,56 @@
         <w:jc w:val="both"/>
       </w:pPr>
       <w:r>
-        <w:t xml:space="preserve">Over the evaluation window the signal switches 51 times, a mean duration of 15.1 days. Its external validity is the stronger evidence: the estimator sees only standardised daily returns, yet mean VIX rises monotonically across the states from 14.4 through 21.9 to 37.9, and the crisis state holds no day from the index's lowest tercile against 437 from its highest. Table 4.1 makes the point differently: the path holds 50 crisis episodes, and each of six named events opens one of them.</w:t>
+        <w:t xml:space="preserve">Over the evaluation window the signal switches 51 times, a mean duration of 15.1 days, and Figure 4.2 sets that path against realised variance. Its external validity is the stronger evidence: the estimator sees only standardised daily returns, yet mean VIX rises monotonically across the states from 14.4 through 21.9 to 37.9, and the crisis state holds no day from the index's lowest tercile against 437 from its highest. Table 4.1 makes the point differently: the path holds 50 crisis episodes, and each of six named events opens one of them.</w:t>
+      </w:r>
+    </w:p>
+    <w:p>
+      <w:pPr>
+        <w:keepNext/>
+        <w:ind w:left="0" w:right="0" w:firstLine="0"/>
+        <w:jc w:val="center"/>
+      </w:pPr>
+      <w:r>
+        <w:drawing>
+          <wp:inline xmlns:a="http://schemas.openxmlformats.org/drawingml/2006/main" xmlns:pic="http://schemas.openxmlformats.org/drawingml/2006/picture">
+            <wp:extent cx="5577840" cy="2514600"/>
+            <wp:docPr id="2" name="Picture 2"/>
+            <wp:cNvGraphicFramePr>
+              <a:graphicFrameLocks noChangeAspect="1"/>
+            </wp:cNvGraphicFramePr>
+            <a:graphic>
+              <a:graphicData uri="http://schemas.openxmlformats.org/drawingml/2006/picture">
+                <pic:pic>
+                  <pic:nvPicPr>
+                    <pic:cNvPr id="0" name="fig4_2.png"/>
+                    <pic:cNvPicPr/>
+                  </pic:nvPicPr>
+                  <pic:blipFill>
+                    <a:blip r:embed="rId10"/>
+                    <a:stretch>
+                      <a:fillRect/>
+                    </a:stretch>
+                  </pic:blipFill>
+                  <pic:spPr>
+                    <a:xfrm>
+                      <a:off x="0" y="0"/>
+                      <a:ext cx="5577840" cy="2514600"/>
+                    </a:xfrm>
+                    <a:prstGeom prst="rect"/>
+                  </pic:spPr>
+                </pic:pic>
+              </a:graphicData>
+            </a:graphic>
+          </wp:inline>
+        </w:drawing>
+      </w:r>
+    </w:p>
+    <w:p>
+      <w:pPr>
+        <w:pStyle w:val="Caption"/>
+      </w:pPr>
+      <w:r>
+        <w:t xml:space="preserve">Figure 4.2  The state known at the forecast origin against realised variance over the 784-day evaluation block; the vertical scale is logarithmic, in units of 1e-4.</w:t>
       </w:r>
     </w:p>
     <w:p>
